--- a/Documentation/Analysis/Use-Case Docs/Organisation Support/Organization Support-UseCaseDescription.docx
+++ b/Documentation/Analysis/Use-Case Docs/Organisation Support/Organization Support-UseCaseDescription.docx
@@ -1,6 +1,6 @@
 
 <file path=word/document.xml><?xml version="1.0" encoding="utf-8"?>
-<w:document xmlns:wpc="http://schemas.microsoft.com/office/word/2010/wordprocessingCanvas" xmlns:cx="http://schemas.microsoft.com/office/drawing/2014/chartex" xmlns:cx1="http://schemas.microsoft.com/office/drawing/2015/9/8/chartex" xmlns:cx2="http://schemas.microsoft.com/office/drawing/2015/10/21/chartex" xmlns:cx3="http://schemas.microsoft.com/office/drawing/2016/5/9/chartex" xmlns:cx4="http://schemas.microsoft.com/office/drawing/2016/5/10/chartex" xmlns:cx5="http://schemas.microsoft.com/office/drawing/2016/5/11/chartex" xmlns:cx6="http://schemas.microsoft.com/office/drawing/2016/5/12/chartex" xmlns:cx7="http://schemas.microsoft.com/office/drawing/2016/5/13/chartex" xmlns:cx8="http://schemas.microsoft.com/office/drawing/2016/5/14/chartex" xmlns:mc="http://schemas.openxmlformats.org/markup-compatibility/2006" xmlns:aink="http://schemas.microsoft.com/office/drawing/2016/ink" xmlns:am3d="http://schemas.microsoft.com/office/drawing/2017/model3d" xmlns:o="urn:schemas-microsoft-com:office:office" xmlns:oel="http://schemas.microsoft.com/office/2019/extlst" xmlns:r="http://schemas.openxmlformats.org/officeDocument/2006/relationships" xmlns:m="http://schemas.openxmlformats.org/officeDocument/2006/math" xmlns:v="urn:schemas-microsoft-com:vml" xmlns:wp14="http://schemas.microsoft.com/office/word/2010/wordprocessingDrawing" xmlns:wp="http://schemas.openxmlformats.org/drawingml/2006/wordprocessingDrawing" xmlns:w10="urn:schemas-microsoft-com:office:word" xmlns:w="http://schemas.openxmlformats.org/wordprocessingml/2006/main" xmlns:w14="http://schemas.microsoft.com/office/word/2010/wordml" xmlns:w15="http://schemas.microsoft.com/office/word/2012/wordml" xmlns:w16cex="http://schemas.microsoft.com/office/word/2018/wordml/cex" xmlns:w16cid="http://schemas.microsoft.com/office/word/2016/wordml/cid" xmlns:w16="http://schemas.microsoft.com/office/word/2018/wordml" xmlns:w16du="http://schemas.microsoft.com/office/word/2023/wordml/word16du" xmlns:w16sdtdh="http://schemas.microsoft.com/office/word/2020/wordml/sdtdatahash" xmlns:w16sdtfl="http://schemas.microsoft.com/office/word/2024/wordml/sdtformatlock" xmlns:w16se="http://schemas.microsoft.com/office/word/2015/wordml/symex" xmlns:wpg="http://schemas.microsoft.com/office/word/2010/wordprocessingGroup" xmlns:wpi="http://schemas.microsoft.com/office/word/2010/wordprocessingInk" xmlns:wne="http://schemas.microsoft.com/office/word/2006/wordml" xmlns:wps="http://schemas.microsoft.com/office/word/2010/wordprocessingShape" mc:Ignorable="w14 w15 w16se w16cid w16 w16cex w16sdtdh w16sdtfl w16du wp14">
+<w:document xmlns:wpc="http://schemas.microsoft.com/office/word/2010/wordprocessingCanvas" xmlns:cx="http://schemas.microsoft.com/office/drawing/2014/chartex" xmlns:cx1="http://schemas.microsoft.com/office/drawing/2015/9/8/chartex" xmlns:cx2="http://schemas.microsoft.com/office/drawing/2015/10/21/chartex" xmlns:cx3="http://schemas.microsoft.com/office/drawing/2016/5/9/chartex" xmlns:cx4="http://schemas.microsoft.com/office/drawing/2016/5/10/chartex" xmlns:cx5="http://schemas.microsoft.com/office/drawing/2016/5/11/chartex" xmlns:cx6="http://schemas.microsoft.com/office/drawing/2016/5/12/chartex" xmlns:cx7="http://schemas.microsoft.com/office/drawing/2016/5/13/chartex" xmlns:cx8="http://schemas.microsoft.com/office/drawing/2016/5/14/chartex" xmlns:mc="http://schemas.openxmlformats.org/markup-compatibility/2006" xmlns:aink="http://schemas.microsoft.com/office/drawing/2016/ink" xmlns:am3d="http://schemas.microsoft.com/office/drawing/2017/model3d" xmlns:o="urn:schemas-microsoft-com:office:office" xmlns:r="http://schemas.openxmlformats.org/officeDocument/2006/relationships" xmlns:m="http://schemas.openxmlformats.org/officeDocument/2006/math" xmlns:v="urn:schemas-microsoft-com:vml" xmlns:wp14="http://schemas.microsoft.com/office/word/2010/wordprocessingDrawing" xmlns:wp="http://schemas.openxmlformats.org/drawingml/2006/wordprocessingDrawing" xmlns:w10="urn:schemas-microsoft-com:office:word" xmlns:w="http://schemas.openxmlformats.org/wordprocessingml/2006/main" xmlns:w14="http://schemas.microsoft.com/office/word/2010/wordml" xmlns:w15="http://schemas.microsoft.com/office/word/2012/wordml" xmlns:w16cex="http://schemas.microsoft.com/office/word/2018/wordml/cex" xmlns:w16cid="http://schemas.microsoft.com/office/word/2016/wordml/cid" xmlns:w16="http://schemas.microsoft.com/office/word/2018/wordml" xmlns:w16sdtdh="http://schemas.microsoft.com/office/word/2020/wordml/sdtdatahash" xmlns:w16se="http://schemas.microsoft.com/office/word/2015/wordml/symex" xmlns:wpg="http://schemas.microsoft.com/office/word/2010/wordprocessingGroup" xmlns:wpi="http://schemas.microsoft.com/office/word/2010/wordprocessingInk" xmlns:wne="http://schemas.microsoft.com/office/word/2006/wordml" xmlns:wps="http://schemas.microsoft.com/office/word/2010/wordprocessingShape" mc:Ignorable="w14 w15 w16se w16cid w16 w16cex w16sdtdh wp14">
   <w:body>
     <w:tbl>
       <w:tblPr>
@@ -137,7 +137,7 @@
                 <w:sz w:val="22"/>
                 <w:szCs w:val="22"/>
               </w:rPr>
-              <w:t>1</w:t>
+              <w:t>4.1</w:t>
             </w:r>
           </w:p>
         </w:tc>
@@ -494,16 +494,7 @@
                 <w:szCs w:val="22"/>
                 <w:rtl/>
               </w:rPr>
-              <w:t xml:space="preserve"> </w:t>
-            </w:r>
-            <w:r>
-              <w:rPr>
-                <w:rFonts w:cs="Mj_Casablanca Light" w:hint="cs"/>
-                <w:sz w:val="22"/>
-                <w:szCs w:val="22"/>
-                <w:rtl/>
-              </w:rPr>
-              <w:t>پشتیبان سازمان</w:t>
+              <w:t xml:space="preserve"> پشتیبان سازمان</w:t>
             </w:r>
             <w:r>
               <w:rPr>
@@ -692,10 +683,10 @@
               <w:bidi/>
               <w:rPr>
                 <w:rFonts w:cs="Mj_Casablanca Light"/>
-                <w:color w:val="0070C0"/>
-                <w:sz w:val="22"/>
-                <w:szCs w:val="22"/>
-                <w:rtl/>
+                <w:sz w:val="22"/>
+                <w:szCs w:val="22"/>
+                <w:rtl/>
+                <w:lang w:bidi="fa-IR"/>
               </w:rPr>
             </w:pPr>
             <w:r>
@@ -716,7 +707,16 @@
                 <w:szCs w:val="22"/>
                 <w:rtl/>
               </w:rPr>
-              <w:t>--</w:t>
+              <w:t xml:space="preserve"> </w:t>
+            </w:r>
+            <w:r>
+              <w:rPr>
+                <w:rFonts w:cs="Mj_Casablanca Light" w:hint="cs"/>
+                <w:sz w:val="22"/>
+                <w:szCs w:val="22"/>
+                <w:rtl/>
+              </w:rPr>
+              <w:t>بازیابی رمز</w:t>
             </w:r>
           </w:p>
         </w:tc>
@@ -862,7 +862,121 @@
                 <w:szCs w:val="22"/>
                 <w:rtl/>
               </w:rPr>
-              <w:t xml:space="preserve">رمز را وارد می کند </w:t>
+              <w:t xml:space="preserve">برای بخش وارد کردن رمز </w:t>
+            </w:r>
+          </w:p>
+          <w:p>
+            <w:pPr>
+              <w:pStyle w:val="ListParagraph"/>
+              <w:numPr>
+                <w:ilvl w:val="0"/>
+                <w:numId w:val="29"/>
+              </w:numPr>
+              <w:bidi/>
+              <w:rPr>
+                <w:rFonts w:cs="Mj_Casablanca Light"/>
+                <w:sz w:val="22"/>
+                <w:szCs w:val="22"/>
+              </w:rPr>
+            </w:pPr>
+            <w:r>
+              <w:rPr>
+                <w:rFonts w:cs="Mj_Casablanca Light"/>
+                <w:sz w:val="22"/>
+                <w:szCs w:val="22"/>
+                <w:rtl/>
+              </w:rPr>
+              <w:t>اگر رمزش را يادش باشد</w:t>
+            </w:r>
+            <w:r>
+              <w:rPr>
+                <w:rFonts w:cs="Mj_Casablanca Light" w:hint="cs"/>
+                <w:sz w:val="22"/>
+                <w:szCs w:val="22"/>
+                <w:rtl/>
+              </w:rPr>
+              <w:t xml:space="preserve"> :</w:t>
+            </w:r>
+          </w:p>
+          <w:p>
+            <w:pPr>
+              <w:pStyle w:val="ListParagraph"/>
+              <w:numPr>
+                <w:ilvl w:val="0"/>
+                <w:numId w:val="30"/>
+              </w:numPr>
+              <w:bidi/>
+              <w:rPr>
+                <w:rFonts w:cs="Mj_Casablanca Light"/>
+                <w:sz w:val="22"/>
+                <w:szCs w:val="22"/>
+              </w:rPr>
+            </w:pPr>
+            <w:r>
+              <w:rPr>
+                <w:rFonts w:cs="Mj_Casablanca Light" w:hint="cs"/>
+                <w:sz w:val="22"/>
+                <w:szCs w:val="22"/>
+                <w:rtl/>
+              </w:rPr>
+              <w:t xml:space="preserve">ان را وارد می کند </w:t>
+            </w:r>
+          </w:p>
+          <w:p>
+            <w:pPr>
+              <w:pStyle w:val="ListParagraph"/>
+              <w:numPr>
+                <w:ilvl w:val="0"/>
+                <w:numId w:val="29"/>
+              </w:numPr>
+              <w:bidi/>
+              <w:rPr>
+                <w:rFonts w:cs="Mj_Casablanca Light"/>
+                <w:sz w:val="22"/>
+                <w:szCs w:val="22"/>
+              </w:rPr>
+            </w:pPr>
+            <w:r>
+              <w:rPr>
+                <w:rFonts w:cs="Mj_Casablanca Light"/>
+                <w:sz w:val="22"/>
+                <w:szCs w:val="22"/>
+                <w:rtl/>
+              </w:rPr>
+              <w:t>اگر رمزش را فراموش كرده باشد</w:t>
+            </w:r>
+            <w:r>
+              <w:rPr>
+                <w:rFonts w:cs="Mj_Casablanca Light" w:hint="cs"/>
+                <w:sz w:val="22"/>
+                <w:szCs w:val="22"/>
+                <w:rtl/>
+              </w:rPr>
+              <w:t>:</w:t>
+            </w:r>
+          </w:p>
+          <w:p>
+            <w:pPr>
+              <w:pStyle w:val="ListParagraph"/>
+              <w:numPr>
+                <w:ilvl w:val="0"/>
+                <w:numId w:val="32"/>
+              </w:numPr>
+              <w:bidi/>
+              <w:rPr>
+                <w:rFonts w:cs="Mj_Casablanca Light"/>
+                <w:sz w:val="22"/>
+                <w:szCs w:val="22"/>
+              </w:rPr>
+            </w:pPr>
+            <w:r>
+              <w:rPr>
+                <w:rFonts w:cs="Mj_Casablanca Light"/>
+                <w:sz w:val="22"/>
+                <w:szCs w:val="22"/>
+                <w:rtl/>
+              </w:rPr>
+              <w:t>از فراموشي رمز استفاده مي كند</w:t>
             </w:r>
           </w:p>
           <w:p>
@@ -892,7 +1006,6 @@
               <w:bidi/>
               <w:rPr>
                 <w:rFonts w:cs="Mj_Casablanca Light"/>
-                <w:color w:val="0070C0"/>
                 <w:sz w:val="22"/>
                 <w:szCs w:val="22"/>
                 <w:rtl/>
@@ -916,6 +1029,55 @@
                 <w:rtl/>
               </w:rPr>
               <w:t xml:space="preserve"> </w:t>
+            </w:r>
+          </w:p>
+          <w:p>
+            <w:pPr>
+              <w:pStyle w:val="ListParagraph"/>
+              <w:numPr>
+                <w:ilvl w:val="0"/>
+                <w:numId w:val="29"/>
+              </w:numPr>
+              <w:bidi/>
+              <w:rPr>
+                <w:rFonts w:cs="Mj_Casablanca Light"/>
+                <w:sz w:val="22"/>
+                <w:szCs w:val="22"/>
+              </w:rPr>
+            </w:pPr>
+            <w:r>
+              <w:rPr>
+                <w:rFonts w:cs="Mj_Casablanca Light"/>
+                <w:sz w:val="22"/>
+                <w:szCs w:val="22"/>
+                <w:rtl/>
+              </w:rPr>
+              <w:t>اگر رمزش را فراموش كرده باشد و بخواهد كه از بازيابي رمز استفاده كند</w:t>
+            </w:r>
+          </w:p>
+          <w:p>
+            <w:pPr>
+              <w:pStyle w:val="ListParagraph"/>
+              <w:numPr>
+                <w:ilvl w:val="0"/>
+                <w:numId w:val="34"/>
+              </w:numPr>
+              <w:bidi/>
+              <w:rPr>
+                <w:rFonts w:cs="Mj_Casablanca Light"/>
+                <w:sz w:val="22"/>
+                <w:szCs w:val="22"/>
+                <w:rtl/>
+              </w:rPr>
+            </w:pPr>
+            <w:r>
+              <w:rPr>
+                <w:rFonts w:cs="Mj_Casablanca Light"/>
+                <w:sz w:val="22"/>
+                <w:szCs w:val="22"/>
+                <w:rtl/>
+              </w:rPr>
+              <w:t>با وارد كردن اطالعات شخصي و رمز جديد و تكرار ان مي تواند رمز خود را تغيير بدهد</w:t>
             </w:r>
           </w:p>
         </w:tc>
@@ -972,6 +1134,7 @@
           <w:color w:val="0070C0"/>
           <w:sz w:val="22"/>
           <w:szCs w:val="22"/>
+          <w:rtl/>
         </w:rPr>
       </w:pPr>
       <w:r>
@@ -983,18 +1146,6 @@
         </w:rPr>
         <w:br w:type="page"/>
       </w:r>
-    </w:p>
-    <w:p>
-      <w:pPr>
-        <w:bidi/>
-        <w:rPr>
-          <w:rFonts w:cs="Mj_Casablanca Light"/>
-          <w:color w:val="0070C0"/>
-          <w:sz w:val="22"/>
-          <w:szCs w:val="22"/>
-          <w:rtl/>
-        </w:rPr>
-      </w:pPr>
     </w:p>
     <w:tbl>
       <w:tblPr>
@@ -1043,6 +1194,7 @@
                 <w:rtl/>
                 <w:lang w:bidi="fa-IR"/>
               </w:rPr>
+              <w:lastRenderedPageBreak/>
               <w:t xml:space="preserve">نام مورد </w:t>
             </w:r>
             <w:r>
@@ -1084,9 +1236,8 @@
                 <w:sz w:val="22"/>
                 <w:szCs w:val="22"/>
                 <w:rtl/>
-                <w:lang w:bidi="fa-IR"/>
-              </w:rPr>
-              <w:t>انتشار  اطلاعیه‌ها ، اخبار و تبلیغات</w:t>
+              </w:rPr>
+              <w:t>بازيابي رمز</w:t>
             </w:r>
           </w:p>
         </w:tc>
@@ -1127,13 +1278,11 @@
             </w:r>
             <w:r>
               <w:rPr>
-                <w:rFonts w:cs="Mj_Casablanca Light" w:hint="cs"/>
-                <w:color w:val="0070C0"/>
-                <w:sz w:val="22"/>
-                <w:szCs w:val="22"/>
-                <w:rtl/>
-              </w:rPr>
-              <w:t>2</w:t>
+                <w:rFonts w:cs="Mj_Casablanca Light"/>
+                <w:sz w:val="22"/>
+                <w:szCs w:val="22"/>
+              </w:rPr>
+              <w:t>4.2</w:t>
             </w:r>
           </w:p>
         </w:tc>
@@ -1215,16 +1364,16 @@
                 <w:szCs w:val="22"/>
                 <w:rtl/>
               </w:rPr>
-              <w:t xml:space="preserve"> </w:t>
-            </w:r>
-            <w:r>
-              <w:rPr>
-                <w:rFonts w:cs="Mj_Casablanca Light" w:hint="cs"/>
-                <w:sz w:val="22"/>
-                <w:szCs w:val="22"/>
-                <w:rtl/>
-              </w:rPr>
-              <w:t>پشتیبان سازمان</w:t>
+              <w:t>كاربر</w:t>
+            </w:r>
+            <w:r>
+              <w:rPr>
+                <w:rFonts w:cs="Mj_Casablanca Light" w:hint="cs"/>
+                <w:sz w:val="22"/>
+                <w:szCs w:val="22"/>
+                <w:rtl/>
+              </w:rPr>
+              <w:t>ي كه مي خواهد وارد سايت شود</w:t>
             </w:r>
           </w:p>
         </w:tc>
@@ -1334,6 +1483,7 @@
               <w:ind w:left="360"/>
               <w:rPr>
                 <w:rFonts w:cs="Mj_Casablanca Light"/>
+                <w:color w:val="0070C0"/>
                 <w:sz w:val="22"/>
                 <w:szCs w:val="22"/>
                 <w:rtl/>
@@ -1373,25 +1523,6 @@
                 <w:szCs w:val="22"/>
                 <w:rtl/>
               </w:rPr>
-              <w:t xml:space="preserve"> مي توان</w:t>
-            </w:r>
-            <w:r>
-              <w:rPr>
-                <w:rFonts w:cs="Mj_Casablanca Light" w:hint="cs"/>
-                <w:sz w:val="22"/>
-                <w:szCs w:val="22"/>
-                <w:rtl/>
-              </w:rPr>
-              <w:t xml:space="preserve">د </w:t>
-            </w:r>
-            <w:r>
-              <w:rPr>
-                <w:rFonts w:cs="Mj_Casablanca Light"/>
-                <w:sz w:val="22"/>
-                <w:szCs w:val="22"/>
-                <w:rtl/>
-                <w:lang w:bidi="fa-IR"/>
-              </w:rPr>
               <w:t xml:space="preserve"> </w:t>
             </w:r>
             <w:r>
@@ -1400,154 +1531,17 @@
                 <w:sz w:val="22"/>
                 <w:szCs w:val="22"/>
                 <w:rtl/>
-                <w:lang w:bidi="fa-IR"/>
-              </w:rPr>
-              <w:t>اطلاعیه‌ها ، اخبار و تبلیغات</w:t>
-            </w:r>
-            <w:r>
-              <w:rPr>
-                <w:rFonts w:cs="Mj_Casablanca Light" w:hint="cs"/>
-                <w:sz w:val="22"/>
-                <w:szCs w:val="22"/>
-                <w:rtl/>
-                <w:lang w:bidi="fa-IR"/>
-              </w:rPr>
-              <w:t xml:space="preserve"> مربوط به کسب و کار خود را منتشر کند . </w:t>
-            </w:r>
-          </w:p>
-          <w:p>
-            <w:pPr>
-              <w:bidi/>
-              <w:ind w:left="360"/>
-              <w:rPr>
-                <w:rFonts w:cs="Mj_Casablanca Light" w:hint="cs"/>
-                <w:color w:val="0070C0"/>
-                <w:sz w:val="22"/>
-                <w:szCs w:val="22"/>
-                <w:rtl/>
-                <w:lang w:bidi="fa-IR"/>
-              </w:rPr>
-            </w:pPr>
-            <w:r>
-              <w:rPr>
-                <w:rFonts w:cs="Mj_Casablanca Light" w:hint="cs"/>
-                <w:color w:val="000000" w:themeColor="text1"/>
-                <w:sz w:val="22"/>
-                <w:szCs w:val="22"/>
-                <w:rtl/>
-                <w14:shadow w14:blurRad="38100" w14:dist="19050" w14:dir="2700000" w14:sx="100000" w14:sy="100000" w14:kx="0" w14:ky="0" w14:algn="tl">
-                  <w14:schemeClr w14:val="dk1">
-                    <w14:alpha w14:val="60000"/>
-                  </w14:schemeClr>
-                </w14:shadow>
-                <w14:textOutline w14:w="0" w14:cap="flat" w14:cmpd="sng" w14:algn="ctr">
-                  <w14:noFill/>
-                  <w14:prstDash w14:val="solid"/>
-                  <w14:round/>
-                </w14:textOutline>
-              </w:rPr>
-              <w:t xml:space="preserve">مدیر کسب و کار </w:t>
-            </w:r>
-            <w:r>
-              <w:rPr>
-                <w:rFonts w:ascii="Times New Roman" w:hAnsi="Times New Roman" w:cs="Times New Roman" w:hint="cs"/>
-                <w:color w:val="000000" w:themeColor="text1"/>
-                <w:sz w:val="22"/>
-                <w:szCs w:val="22"/>
-                <w:rtl/>
-                <w14:shadow w14:blurRad="38100" w14:dist="19050" w14:dir="2700000" w14:sx="100000" w14:sy="100000" w14:kx="0" w14:ky="0" w14:algn="tl">
-                  <w14:schemeClr w14:val="dk1">
-                    <w14:alpha w14:val="60000"/>
-                  </w14:schemeClr>
-                </w14:shadow>
-                <w14:textOutline w14:w="0" w14:cap="flat" w14:cmpd="sng" w14:algn="ctr">
-                  <w14:noFill/>
-                  <w14:prstDash w14:val="solid"/>
-                  <w14:round/>
-                </w14:textOutline>
-              </w:rPr>
-              <w:t>–</w:t>
-            </w:r>
-            <w:r>
-              <w:rPr>
-                <w:rFonts w:cs="Mj_Casablanca Light" w:hint="cs"/>
-                <w:color w:val="000000" w:themeColor="text1"/>
-                <w:sz w:val="22"/>
-                <w:szCs w:val="22"/>
-                <w:rtl/>
-                <w14:shadow w14:blurRad="38100" w14:dist="19050" w14:dir="2700000" w14:sx="100000" w14:sy="100000" w14:kx="0" w14:ky="0" w14:algn="tl">
-                  <w14:schemeClr w14:val="dk1">
-                    <w14:alpha w14:val="60000"/>
-                  </w14:schemeClr>
-                </w14:shadow>
-                <w14:textOutline w14:w="0" w14:cap="flat" w14:cmpd="sng" w14:algn="ctr">
-                  <w14:noFill/>
-                  <w14:prstDash w14:val="solid"/>
-                  <w14:round/>
-                </w14:textOutline>
-              </w:rPr>
-              <w:t xml:space="preserve"> بر اطلاعیه ها </w:t>
-            </w:r>
-            <w:r>
-              <w:rPr>
-                <w:rFonts w:cs="Mj_Casablanca Light"/>
-                <w:color w:val="000000" w:themeColor="text1"/>
-                <w:sz w:val="22"/>
-                <w:szCs w:val="22"/>
-                <w14:shadow w14:blurRad="38100" w14:dist="19050" w14:dir="2700000" w14:sx="100000" w14:sy="100000" w14:kx="0" w14:ky="0" w14:algn="tl">
-                  <w14:schemeClr w14:val="dk1">
-                    <w14:alpha w14:val="60000"/>
-                  </w14:schemeClr>
-                </w14:shadow>
-                <w14:textOutline w14:w="0" w14:cap="flat" w14:cmpd="sng" w14:algn="ctr">
-                  <w14:noFill/>
-                  <w14:prstDash w14:val="solid"/>
-                  <w14:round/>
-                </w14:textOutline>
-              </w:rPr>
-              <w:t>,</w:t>
-            </w:r>
-            <w:r>
-              <w:rPr>
-                <w:rFonts w:cs="Mj_Casablanca Light" w:hint="cs"/>
-                <w:color w:val="000000" w:themeColor="text1"/>
-                <w:sz w:val="22"/>
-                <w:szCs w:val="22"/>
-                <w:rtl/>
-                <w:lang w:bidi="fa-IR"/>
-                <w14:shadow w14:blurRad="38100" w14:dist="19050" w14:dir="2700000" w14:sx="100000" w14:sy="100000" w14:kx="0" w14:ky="0" w14:algn="tl">
-                  <w14:schemeClr w14:val="dk1">
-                    <w14:alpha w14:val="60000"/>
-                  </w14:schemeClr>
-                </w14:shadow>
-                <w14:textOutline w14:w="0" w14:cap="flat" w14:cmpd="sng" w14:algn="ctr">
-                  <w14:noFill/>
-                  <w14:prstDash w14:val="solid"/>
-                  <w14:round/>
-                </w14:textOutline>
-              </w:rPr>
-              <w:t xml:space="preserve"> اخبار و تبلیغات منتشر شده نظارت می کند </w:t>
-            </w:r>
-            <w:r>
-              <w:rPr>
-                <w:rFonts w:cs="Mj_Casablanca Light" w:hint="cs"/>
-                <w:color w:val="000000" w:themeColor="text1"/>
-                <w:sz w:val="22"/>
-                <w:szCs w:val="22"/>
-                <w:rtl/>
-                <w:lang w:bidi="fa-IR"/>
-                <w14:shadow w14:blurRad="38100" w14:dist="19050" w14:dir="2700000" w14:sx="100000" w14:sy="100000" w14:kx="0" w14:ky="0" w14:algn="tl">
-                  <w14:schemeClr w14:val="dk1">
-                    <w14:alpha w14:val="60000"/>
-                  </w14:schemeClr>
-                </w14:shadow>
-                <w14:textOutline w14:w="0" w14:cap="flat" w14:cmpd="sng" w14:algn="ctr">
-                  <w14:noFill/>
-                  <w14:prstDash w14:val="solid"/>
-                  <w14:round/>
-                </w14:textOutline>
-              </w:rPr>
-              <w:t>.</w:t>
+              </w:rPr>
+              <w:t>مي تواند با نام كاربري و اطالعات ديگري كه از او مي خواهيم بازيابي را انجام دهد</w:t>
+            </w:r>
+            <w:r>
+              <w:rPr>
+                <w:rFonts w:cs="Mj_Casablanca Light" w:hint="cs"/>
+                <w:sz w:val="22"/>
+                <w:szCs w:val="22"/>
+                <w:rtl/>
+              </w:rPr>
+              <w:t xml:space="preserve">. </w:t>
             </w:r>
           </w:p>
         </w:tc>
@@ -1597,51 +1591,12 @@
             </w:pPr>
             <w:r>
               <w:rPr>
-                <w:rFonts w:cs="Mj_Casablanca Light" w:hint="cs"/>
-                <w:sz w:val="22"/>
-                <w:szCs w:val="22"/>
-                <w:rtl/>
-              </w:rPr>
-              <w:t xml:space="preserve">اين مورد-كاربرد براي اين است كه </w:t>
-            </w:r>
-            <w:r>
-              <w:rPr>
-                <w:rFonts w:cs="Mj_Casablanca Light" w:hint="cs"/>
-                <w:sz w:val="22"/>
-                <w:szCs w:val="22"/>
-                <w:rtl/>
-              </w:rPr>
-              <w:t xml:space="preserve"> </w:t>
-            </w:r>
-            <w:r>
-              <w:rPr>
-                <w:rFonts w:cs="Mj_Casablanca Light"/>
-                <w:sz w:val="22"/>
-                <w:szCs w:val="22"/>
-                <w:rtl/>
-                <w:lang w:bidi="fa-IR"/>
-              </w:rPr>
-              <w:t xml:space="preserve"> </w:t>
-            </w:r>
-            <w:r>
-              <w:rPr>
-                <w:rFonts w:cs="Mj_Casablanca Light"/>
-                <w:sz w:val="22"/>
-                <w:szCs w:val="22"/>
-                <w:rtl/>
-                <w:lang w:bidi="fa-IR"/>
-              </w:rPr>
-              <w:t>اطلاعیه‌ها ، اخبار و تبلیغات</w:t>
-            </w:r>
-            <w:r>
-              <w:rPr>
-                <w:rFonts w:cs="Mj_Casablanca Light" w:hint="cs"/>
-                <w:sz w:val="22"/>
-                <w:szCs w:val="22"/>
-                <w:rtl/>
-                <w:lang w:bidi="fa-IR"/>
-              </w:rPr>
-              <w:t xml:space="preserve"> در سایت منتشر شوند . </w:t>
+                <w:rFonts w:cs="Mj_Casablanca Light"/>
+                <w:sz w:val="22"/>
+                <w:szCs w:val="22"/>
+                <w:rtl/>
+              </w:rPr>
+              <w:t>اين مورد-كاربرد براي اين است كه هر فرد اگر زماني رمزش را فراموش كرد بتواند ان را بدون نياز به يادآوري مورد قبلي و صرفا با اطالعات شخص كه فقط خودش دارد ؛ آن را بازيابي كند</w:t>
             </w:r>
           </w:p>
         </w:tc>
@@ -1684,7 +1639,43 @@
                 <w:szCs w:val="22"/>
                 <w:rtl/>
               </w:rPr>
-              <w:t>پشتیبان سازمان</w:t>
+              <w:t xml:space="preserve"> پشتیبان سازمان</w:t>
+            </w:r>
+            <w:r>
+              <w:rPr>
+                <w:rFonts w:cs="Mj_Casablanca Light" w:hint="cs"/>
+                <w:sz w:val="22"/>
+                <w:szCs w:val="22"/>
+                <w:rtl/>
+              </w:rPr>
+              <w:t xml:space="preserve"> </w:t>
+            </w:r>
+            <w:r>
+              <w:rPr>
+                <w:rFonts w:cs="Mj_Casablanca Light" w:hint="cs"/>
+                <w:sz w:val="22"/>
+                <w:szCs w:val="22"/>
+                <w:rtl/>
+              </w:rPr>
+              <w:t xml:space="preserve"> </w:t>
+            </w:r>
+            <w:r>
+              <w:rPr>
+                <w:rFonts w:cs="Mj_Casablanca Light"/>
+                <w:sz w:val="22"/>
+                <w:szCs w:val="22"/>
+                <w:rtl/>
+              </w:rPr>
+              <w:t>كه قصد وارد شدن به داشبورد خودش رو دارد ولي رمزش را فراموش كرده</w:t>
+            </w:r>
+            <w:r>
+              <w:rPr>
+                <w:rFonts w:cs="Mj_Casablanca Light" w:hint="cs"/>
+                <w:sz w:val="22"/>
+                <w:szCs w:val="22"/>
+                <w:rtl/>
+              </w:rPr>
+              <w:t>.</w:t>
             </w:r>
           </w:p>
         </w:tc>
@@ -1846,10 +1837,10 @@
               <w:bidi/>
               <w:rPr>
                 <w:rFonts w:cs="Mj_Casablanca Light"/>
-                <w:color w:val="0070C0"/>
-                <w:sz w:val="22"/>
-                <w:szCs w:val="22"/>
-                <w:rtl/>
+                <w:sz w:val="22"/>
+                <w:szCs w:val="22"/>
+                <w:rtl/>
+                <w:lang w:bidi="fa-IR"/>
               </w:rPr>
             </w:pPr>
             <w:r>
@@ -1870,7 +1861,7 @@
                 <w:szCs w:val="22"/>
                 <w:rtl/>
               </w:rPr>
-              <w:t>--</w:t>
+              <w:t xml:space="preserve"> </w:t>
             </w:r>
           </w:p>
         </w:tc>
@@ -1950,23 +1941,24 @@
               <w:pStyle w:val="ListParagraph"/>
               <w:numPr>
                 <w:ilvl w:val="0"/>
-                <w:numId w:val="16"/>
+                <w:numId w:val="35"/>
               </w:numPr>
               <w:bidi/>
               <w:rPr>
                 <w:rFonts w:cs="Mj_Casablanca Light"/>
-                <w:sz w:val="22"/>
-                <w:szCs w:val="22"/>
-              </w:rPr>
-            </w:pPr>
-            <w:r>
-              <w:rPr>
-                <w:rFonts w:cs="Mj_Casablanca Light" w:hint="cs"/>
-                <w:sz w:val="22"/>
-                <w:szCs w:val="22"/>
-                <w:rtl/>
-              </w:rPr>
-              <w:t xml:space="preserve">پشتیبان سازمان که ابتدا وارد صفحه خودش شده </w:t>
+                <w:color w:val="0070C0"/>
+                <w:sz w:val="22"/>
+                <w:szCs w:val="22"/>
+              </w:rPr>
+            </w:pPr>
+            <w:r>
+              <w:rPr>
+                <w:rFonts w:cs="Mj_Casablanca Light"/>
+                <w:sz w:val="22"/>
+                <w:szCs w:val="22"/>
+                <w:rtl/>
+              </w:rPr>
+              <w:t>كاربر ابتدا وارد صفحه بازيابي رمز مي شود</w:t>
             </w:r>
           </w:p>
           <w:p>
@@ -1974,32 +1966,24 @@
               <w:pStyle w:val="ListParagraph"/>
               <w:numPr>
                 <w:ilvl w:val="0"/>
-                <w:numId w:val="16"/>
+                <w:numId w:val="35"/>
               </w:numPr>
               <w:bidi/>
               <w:rPr>
                 <w:rFonts w:cs="Mj_Casablanca Light"/>
-                <w:sz w:val="22"/>
-                <w:szCs w:val="22"/>
-              </w:rPr>
-            </w:pPr>
-            <w:r>
-              <w:rPr>
-                <w:rFonts w:cs="Mj_Casablanca Light" w:hint="cs"/>
-                <w:sz w:val="22"/>
-                <w:szCs w:val="22"/>
-                <w:rtl/>
-              </w:rPr>
-              <w:t xml:space="preserve">ايشان مي تواند از </w:t>
-            </w:r>
-            <w:r>
-              <w:rPr>
-                <w:rFonts w:cs="Mj_Casablanca Light" w:hint="cs"/>
-                <w:sz w:val="22"/>
-                <w:szCs w:val="22"/>
-                <w:rtl/>
-              </w:rPr>
-              <w:t>داشبورد اصلی سیستم لیست عملیات هارا مشاهده کند .</w:t>
+                <w:color w:val="0070C0"/>
+                <w:sz w:val="22"/>
+                <w:szCs w:val="22"/>
+              </w:rPr>
+            </w:pPr>
+            <w:r>
+              <w:rPr>
+                <w:rFonts w:cs="Mj_Casablanca Light"/>
+                <w:sz w:val="22"/>
+                <w:szCs w:val="22"/>
+                <w:rtl/>
+              </w:rPr>
+              <w:t>نام كاربري و ديگر اطالعات را مشخص مي كند</w:t>
             </w:r>
           </w:p>
           <w:p>
@@ -2007,30 +1991,21 @@
               <w:pStyle w:val="ListParagraph"/>
               <w:numPr>
                 <w:ilvl w:val="0"/>
-                <w:numId w:val="16"/>
+                <w:numId w:val="35"/>
               </w:numPr>
               <w:bidi/>
               <w:rPr>
                 <w:rFonts w:cs="Mj_Casablanca Light"/>
-                <w:sz w:val="22"/>
-                <w:szCs w:val="22"/>
-              </w:rPr>
-            </w:pPr>
-            <w:r>
-              <w:rPr>
-                <w:rFonts w:cs="Mj_Casablanca Light" w:hint="cs"/>
-                <w:sz w:val="22"/>
-                <w:szCs w:val="22"/>
-                <w:rtl/>
-              </w:rPr>
-              <w:t xml:space="preserve">می تواند از طریق لیست عملیات ها </w:t>
-            </w:r>
-            <w:r>
-              <w:rPr>
-                <w:rFonts w:cs="Mj_Casablanca Light"/>
-                <w:sz w:val="22"/>
-                <w:szCs w:val="22"/>
-                <w:rtl/>
+                <w:color w:val="0070C0"/>
+                <w:sz w:val="22"/>
+                <w:szCs w:val="22"/>
+              </w:rPr>
+            </w:pPr>
+            <w:r>
+              <w:rPr>
+                <w:rFonts w:cs="Mj_Casablanca Light"/>
+                <w:sz w:val="22"/>
+                <w:szCs w:val="22"/>
                 <w:lang w:bidi="fa-IR"/>
               </w:rPr>
               <w:t xml:space="preserve"> </w:t>
@@ -2041,19 +2016,8 @@
                 <w:sz w:val="22"/>
                 <w:szCs w:val="22"/>
                 <w:rtl/>
-                <w:lang w:bidi="fa-IR"/>
-              </w:rPr>
-              <w:t>انتشار  اطلاعیه‌ها ، اخبار و تبلیغات</w:t>
-            </w:r>
-            <w:r>
-              <w:rPr>
-                <w:rFonts w:cs="Mj_Casablanca Light" w:hint="cs"/>
-                <w:sz w:val="22"/>
-                <w:szCs w:val="22"/>
-                <w:rtl/>
-                <w:lang w:bidi="fa-IR"/>
-              </w:rPr>
-              <w:t xml:space="preserve"> را انتخاب کرده و نوع محتوا را انتخاب کند .</w:t>
+              </w:rPr>
+              <w:t>رمز جديد را وارد كرده و ان را تكرار مي كند</w:t>
             </w:r>
           </w:p>
           <w:p>
@@ -2061,61 +2025,43 @@
               <w:pStyle w:val="ListParagraph"/>
               <w:numPr>
                 <w:ilvl w:val="0"/>
-                <w:numId w:val="16"/>
+                <w:numId w:val="35"/>
               </w:numPr>
               <w:bidi/>
               <w:rPr>
                 <w:rFonts w:cs="Mj_Casablanca Light"/>
-                <w:sz w:val="22"/>
-                <w:szCs w:val="22"/>
-              </w:rPr>
-            </w:pPr>
-            <w:r>
-              <w:rPr>
-                <w:rFonts w:cs="Mj_Casablanca Light" w:hint="cs"/>
-                <w:sz w:val="22"/>
-                <w:szCs w:val="22"/>
-                <w:rtl/>
-              </w:rPr>
-              <w:t xml:space="preserve">متن را ثبت کرده و در سیستم منتشر می کند </w:t>
-            </w:r>
-          </w:p>
-          <w:p>
-            <w:pPr>
-              <w:pStyle w:val="ListParagraph"/>
-              <w:numPr>
-                <w:ilvl w:val="0"/>
-                <w:numId w:val="16"/>
-              </w:numPr>
-              <w:bidi/>
-              <w:rPr>
-                <w:rFonts w:cs="Mj_Casablanca Light"/>
-                <w:sz w:val="22"/>
-                <w:szCs w:val="22"/>
-              </w:rPr>
-            </w:pPr>
-            <w:r>
-              <w:rPr>
-                <w:rFonts w:cs="Mj_Casablanca Light" w:hint="cs"/>
-                <w:sz w:val="22"/>
-                <w:szCs w:val="22"/>
-                <w:rtl/>
-              </w:rPr>
-              <w:t>تغییرات به وجود آمده در سیستم را ثبت و ذخیره می کند .</w:t>
-            </w:r>
-          </w:p>
-          <w:p>
-            <w:pPr>
-              <w:pStyle w:val="ListParagraph"/>
-              <w:bidi/>
-              <w:ind w:left="1234"/>
-              <w:rPr>
-                <w:rFonts w:cs="Mj_Casablanca Light"/>
-                <w:color w:val="0070C0"/>
-                <w:sz w:val="22"/>
-                <w:szCs w:val="22"/>
-              </w:rPr>
-            </w:pPr>
+                <w:color w:val="0070C0"/>
+                <w:sz w:val="22"/>
+                <w:szCs w:val="22"/>
+              </w:rPr>
+            </w:pPr>
+            <w:r>
+              <w:rPr>
+                <w:rFonts w:cs="Mj_Casablanca Light"/>
+                <w:sz w:val="22"/>
+                <w:szCs w:val="22"/>
+                <w:lang w:bidi="fa-IR"/>
+              </w:rPr>
+              <w:t xml:space="preserve"> </w:t>
+            </w:r>
+            <w:r>
+              <w:rPr>
+                <w:rFonts w:cs="Mj_Casablanca Light"/>
+                <w:sz w:val="22"/>
+                <w:szCs w:val="22"/>
+                <w:rtl/>
+              </w:rPr>
+              <w:t>حال رمز او به اين مورد تغيير كرده و با وارد كردن ان مي تواند وارد سايت شود</w:t>
+            </w:r>
+            <w:r>
+              <w:rPr>
+                <w:rFonts w:cs="Mj_Casablanca Light"/>
+                <w:sz w:val="22"/>
+                <w:szCs w:val="22"/>
+                <w:lang w:bidi="fa-IR"/>
+              </w:rPr>
+              <w:t xml:space="preserve"> </w:t>
+            </w:r>
           </w:p>
         </w:tc>
       </w:tr>
@@ -2133,7 +2079,6 @@
               <w:bidi/>
               <w:rPr>
                 <w:rFonts w:cs="Mj_Casablanca Light"/>
-                <w:color w:val="0070C0"/>
                 <w:sz w:val="22"/>
                 <w:szCs w:val="22"/>
                 <w:rtl/>
@@ -2149,18 +2094,6 @@
               </w:rPr>
               <w:t>زيرجريان ها :</w:t>
             </w:r>
-          </w:p>
-          <w:p>
-            <w:pPr>
-              <w:bidi/>
-              <w:rPr>
-                <w:rFonts w:cs="Mj_Casablanca Light"/>
-                <w:color w:val="0070C0"/>
-                <w:sz w:val="22"/>
-                <w:szCs w:val="22"/>
-                <w:rtl/>
-              </w:rPr>
-            </w:pPr>
             <w:r>
               <w:rPr>
                 <w:rFonts w:cs="Mj_Casablanca Light" w:hint="cs"/>
@@ -2217,25 +2150,14 @@
           <w:rtl/>
         </w:rPr>
       </w:pPr>
-      <w:r>
+    </w:p>
+    <w:p>
+      <w:pPr>
         <w:rPr>
           <w:rFonts w:cs="Mj_Casablanca Light"/>
           <w:color w:val="0070C0"/>
           <w:sz w:val="22"/>
           <w:szCs w:val="22"/>
-          <w:rtl/>
-        </w:rPr>
-        <w:br w:type="page"/>
-      </w:r>
-    </w:p>
-    <w:p>
-      <w:pPr>
-        <w:rPr>
-          <w:rFonts w:cs="Mj_Casablanca Light"/>
-          <w:color w:val="0070C0"/>
-          <w:sz w:val="22"/>
-          <w:szCs w:val="22"/>
-          <w:rtl/>
         </w:rPr>
       </w:pPr>
     </w:p>
@@ -2298,6 +2220,7 @@
                 <w:rtl/>
                 <w:lang w:bidi="fa-IR"/>
               </w:rPr>
+              <w:lastRenderedPageBreak/>
               <w:t xml:space="preserve">نام مورد </w:t>
             </w:r>
             <w:r>
@@ -2335,13 +2258,23 @@
             </w:r>
             <w:r>
               <w:rPr>
-                <w:rFonts w:cs="Mj_Casablanca Light"/>
+                <w:rFonts w:cs="Mj_Casablanca Light" w:hint="cs"/>
                 <w:sz w:val="22"/>
                 <w:szCs w:val="22"/>
                 <w:rtl/>
                 <w:lang w:bidi="fa-IR"/>
               </w:rPr>
-              <w:t>ثبت نوبت</w:t>
+              <w:t>انتشار</w:t>
+            </w:r>
+            <w:r>
+              <w:rPr>
+                <w:rFonts w:cs="Mj_Casablanca Light" w:hint="cs"/>
+                <w:sz w:val="22"/>
+                <w:szCs w:val="22"/>
+                <w:rtl/>
+                <w:lang w:bidi="fa-IR"/>
+              </w:rPr>
+              <w:t xml:space="preserve"> تبلیغات</w:t>
             </w:r>
           </w:p>
         </w:tc>
@@ -2356,19 +2289,8 @@
               <w:bidi/>
               <w:rPr>
                 <w:rFonts w:cs="Mj_Casablanca Light"/>
-                <w:color w:val="000000" w:themeColor="text1"/>
-                <w:sz w:val="22"/>
-                <w:szCs w:val="22"/>
-                <w14:shadow w14:blurRad="38100" w14:dist="19050" w14:dir="2700000" w14:sx="100000" w14:sy="100000" w14:kx="0" w14:ky="0" w14:algn="tl">
-                  <w14:schemeClr w14:val="dk1">
-                    <w14:alpha w14:val="60000"/>
-                  </w14:schemeClr>
-                </w14:shadow>
-                <w14:textOutline w14:w="0" w14:cap="flat" w14:cmpd="sng" w14:algn="ctr">
-                  <w14:noFill/>
-                  <w14:prstDash w14:val="solid"/>
-                  <w14:round/>
-                </w14:textOutline>
+                <w:sz w:val="22"/>
+                <w:szCs w:val="22"/>
               </w:rPr>
             </w:pPr>
             <w:r>
@@ -2393,23 +2315,11 @@
             </w:r>
             <w:r>
               <w:rPr>
-                <w:rFonts w:cs="Mj_Casablanca Light" w:hint="cs"/>
-                <w:color w:val="000000" w:themeColor="text1"/>
-                <w:sz w:val="22"/>
-                <w:szCs w:val="22"/>
-                <w:rtl/>
-                <w14:shadow w14:blurRad="38100" w14:dist="19050" w14:dir="2700000" w14:sx="100000" w14:sy="100000" w14:kx="0" w14:ky="0" w14:algn="tl">
-                  <w14:schemeClr w14:val="dk1">
-                    <w14:alpha w14:val="60000"/>
-                  </w14:schemeClr>
-                </w14:shadow>
-                <w14:textOutline w14:w="0" w14:cap="flat" w14:cmpd="sng" w14:algn="ctr">
-                  <w14:noFill/>
-                  <w14:prstDash w14:val="solid"/>
-                  <w14:round/>
-                </w14:textOutline>
-              </w:rPr>
-              <w:t>3</w:t>
+                <w:rFonts w:cs="Mj_Casablanca Light"/>
+                <w:sz w:val="22"/>
+                <w:szCs w:val="22"/>
+              </w:rPr>
+              <w:t>4.3</w:t>
             </w:r>
           </w:p>
         </w:tc>
@@ -2448,7 +2358,7 @@
                 <w:rtl/>
                 <w:lang w:bidi="fa-IR"/>
               </w:rPr>
-              <w:t>زياد</w:t>
+              <w:t>متوسط</w:t>
             </w:r>
           </w:p>
         </w:tc>
@@ -2491,16 +2401,7 @@
                 <w:szCs w:val="22"/>
                 <w:rtl/>
               </w:rPr>
-              <w:t xml:space="preserve"> </w:t>
-            </w:r>
-            <w:r>
-              <w:rPr>
-                <w:rFonts w:cs="Mj_Casablanca Light" w:hint="cs"/>
-                <w:sz w:val="22"/>
-                <w:szCs w:val="22"/>
-                <w:rtl/>
-              </w:rPr>
-              <w:t>پشتیبان سازمان</w:t>
+              <w:t xml:space="preserve"> پشتیبان سازمان</w:t>
             </w:r>
           </w:p>
         </w:tc>
@@ -2613,115 +2514,227 @@
                 <w:sz w:val="22"/>
                 <w:szCs w:val="22"/>
                 <w:rtl/>
+              </w:rPr>
+            </w:pPr>
+            <w:r>
+              <w:rPr>
+                <w:rFonts w:cs="Mj_Casablanca Light" w:hint="cs"/>
+                <w:sz w:val="22"/>
+                <w:szCs w:val="22"/>
+                <w:rtl/>
+              </w:rPr>
+              <w:t>پشتیبان سازمان</w:t>
+            </w:r>
+            <w:r>
+              <w:rPr>
+                <w:rFonts w:cs="Mj_Casablanca Light" w:hint="cs"/>
+                <w:sz w:val="22"/>
+                <w:szCs w:val="22"/>
+                <w:rtl/>
+              </w:rPr>
+              <w:t xml:space="preserve"> </w:t>
+            </w:r>
+            <w:r>
+              <w:rPr>
+                <w:rFonts w:ascii="Arial" w:hAnsi="Arial" w:cs="Arial" w:hint="cs"/>
+                <w:sz w:val="22"/>
+                <w:szCs w:val="22"/>
+                <w:rtl/>
+              </w:rPr>
+              <w:t>–</w:t>
+            </w:r>
+            <w:r>
+              <w:rPr>
+                <w:rFonts w:cs="Mj_Casablanca Light" w:hint="cs"/>
+                <w:sz w:val="22"/>
+                <w:szCs w:val="22"/>
+                <w:rtl/>
+              </w:rPr>
+              <w:t xml:space="preserve"> مي توان</w:t>
+            </w:r>
+            <w:r>
+              <w:rPr>
+                <w:rFonts w:cs="Mj_Casablanca Light" w:hint="cs"/>
+                <w:sz w:val="22"/>
+                <w:szCs w:val="22"/>
+                <w:rtl/>
+              </w:rPr>
+              <w:t xml:space="preserve">د </w:t>
+            </w:r>
+            <w:r>
+              <w:rPr>
+                <w:rFonts w:cs="Mj_Casablanca Light"/>
+                <w:sz w:val="22"/>
+                <w:szCs w:val="22"/>
+                <w:rtl/>
                 <w:lang w:bidi="fa-IR"/>
               </w:rPr>
-            </w:pPr>
-            <w:r>
-              <w:rPr>
-                <w:rFonts w:cs="Mj_Casablanca Light" w:hint="cs"/>
-                <w:sz w:val="22"/>
-                <w:szCs w:val="22"/>
-                <w:rtl/>
-              </w:rPr>
-              <w:t>پشتیبان سازمان</w:t>
-            </w:r>
-            <w:r>
-              <w:rPr>
-                <w:rFonts w:cs="Mj_Casablanca Light" w:hint="cs"/>
-                <w:sz w:val="22"/>
-                <w:szCs w:val="22"/>
-                <w:rtl/>
-              </w:rPr>
-              <w:t xml:space="preserve"> </w:t>
-            </w:r>
-            <w:r>
-              <w:rPr>
-                <w:rFonts w:ascii="Arial" w:hAnsi="Arial" w:cs="Arial" w:hint="cs"/>
-                <w:sz w:val="22"/>
-                <w:szCs w:val="22"/>
-                <w:rtl/>
+              <w:t>تبلیغات</w:t>
+            </w:r>
+            <w:r>
+              <w:rPr>
+                <w:rFonts w:cs="Mj_Casablanca Light" w:hint="cs"/>
+                <w:sz w:val="22"/>
+                <w:szCs w:val="22"/>
+                <w:rtl/>
+                <w:lang w:bidi="fa-IR"/>
+              </w:rPr>
+              <w:t xml:space="preserve"> مربوط به کسب و کار خود را </w:t>
+            </w:r>
+            <w:r>
+              <w:rPr>
+                <w:rFonts w:cs="Mj_Casablanca Light" w:hint="cs"/>
+                <w:sz w:val="22"/>
+                <w:szCs w:val="22"/>
+                <w:rtl/>
+                <w:lang w:bidi="fa-IR"/>
+              </w:rPr>
+              <w:t>منتشر</w:t>
+            </w:r>
+            <w:r>
+              <w:rPr>
+                <w:rFonts w:cs="Mj_Casablanca Light" w:hint="cs"/>
+                <w:sz w:val="22"/>
+                <w:szCs w:val="22"/>
+                <w:rtl/>
+                <w:lang w:bidi="fa-IR"/>
+              </w:rPr>
+              <w:t xml:space="preserve"> کند . </w:t>
+            </w:r>
+          </w:p>
+          <w:p>
+            <w:pPr>
+              <w:bidi/>
+              <w:ind w:left="360"/>
+              <w:rPr>
+                <w:rFonts w:cs="Mj_Casablanca Light"/>
+                <w:color w:val="0070C0"/>
+                <w:sz w:val="22"/>
+                <w:szCs w:val="22"/>
+                <w:rtl/>
+                <w:lang w:bidi="fa-IR"/>
+              </w:rPr>
+            </w:pPr>
+            <w:r>
+              <w:rPr>
+                <w:rFonts w:cs="Mj_Casablanca Light" w:hint="cs"/>
+                <w:color w:val="000000" w:themeColor="text1"/>
+                <w:sz w:val="22"/>
+                <w:szCs w:val="22"/>
+                <w:rtl/>
+                <w14:shadow w14:blurRad="38100" w14:dist="19050" w14:dir="2700000" w14:sx="100000" w14:sy="100000" w14:kx="0" w14:ky="0" w14:algn="tl">
+                  <w14:schemeClr w14:val="dk1">
+                    <w14:alpha w14:val="60000"/>
+                  </w14:schemeClr>
+                </w14:shadow>
+                <w14:textOutline w14:w="0" w14:cap="flat" w14:cmpd="sng" w14:algn="ctr">
+                  <w14:noFill/>
+                  <w14:prstDash w14:val="solid"/>
+                  <w14:round/>
+                </w14:textOutline>
+              </w:rPr>
+              <w:t xml:space="preserve">مدیر کسب و کار </w:t>
+            </w:r>
+            <w:r>
+              <w:rPr>
+                <w:rFonts w:ascii="Times New Roman" w:hAnsi="Times New Roman" w:cs="Times New Roman" w:hint="cs"/>
+                <w:color w:val="000000" w:themeColor="text1"/>
+                <w:sz w:val="22"/>
+                <w:szCs w:val="22"/>
+                <w:rtl/>
+                <w14:shadow w14:blurRad="38100" w14:dist="19050" w14:dir="2700000" w14:sx="100000" w14:sy="100000" w14:kx="0" w14:ky="0" w14:algn="tl">
+                  <w14:schemeClr w14:val="dk1">
+                    <w14:alpha w14:val="60000"/>
+                  </w14:schemeClr>
+                </w14:shadow>
+                <w14:textOutline w14:w="0" w14:cap="flat" w14:cmpd="sng" w14:algn="ctr">
+                  <w14:noFill/>
+                  <w14:prstDash w14:val="solid"/>
+                  <w14:round/>
+                </w14:textOutline>
               </w:rPr>
               <w:t>–</w:t>
             </w:r>
             <w:r>
               <w:rPr>
                 <w:rFonts w:cs="Mj_Casablanca Light" w:hint="cs"/>
-                <w:sz w:val="22"/>
-                <w:szCs w:val="22"/>
-                <w:rtl/>
-              </w:rPr>
-              <w:t xml:space="preserve"> مي توان</w:t>
-            </w:r>
-            <w:r>
-              <w:rPr>
-                <w:rFonts w:cs="Mj_Casablanca Light" w:hint="cs"/>
-                <w:sz w:val="22"/>
-                <w:szCs w:val="22"/>
-                <w:rtl/>
-              </w:rPr>
-              <w:t xml:space="preserve">د با گرفتن اطلاعات </w:t>
-            </w:r>
-            <w:r>
-              <w:rPr>
-                <w:rFonts w:cs="Mj_Casablanca Light"/>
-                <w:sz w:val="22"/>
-                <w:szCs w:val="22"/>
+                <w:color w:val="000000" w:themeColor="text1"/>
+                <w:sz w:val="22"/>
+                <w:szCs w:val="22"/>
+                <w:rtl/>
+                <w14:shadow w14:blurRad="38100" w14:dist="19050" w14:dir="2700000" w14:sx="100000" w14:sy="100000" w14:kx="0" w14:ky="0" w14:algn="tl">
+                  <w14:schemeClr w14:val="dk1">
+                    <w14:alpha w14:val="60000"/>
+                  </w14:schemeClr>
+                </w14:shadow>
+                <w14:textOutline w14:w="0" w14:cap="flat" w14:cmpd="sng" w14:algn="ctr">
+                  <w14:noFill/>
+                  <w14:prstDash w14:val="solid"/>
+                  <w14:round/>
+                </w14:textOutline>
+              </w:rPr>
+              <w:t xml:space="preserve"> بر اطلاعیه ها </w:t>
+            </w:r>
+            <w:r>
+              <w:rPr>
+                <w:rFonts w:cs="Mj_Casablanca Light"/>
+                <w:color w:val="000000" w:themeColor="text1"/>
+                <w:sz w:val="22"/>
+                <w:szCs w:val="22"/>
+                <w14:shadow w14:blurRad="38100" w14:dist="19050" w14:dir="2700000" w14:sx="100000" w14:sy="100000" w14:kx="0" w14:ky="0" w14:algn="tl">
+                  <w14:schemeClr w14:val="dk1">
+                    <w14:alpha w14:val="60000"/>
+                  </w14:schemeClr>
+                </w14:shadow>
+                <w14:textOutline w14:w="0" w14:cap="flat" w14:cmpd="sng" w14:algn="ctr">
+                  <w14:noFill/>
+                  <w14:prstDash w14:val="solid"/>
+                  <w14:round/>
+                </w14:textOutline>
               </w:rPr>
               <w:t>,</w:t>
             </w:r>
             <w:r>
               <w:rPr>
                 <w:rFonts w:cs="Mj_Casablanca Light" w:hint="cs"/>
+                <w:color w:val="000000" w:themeColor="text1"/>
                 <w:sz w:val="22"/>
                 <w:szCs w:val="22"/>
                 <w:rtl/>
                 <w:lang w:bidi="fa-IR"/>
-              </w:rPr>
-              <w:t xml:space="preserve"> نوبت جدید ثبت کند .</w:t>
-            </w:r>
-          </w:p>
-          <w:p>
-            <w:pPr>
-              <w:bidi/>
-              <w:ind w:left="360"/>
-              <w:rPr>
-                <w:rFonts w:cs="Mj_Casablanca Light" w:hint="cs"/>
-                <w:color w:val="0070C0"/>
+                <w14:shadow w14:blurRad="38100" w14:dist="19050" w14:dir="2700000" w14:sx="100000" w14:sy="100000" w14:kx="0" w14:ky="0" w14:algn="tl">
+                  <w14:schemeClr w14:val="dk1">
+                    <w14:alpha w14:val="60000"/>
+                  </w14:schemeClr>
+                </w14:shadow>
+                <w14:textOutline w14:w="0" w14:cap="flat" w14:cmpd="sng" w14:algn="ctr">
+                  <w14:noFill/>
+                  <w14:prstDash w14:val="solid"/>
+                  <w14:round/>
+                </w14:textOutline>
+              </w:rPr>
+              <w:t xml:space="preserve"> اخبار و تبلیغات منتشر شده نظارت می کند </w:t>
+            </w:r>
+            <w:r>
+              <w:rPr>
+                <w:rFonts w:cs="Mj_Casablanca Light" w:hint="cs"/>
+                <w:color w:val="000000" w:themeColor="text1"/>
                 <w:sz w:val="22"/>
                 <w:szCs w:val="22"/>
                 <w:rtl/>
                 <w:lang w:bidi="fa-IR"/>
-              </w:rPr>
-            </w:pPr>
-            <w:r>
-              <w:rPr>
-                <w:rFonts w:cs="Mj_Casablanca Light" w:hint="cs"/>
-                <w:sz w:val="22"/>
-                <w:szCs w:val="22"/>
-                <w:rtl/>
-                <w:lang w:bidi="fa-IR"/>
-              </w:rPr>
-              <w:t xml:space="preserve">مشتری </w:t>
-            </w:r>
-            <w:r>
-              <w:rPr>
-                <w:rFonts w:ascii="Times New Roman" w:hAnsi="Times New Roman" w:cs="Times New Roman" w:hint="cs"/>
-                <w:sz w:val="22"/>
-                <w:szCs w:val="22"/>
-                <w:rtl/>
-                <w:lang w:bidi="fa-IR"/>
-              </w:rPr>
-              <w:t>–</w:t>
-            </w:r>
-            <w:r>
-              <w:rPr>
-                <w:rFonts w:cs="Mj_Casablanca Light" w:hint="cs"/>
-                <w:sz w:val="22"/>
-                <w:szCs w:val="22"/>
-                <w:rtl/>
-                <w:lang w:bidi="fa-IR"/>
-              </w:rPr>
-              <w:t xml:space="preserve"> با دادن اطلاعات لازم به پشتیبان سازمان در فرآیند ثبت نوبت جدید نقش دارد.</w:t>
+                <w14:shadow w14:blurRad="38100" w14:dist="19050" w14:dir="2700000" w14:sx="100000" w14:sy="100000" w14:kx="0" w14:ky="0" w14:algn="tl">
+                  <w14:schemeClr w14:val="dk1">
+                    <w14:alpha w14:val="60000"/>
+                  </w14:schemeClr>
+                </w14:shadow>
+                <w14:textOutline w14:w="0" w14:cap="flat" w14:cmpd="sng" w14:algn="ctr">
+                  <w14:noFill/>
+                  <w14:prstDash w14:val="solid"/>
+                  <w14:round/>
+                </w14:textOutline>
+              </w:rPr>
+              <w:t>.</w:t>
             </w:r>
           </w:p>
         </w:tc>
@@ -2785,7 +2798,27 @@
                 <w:szCs w:val="22"/>
                 <w:rtl/>
               </w:rPr>
-              <w:t>نوبت جدید برای مشتری ثبت شود .</w:t>
+              <w:t xml:space="preserve"> </w:t>
+            </w:r>
+            <w:r>
+              <w:rPr>
+                <w:rFonts w:cs="Mj_Casablanca Light"/>
+                <w:sz w:val="22"/>
+                <w:szCs w:val="22"/>
+                <w:rtl/>
+                <w:lang w:bidi="fa-IR"/>
+              </w:rPr>
+              <w:t>تبلیغات</w:t>
+            </w:r>
+            <w:r>
+              <w:rPr>
+                <w:rFonts w:cs="Mj_Casablanca Light" w:hint="cs"/>
+                <w:sz w:val="22"/>
+                <w:szCs w:val="22"/>
+                <w:rtl/>
+                <w:lang w:bidi="fa-IR"/>
+              </w:rPr>
+              <w:t xml:space="preserve"> در سایت منتشر شوند . </w:t>
             </w:r>
           </w:p>
         </w:tc>
@@ -2828,15 +2861,6 @@
                 <w:szCs w:val="22"/>
                 <w:rtl/>
               </w:rPr>
-              <w:t xml:space="preserve"> </w:t>
-            </w:r>
-            <w:r>
-              <w:rPr>
-                <w:rFonts w:cs="Mj_Casablanca Light" w:hint="cs"/>
-                <w:sz w:val="22"/>
-                <w:szCs w:val="22"/>
-                <w:rtl/>
-              </w:rPr>
               <w:t>پشتیبان سازمان</w:t>
             </w:r>
           </w:p>
@@ -3103,7 +3127,7 @@
               <w:pStyle w:val="ListParagraph"/>
               <w:numPr>
                 <w:ilvl w:val="0"/>
-                <w:numId w:val="18"/>
+                <w:numId w:val="16"/>
               </w:numPr>
               <w:bidi/>
               <w:rPr>
@@ -3119,6 +3143,64 @@
                 <w:szCs w:val="22"/>
                 <w:rtl/>
               </w:rPr>
+              <w:t xml:space="preserve">پشتیبان سازمان که ابتدا وارد صفحه خودش شده </w:t>
+            </w:r>
+          </w:p>
+          <w:p>
+            <w:pPr>
+              <w:pStyle w:val="ListParagraph"/>
+              <w:numPr>
+                <w:ilvl w:val="0"/>
+                <w:numId w:val="16"/>
+              </w:numPr>
+              <w:bidi/>
+              <w:rPr>
+                <w:rFonts w:cs="Mj_Casablanca Light"/>
+                <w:sz w:val="22"/>
+                <w:szCs w:val="22"/>
+              </w:rPr>
+            </w:pPr>
+            <w:r>
+              <w:rPr>
+                <w:rFonts w:cs="Mj_Casablanca Light" w:hint="cs"/>
+                <w:sz w:val="22"/>
+                <w:szCs w:val="22"/>
+                <w:rtl/>
+              </w:rPr>
+              <w:t>ايشان مي تواند از داشبورد اصلی سیستم لیست عملیات هارا مشاهده کند .</w:t>
+            </w:r>
+          </w:p>
+          <w:p>
+            <w:pPr>
+              <w:pStyle w:val="ListParagraph"/>
+              <w:numPr>
+                <w:ilvl w:val="0"/>
+                <w:numId w:val="16"/>
+              </w:numPr>
+              <w:bidi/>
+              <w:rPr>
+                <w:rFonts w:cs="Mj_Casablanca Light"/>
+                <w:sz w:val="22"/>
+                <w:szCs w:val="22"/>
+              </w:rPr>
+            </w:pPr>
+            <w:r>
+              <w:rPr>
+                <w:rFonts w:cs="Mj_Casablanca Light" w:hint="cs"/>
+                <w:sz w:val="22"/>
+                <w:szCs w:val="22"/>
+                <w:rtl/>
+              </w:rPr>
+              <w:t xml:space="preserve">می تواند از طریق لیست عملیات ها </w:t>
+            </w:r>
+            <w:r>
+              <w:rPr>
+                <w:rFonts w:cs="Mj_Casablanca Light"/>
+                <w:sz w:val="22"/>
+                <w:szCs w:val="22"/>
+                <w:rtl/>
+                <w:lang w:bidi="fa-IR"/>
+              </w:rPr>
               <w:t xml:space="preserve"> </w:t>
             </w:r>
             <w:r>
@@ -3127,17 +3209,1073 @@
                 <w:sz w:val="22"/>
                 <w:szCs w:val="22"/>
                 <w:rtl/>
+                <w:lang w:bidi="fa-IR"/>
+              </w:rPr>
+              <w:t>مدیریت</w:t>
+            </w:r>
+            <w:r>
+              <w:rPr>
+                <w:rFonts w:cs="Mj_Casablanca Light"/>
+                <w:sz w:val="22"/>
+                <w:szCs w:val="22"/>
+                <w:rtl/>
+                <w:lang w:bidi="fa-IR"/>
+              </w:rPr>
+              <w:t xml:space="preserve"> تبلیغات</w:t>
+            </w:r>
+            <w:r>
+              <w:rPr>
+                <w:rFonts w:cs="Mj_Casablanca Light" w:hint="cs"/>
+                <w:sz w:val="22"/>
+                <w:szCs w:val="22"/>
+                <w:rtl/>
+                <w:lang w:bidi="fa-IR"/>
+              </w:rPr>
+              <w:t xml:space="preserve"> را انتخاب </w:t>
+            </w:r>
+            <w:r>
+              <w:rPr>
+                <w:rFonts w:cs="Mj_Casablanca Light" w:hint="cs"/>
+                <w:sz w:val="22"/>
+                <w:szCs w:val="22"/>
+                <w:rtl/>
+                <w:lang w:bidi="fa-IR"/>
+              </w:rPr>
+              <w:t>کند .</w:t>
+            </w:r>
+          </w:p>
+          <w:p>
+            <w:pPr>
+              <w:pStyle w:val="ListParagraph"/>
+              <w:numPr>
+                <w:ilvl w:val="0"/>
+                <w:numId w:val="16"/>
+              </w:numPr>
+              <w:bidi/>
+              <w:rPr>
+                <w:rFonts w:cs="Mj_Casablanca Light"/>
+                <w:sz w:val="22"/>
+                <w:szCs w:val="22"/>
+              </w:rPr>
+            </w:pPr>
+            <w:r>
+              <w:rPr>
+                <w:rFonts w:cs="Mj_Casablanca Light" w:hint="cs"/>
+                <w:sz w:val="22"/>
+                <w:szCs w:val="22"/>
+                <w:rtl/>
+              </w:rPr>
+              <w:t>اطلاعات تبلیغ را وارد می کند .</w:t>
+            </w:r>
+          </w:p>
+          <w:p>
+            <w:pPr>
+              <w:pStyle w:val="ListParagraph"/>
+              <w:numPr>
+                <w:ilvl w:val="0"/>
+                <w:numId w:val="16"/>
+              </w:numPr>
+              <w:bidi/>
+              <w:rPr>
+                <w:rFonts w:cs="Mj_Casablanca Light"/>
+                <w:sz w:val="22"/>
+                <w:szCs w:val="22"/>
+              </w:rPr>
+            </w:pPr>
+            <w:r>
+              <w:rPr>
+                <w:rFonts w:cs="Mj_Casablanca Light" w:hint="cs"/>
+                <w:sz w:val="22"/>
+                <w:szCs w:val="22"/>
+                <w:rtl/>
+              </w:rPr>
+              <w:t>تبلیغ را در سایت منتشر می کند .</w:t>
+            </w:r>
+          </w:p>
+          <w:p>
+            <w:pPr>
+              <w:pStyle w:val="ListParagraph"/>
+              <w:bidi/>
+              <w:ind w:left="1234"/>
+              <w:rPr>
+                <w:rFonts w:cs="Mj_Casablanca Light"/>
+                <w:color w:val="0070C0"/>
+                <w:sz w:val="22"/>
+                <w:szCs w:val="22"/>
+              </w:rPr>
+            </w:pPr>
+          </w:p>
+        </w:tc>
+      </w:tr>
+      <w:tr>
+        <w:trPr>
+          <w:trHeight w:val="1008"/>
+        </w:trPr>
+        <w:tc>
+          <w:tcPr>
+            <w:tcW w:w="11425" w:type="dxa"/>
+            <w:gridSpan w:val="7"/>
+          </w:tcPr>
+          <w:p>
+            <w:pPr>
+              <w:bidi/>
+              <w:rPr>
+                <w:rFonts w:cs="Mj_Casablanca Light"/>
+                <w:color w:val="0070C0"/>
+                <w:sz w:val="22"/>
+                <w:szCs w:val="22"/>
+                <w:rtl/>
+              </w:rPr>
+            </w:pPr>
+            <w:r>
+              <w:rPr>
+                <w:rFonts w:cs="Mj_Casablanca Light" w:hint="cs"/>
+                <w:color w:val="0070C0"/>
+                <w:sz w:val="22"/>
+                <w:szCs w:val="22"/>
+                <w:rtl/>
+              </w:rPr>
+              <w:t>زيرجريان ها :</w:t>
+            </w:r>
+          </w:p>
+          <w:p>
+            <w:pPr>
+              <w:bidi/>
+              <w:rPr>
+                <w:rFonts w:cs="Mj_Casablanca Light"/>
+                <w:color w:val="0070C0"/>
+                <w:sz w:val="22"/>
+                <w:szCs w:val="22"/>
+                <w:rtl/>
+              </w:rPr>
+            </w:pPr>
+            <w:r>
+              <w:rPr>
+                <w:rFonts w:cs="Mj_Casablanca Light" w:hint="cs"/>
+                <w:sz w:val="22"/>
+                <w:szCs w:val="22"/>
+                <w:rtl/>
               </w:rPr>
               <w:t xml:space="preserve"> </w:t>
             </w:r>
-            <w:r>
-              <w:rPr>
-                <w:rFonts w:cs="Mj_Casablanca Light" w:hint="cs"/>
-                <w:sz w:val="22"/>
-                <w:szCs w:val="22"/>
-                <w:rtl/>
-              </w:rPr>
-              <w:t xml:space="preserve">پشتیبان سازمان که ابتدا وارد صفحه خودش شده </w:t>
+          </w:p>
+        </w:tc>
+      </w:tr>
+      <w:tr>
+        <w:trPr>
+          <w:trHeight w:val="1008"/>
+        </w:trPr>
+        <w:tc>
+          <w:tcPr>
+            <w:tcW w:w="11425" w:type="dxa"/>
+            <w:gridSpan w:val="7"/>
+          </w:tcPr>
+          <w:p>
+            <w:pPr>
+              <w:bidi/>
+              <w:rPr>
+                <w:rFonts w:cs="Mj_Casablanca Light"/>
+                <w:color w:val="0070C0"/>
+                <w:sz w:val="22"/>
+                <w:szCs w:val="22"/>
+                <w:rtl/>
+              </w:rPr>
+            </w:pPr>
+            <w:r>
+              <w:rPr>
+                <w:rFonts w:cs="Mj_Casablanca Light" w:hint="cs"/>
+                <w:color w:val="0070C0"/>
+                <w:sz w:val="22"/>
+                <w:szCs w:val="22"/>
+                <w:rtl/>
+              </w:rPr>
+              <w:t>جريانات جايگزين يا استثناء :</w:t>
+            </w:r>
+          </w:p>
+        </w:tc>
+      </w:tr>
+    </w:tbl>
+    <w:p>
+      <w:pPr>
+        <w:rPr>
+          <w:rFonts w:cs="Mj_Casablanca Light"/>
+          <w:color w:val="0070C0"/>
+          <w:sz w:val="22"/>
+          <w:szCs w:val="22"/>
+          <w:rtl/>
+        </w:rPr>
+      </w:pPr>
+      <w:r>
+        <w:rPr>
+          <w:rFonts w:cs="Mj_Casablanca Light"/>
+          <w:color w:val="0070C0"/>
+          <w:sz w:val="22"/>
+          <w:szCs w:val="22"/>
+          <w:rtl/>
+        </w:rPr>
+        <w:br w:type="page"/>
+      </w:r>
+    </w:p>
+    <w:p>
+      <w:pPr>
+        <w:rPr>
+          <w:rFonts w:cs="Mj_Casablanca Light"/>
+          <w:color w:val="0070C0"/>
+          <w:sz w:val="22"/>
+          <w:szCs w:val="22"/>
+          <w:rtl/>
+        </w:rPr>
+      </w:pPr>
+    </w:p>
+    <w:p>
+      <w:pPr>
+        <w:bidi/>
+        <w:rPr>
+          <w:rFonts w:cs="Mj_Casablanca Light"/>
+          <w:color w:val="0070C0"/>
+          <w:sz w:val="22"/>
+          <w:szCs w:val="22"/>
+          <w:rtl/>
+        </w:rPr>
+      </w:pPr>
+    </w:p>
+    <w:tbl>
+      <w:tblPr>
+        <w:tblStyle w:val="TableGrid"/>
+        <w:tblpPr w:leftFromText="180" w:rightFromText="180" w:vertAnchor="page" w:horzAnchor="margin" w:tblpXSpec="center" w:tblpY="471"/>
+        <w:bidiVisual/>
+        <w:tblW w:w="11425" w:type="dxa"/>
+        <w:tblLook w:val="04A0" w:firstRow="1" w:lastRow="0" w:firstColumn="1" w:lastColumn="0" w:noHBand="0" w:noVBand="1"/>
+      </w:tblPr>
+      <w:tblGrid>
+        <w:gridCol w:w="627"/>
+        <w:gridCol w:w="2708"/>
+        <w:gridCol w:w="2790"/>
+        <w:gridCol w:w="484"/>
+        <w:gridCol w:w="1858"/>
+        <w:gridCol w:w="734"/>
+        <w:gridCol w:w="2224"/>
+      </w:tblGrid>
+      <w:tr>
+        <w:trPr>
+          <w:trHeight w:val="620"/>
+        </w:trPr>
+        <w:tc>
+          <w:tcPr>
+            <w:tcW w:w="6609" w:type="dxa"/>
+            <w:gridSpan w:val="4"/>
+            <w:vAlign w:val="center"/>
+          </w:tcPr>
+          <w:p>
+            <w:pPr>
+              <w:bidi/>
+              <w:rPr>
+                <w:rFonts w:cs="Mj_Casablanca Light"/>
+                <w:sz w:val="22"/>
+                <w:szCs w:val="22"/>
+                <w:rtl/>
+                <w:lang w:bidi="fa-IR"/>
+              </w:rPr>
+            </w:pPr>
+            <w:r>
+              <w:rPr>
+                <w:rFonts w:cs="Mj_Casablanca Light" w:hint="cs"/>
+                <w:color w:val="0070C0"/>
+                <w:sz w:val="22"/>
+                <w:szCs w:val="22"/>
+                <w:rtl/>
+                <w:lang w:bidi="fa-IR"/>
+              </w:rPr>
+              <w:t xml:space="preserve">نام مورد </w:t>
+            </w:r>
+            <w:r>
+              <w:rPr>
+                <w:rFonts w:ascii="Arial" w:hAnsi="Arial" w:cs="Arial" w:hint="cs"/>
+                <w:color w:val="0070C0"/>
+                <w:sz w:val="22"/>
+                <w:szCs w:val="22"/>
+                <w:rtl/>
+                <w:lang w:bidi="fa-IR"/>
+              </w:rPr>
+              <w:t>–</w:t>
+            </w:r>
+            <w:r>
+              <w:rPr>
+                <w:rFonts w:cs="Mj_Casablanca Light" w:hint="cs"/>
+                <w:color w:val="0070C0"/>
+                <w:sz w:val="22"/>
+                <w:szCs w:val="22"/>
+                <w:rtl/>
+                <w:lang w:bidi="fa-IR"/>
+              </w:rPr>
+              <w:t xml:space="preserve"> كاربرد </w:t>
+            </w:r>
+            <w:r>
+              <w:rPr>
+                <w:rFonts w:cs="Mj_Casablanca Light" w:hint="cs"/>
+                <w:color w:val="0070C0"/>
+                <w:sz w:val="22"/>
+                <w:szCs w:val="22"/>
+                <w:rtl/>
+                <w:lang w:bidi="fa-IR"/>
+              </w:rPr>
+              <w:t xml:space="preserve">: </w:t>
+            </w:r>
+            <w:r>
+              <w:rPr>
+                <w:rFonts w:cs="Mj_Casablanca Light"/>
+                <w:sz w:val="22"/>
+                <w:szCs w:val="22"/>
+                <w:rtl/>
+                <w:lang w:bidi="fa-IR"/>
+              </w:rPr>
+              <w:t xml:space="preserve"> </w:t>
+            </w:r>
+            <w:r>
+              <w:rPr>
+                <w:rFonts w:cs="Mj_Casablanca Light" w:hint="cs"/>
+                <w:sz w:val="22"/>
+                <w:szCs w:val="22"/>
+                <w:rtl/>
+                <w:lang w:bidi="fa-IR"/>
+              </w:rPr>
+              <w:t xml:space="preserve">ایجاد </w:t>
+            </w:r>
+            <w:r>
+              <w:rPr>
+                <w:rFonts w:cs="Mj_Casablanca Light"/>
+                <w:sz w:val="22"/>
+                <w:szCs w:val="22"/>
+                <w:rtl/>
+                <w:lang w:bidi="fa-IR"/>
+              </w:rPr>
+              <w:t>نوبت</w:t>
+            </w:r>
+          </w:p>
+        </w:tc>
+        <w:tc>
+          <w:tcPr>
+            <w:tcW w:w="2592" w:type="dxa"/>
+            <w:gridSpan w:val="2"/>
+            <w:vAlign w:val="center"/>
+          </w:tcPr>
+          <w:p>
+            <w:pPr>
+              <w:bidi/>
+              <w:rPr>
+                <w:rFonts w:cs="Mj_Casablanca Light"/>
+                <w:sz w:val="22"/>
+                <w:szCs w:val="22"/>
+                <w14:shadow w14:blurRad="38100" w14:dist="19050" w14:dir="2700000" w14:sx="100000" w14:sy="100000" w14:kx="0" w14:ky="0" w14:algn="tl">
+                  <w14:schemeClr w14:val="dk1">
+                    <w14:alpha w14:val="60000"/>
+                  </w14:schemeClr>
+                </w14:shadow>
+                <w14:textOutline w14:w="0" w14:cap="flat" w14:cmpd="sng" w14:algn="ctr">
+                  <w14:noFill/>
+                  <w14:prstDash w14:val="solid"/>
+                  <w14:round/>
+                </w14:textOutline>
+              </w:rPr>
+            </w:pPr>
+            <w:r>
+              <w:rPr>
+                <w:rFonts w:cs="Mj_Casablanca Light" w:hint="cs"/>
+                <w:color w:val="0070C0"/>
+                <w:sz w:val="22"/>
+                <w:szCs w:val="22"/>
+                <w:rtl/>
+              </w:rPr>
+              <w:t>شماره شناسايي :</w:t>
+            </w:r>
+            <w:r>
+              <w:rPr>
+                <w:rFonts w:cs="Mj_Casablanca Light" w:hint="cs"/>
+                <w:color w:val="0070C0"/>
+                <w:sz w:val="22"/>
+                <w:szCs w:val="22"/>
+                <w:rtl/>
+              </w:rPr>
+              <w:t xml:space="preserve"> </w:t>
+            </w:r>
+            <w:r>
+              <w:rPr>
+                <w:rFonts w:cs="Mj_Casablanca Light"/>
+                <w:sz w:val="22"/>
+                <w:szCs w:val="22"/>
+              </w:rPr>
+              <w:t>4.4</w:t>
+            </w:r>
+          </w:p>
+        </w:tc>
+        <w:tc>
+          <w:tcPr>
+            <w:tcW w:w="2224" w:type="dxa"/>
+            <w:vAlign w:val="center"/>
+          </w:tcPr>
+          <w:p>
+            <w:pPr>
+              <w:bidi/>
+              <w:rPr>
+                <w:rFonts w:cs="Mj_Casablanca Light"/>
+                <w:color w:val="0070C0"/>
+                <w:sz w:val="22"/>
+                <w:szCs w:val="22"/>
+                <w:rtl/>
+                <w:lang w:bidi="fa-IR"/>
+              </w:rPr>
+            </w:pPr>
+            <w:r>
+              <w:rPr>
+                <w:rFonts w:cs="Mj_Casablanca Light" w:hint="cs"/>
+                <w:color w:val="0070C0"/>
+                <w:sz w:val="22"/>
+                <w:szCs w:val="22"/>
+                <w:rtl/>
+              </w:rPr>
+              <w:t xml:space="preserve">سطح اهميت : </w:t>
+            </w:r>
+            <w:r>
+              <w:rPr>
+                <w:rFonts w:cs="Mj_Casablanca Light" w:hint="cs"/>
+                <w:sz w:val="22"/>
+                <w:szCs w:val="22"/>
+                <w:rtl/>
+                <w:lang w:bidi="fa-IR"/>
+              </w:rPr>
+              <w:t>زياد</w:t>
+            </w:r>
+          </w:p>
+        </w:tc>
+      </w:tr>
+      <w:tr>
+        <w:trPr>
+          <w:trHeight w:val="619"/>
+        </w:trPr>
+        <w:tc>
+          <w:tcPr>
+            <w:tcW w:w="6609" w:type="dxa"/>
+            <w:gridSpan w:val="4"/>
+            <w:vAlign w:val="center"/>
+          </w:tcPr>
+          <w:p>
+            <w:pPr>
+              <w:bidi/>
+              <w:rPr>
+                <w:rFonts w:cs="Mj_Casablanca Light"/>
+                <w:color w:val="0070C0"/>
+                <w:sz w:val="22"/>
+                <w:szCs w:val="22"/>
+                <w:rtl/>
+              </w:rPr>
+            </w:pPr>
+            <w:r>
+              <w:rPr>
+                <w:rFonts w:cs="Mj_Casablanca Light" w:hint="cs"/>
+                <w:color w:val="0070C0"/>
+                <w:sz w:val="22"/>
+                <w:szCs w:val="22"/>
+                <w:rtl/>
+              </w:rPr>
+              <w:t xml:space="preserve">كنشگر اصلي : </w:t>
+            </w:r>
+            <w:r>
+              <w:rPr>
+                <w:rFonts w:cs="Mj_Casablanca Light" w:hint="cs"/>
+                <w:sz w:val="22"/>
+                <w:szCs w:val="22"/>
+                <w:rtl/>
+              </w:rPr>
+              <w:t xml:space="preserve"> پشتیبان سازمان</w:t>
+            </w:r>
+          </w:p>
+        </w:tc>
+        <w:tc>
+          <w:tcPr>
+            <w:tcW w:w="4816" w:type="dxa"/>
+            <w:gridSpan w:val="3"/>
+            <w:vAlign w:val="center"/>
+          </w:tcPr>
+          <w:p>
+            <w:pPr>
+              <w:bidi/>
+              <w:rPr>
+                <w:rFonts w:cs="Mj_Casablanca Light"/>
+                <w:color w:val="0070C0"/>
+                <w:sz w:val="22"/>
+                <w:szCs w:val="22"/>
+                <w:rtl/>
+              </w:rPr>
+            </w:pPr>
+            <w:r>
+              <w:rPr>
+                <w:rFonts w:cs="Mj_Casablanca Light" w:hint="cs"/>
+                <w:color w:val="0070C0"/>
+                <w:sz w:val="22"/>
+                <w:szCs w:val="22"/>
+                <w:rtl/>
+              </w:rPr>
+              <w:t xml:space="preserve">نوع مورد </w:t>
+            </w:r>
+            <w:r>
+              <w:rPr>
+                <w:rFonts w:ascii="Arial" w:hAnsi="Arial" w:cs="Arial" w:hint="cs"/>
+                <w:color w:val="0070C0"/>
+                <w:sz w:val="22"/>
+                <w:szCs w:val="22"/>
+                <w:rtl/>
+              </w:rPr>
+              <w:t>–</w:t>
+            </w:r>
+            <w:r>
+              <w:rPr>
+                <w:rFonts w:cs="Mj_Casablanca Light" w:hint="cs"/>
+                <w:color w:val="0070C0"/>
+                <w:sz w:val="22"/>
+                <w:szCs w:val="22"/>
+                <w:rtl/>
+              </w:rPr>
+              <w:t xml:space="preserve"> كاربردي :</w:t>
+            </w:r>
+            <w:r>
+              <w:rPr>
+                <w:rFonts w:cs="Mj_Casablanca Light" w:hint="cs"/>
+                <w:color w:val="0070C0"/>
+                <w:sz w:val="22"/>
+                <w:szCs w:val="22"/>
+                <w:rtl/>
+              </w:rPr>
+              <w:t xml:space="preserve"> </w:t>
+            </w:r>
+            <w:r>
+              <w:rPr>
+                <w:rFonts w:cs="Mj_Casablanca Light" w:hint="cs"/>
+                <w:sz w:val="22"/>
+                <w:szCs w:val="22"/>
+                <w:rtl/>
+              </w:rPr>
+              <w:t>متوسط</w:t>
+            </w:r>
+          </w:p>
+        </w:tc>
+      </w:tr>
+      <w:tr>
+        <w:trPr>
+          <w:trHeight w:val="1008"/>
+        </w:trPr>
+        <w:tc>
+          <w:tcPr>
+            <w:tcW w:w="11425" w:type="dxa"/>
+            <w:gridSpan w:val="7"/>
+          </w:tcPr>
+          <w:p>
+            <w:pPr>
+              <w:bidi/>
+              <w:rPr>
+                <w:rFonts w:cs="Mj_Casablanca Light"/>
+                <w:color w:val="0070C0"/>
+                <w:sz w:val="22"/>
+                <w:szCs w:val="22"/>
+                <w:rtl/>
+              </w:rPr>
+            </w:pPr>
+            <w:r>
+              <w:rPr>
+                <w:rFonts w:cs="Mj_Casablanca Light" w:hint="cs"/>
+                <w:color w:val="0070C0"/>
+                <w:sz w:val="22"/>
+                <w:szCs w:val="22"/>
+                <w:rtl/>
+              </w:rPr>
+              <w:t>ذينفعان و علاقمندي ها :</w:t>
+            </w:r>
+          </w:p>
+          <w:p>
+            <w:pPr>
+              <w:bidi/>
+              <w:ind w:left="360"/>
+              <w:rPr>
+                <w:rFonts w:cs="Mj_Casablanca Light"/>
+                <w:sz w:val="22"/>
+                <w:szCs w:val="22"/>
+                <w:rtl/>
+                <w:lang w:bidi="fa-IR"/>
+              </w:rPr>
+            </w:pPr>
+            <w:r>
+              <w:rPr>
+                <w:rFonts w:cs="Mj_Casablanca Light" w:hint="cs"/>
+                <w:sz w:val="22"/>
+                <w:szCs w:val="22"/>
+                <w:rtl/>
+              </w:rPr>
+              <w:t>پشتیبان سازمان</w:t>
+            </w:r>
+            <w:r>
+              <w:rPr>
+                <w:rFonts w:cs="Mj_Casablanca Light" w:hint="cs"/>
+                <w:sz w:val="22"/>
+                <w:szCs w:val="22"/>
+                <w:rtl/>
+              </w:rPr>
+              <w:t xml:space="preserve"> </w:t>
+            </w:r>
+            <w:r>
+              <w:rPr>
+                <w:rFonts w:ascii="Arial" w:hAnsi="Arial" w:cs="Arial" w:hint="cs"/>
+                <w:sz w:val="22"/>
+                <w:szCs w:val="22"/>
+                <w:rtl/>
+              </w:rPr>
+              <w:t>–</w:t>
+            </w:r>
+            <w:r>
+              <w:rPr>
+                <w:rFonts w:cs="Mj_Casablanca Light" w:hint="cs"/>
+                <w:sz w:val="22"/>
+                <w:szCs w:val="22"/>
+                <w:rtl/>
+              </w:rPr>
+              <w:t xml:space="preserve"> مي توان</w:t>
+            </w:r>
+            <w:r>
+              <w:rPr>
+                <w:rFonts w:cs="Mj_Casablanca Light" w:hint="cs"/>
+                <w:sz w:val="22"/>
+                <w:szCs w:val="22"/>
+                <w:rtl/>
+              </w:rPr>
+              <w:t xml:space="preserve">د </w:t>
+            </w:r>
+            <w:r>
+              <w:rPr>
+                <w:rFonts w:cs="Mj_Casablanca Light" w:hint="cs"/>
+                <w:sz w:val="22"/>
+                <w:szCs w:val="22"/>
+                <w:rtl/>
+              </w:rPr>
+              <w:t xml:space="preserve">در پروفایل کسب و کار </w:t>
+            </w:r>
+            <w:r>
+              <w:rPr>
+                <w:rFonts w:cs="Mj_Casablanca Light"/>
+                <w:sz w:val="22"/>
+                <w:szCs w:val="22"/>
+              </w:rPr>
+              <w:t>,</w:t>
+            </w:r>
+            <w:r>
+              <w:rPr>
+                <w:rFonts w:cs="Mj_Casablanca Light" w:hint="cs"/>
+                <w:sz w:val="22"/>
+                <w:szCs w:val="22"/>
+                <w:rtl/>
+                <w:lang w:bidi="fa-IR"/>
+              </w:rPr>
+              <w:t xml:space="preserve"> نوبت جدید </w:t>
+            </w:r>
+            <w:r>
+              <w:rPr>
+                <w:rFonts w:cs="Mj_Casablanca Light" w:hint="cs"/>
+                <w:sz w:val="22"/>
+                <w:szCs w:val="22"/>
+                <w:rtl/>
+                <w:lang w:bidi="fa-IR"/>
+              </w:rPr>
+              <w:t xml:space="preserve">ایجاد </w:t>
+            </w:r>
+            <w:r>
+              <w:rPr>
+                <w:rFonts w:cs="Mj_Casablanca Light" w:hint="cs"/>
+                <w:sz w:val="22"/>
+                <w:szCs w:val="22"/>
+                <w:rtl/>
+                <w:lang w:bidi="fa-IR"/>
+              </w:rPr>
+              <w:t>کند .</w:t>
+            </w:r>
+          </w:p>
+        </w:tc>
+      </w:tr>
+      <w:tr>
+        <w:trPr>
+          <w:trHeight w:val="1008"/>
+        </w:trPr>
+        <w:tc>
+          <w:tcPr>
+            <w:tcW w:w="11425" w:type="dxa"/>
+            <w:gridSpan w:val="7"/>
+          </w:tcPr>
+          <w:p>
+            <w:pPr>
+              <w:bidi/>
+              <w:rPr>
+                <w:rFonts w:cs="Mj_Casablanca Light"/>
+                <w:color w:val="0070C0"/>
+                <w:sz w:val="22"/>
+                <w:szCs w:val="22"/>
+                <w:rtl/>
+              </w:rPr>
+            </w:pPr>
+            <w:r>
+              <w:rPr>
+                <w:rFonts w:cs="Mj_Casablanca Light" w:hint="cs"/>
+                <w:color w:val="0070C0"/>
+                <w:sz w:val="22"/>
+                <w:szCs w:val="22"/>
+                <w:rtl/>
+              </w:rPr>
+              <w:t>شرح مختصر :</w:t>
+            </w:r>
+          </w:p>
+          <w:p>
+            <w:pPr>
+              <w:bidi/>
+              <w:ind w:left="784" w:hanging="424"/>
+              <w:rPr>
+                <w:rFonts w:cs="Mj_Casablanca Light"/>
+                <w:color w:val="0070C0"/>
+                <w:sz w:val="22"/>
+                <w:szCs w:val="22"/>
+                <w:rtl/>
+              </w:rPr>
+            </w:pPr>
+            <w:r>
+              <w:rPr>
+                <w:rFonts w:cs="Mj_Casablanca Light" w:hint="cs"/>
+                <w:sz w:val="22"/>
+                <w:szCs w:val="22"/>
+                <w:rtl/>
+              </w:rPr>
+              <w:t xml:space="preserve">اين مورد-كاربرد براي اين است كه </w:t>
+            </w:r>
+            <w:r>
+              <w:rPr>
+                <w:rFonts w:cs="Mj_Casablanca Light" w:hint="cs"/>
+                <w:sz w:val="22"/>
+                <w:szCs w:val="22"/>
+                <w:rtl/>
+              </w:rPr>
+              <w:t xml:space="preserve">نوبت جدید برای </w:t>
+            </w:r>
+            <w:r>
+              <w:rPr>
+                <w:rFonts w:cs="Mj_Casablanca Light" w:hint="cs"/>
+                <w:sz w:val="22"/>
+                <w:szCs w:val="22"/>
+                <w:rtl/>
+              </w:rPr>
+              <w:t xml:space="preserve">کسب و کار ایجاد </w:t>
+            </w:r>
+            <w:r>
+              <w:rPr>
+                <w:rFonts w:cs="Mj_Casablanca Light" w:hint="cs"/>
+                <w:sz w:val="22"/>
+                <w:szCs w:val="22"/>
+                <w:rtl/>
+              </w:rPr>
+              <w:t xml:space="preserve"> شود .</w:t>
+            </w:r>
+          </w:p>
+        </w:tc>
+      </w:tr>
+      <w:tr>
+        <w:trPr>
+          <w:trHeight w:val="619"/>
+        </w:trPr>
+        <w:tc>
+          <w:tcPr>
+            <w:tcW w:w="8467" w:type="dxa"/>
+            <w:gridSpan w:val="5"/>
+            <w:vAlign w:val="center"/>
+          </w:tcPr>
+          <w:p>
+            <w:pPr>
+              <w:bidi/>
+              <w:rPr>
+                <w:rFonts w:cs="Mj_Casablanca Light"/>
+                <w:color w:val="0070C0"/>
+                <w:sz w:val="22"/>
+                <w:szCs w:val="22"/>
+                <w:rtl/>
+              </w:rPr>
+            </w:pPr>
+            <w:r>
+              <w:rPr>
+                <w:rFonts w:cs="Mj_Casablanca Light" w:hint="cs"/>
+                <w:color w:val="0070C0"/>
+                <w:sz w:val="22"/>
+                <w:szCs w:val="22"/>
+                <w:rtl/>
+              </w:rPr>
+              <w:t xml:space="preserve">آغازكننده : </w:t>
+            </w:r>
+            <w:r>
+              <w:rPr>
+                <w:rFonts w:cs="Mj_Casablanca Light" w:hint="cs"/>
+                <w:sz w:val="22"/>
+                <w:szCs w:val="22"/>
+                <w:rtl/>
+              </w:rPr>
+              <w:t xml:space="preserve"> پشتیبان سازمان</w:t>
+            </w:r>
+          </w:p>
+        </w:tc>
+        <w:tc>
+          <w:tcPr>
+            <w:tcW w:w="2958" w:type="dxa"/>
+            <w:gridSpan w:val="2"/>
+            <w:vAlign w:val="center"/>
+          </w:tcPr>
+          <w:p>
+            <w:pPr>
+              <w:bidi/>
+              <w:rPr>
+                <w:rFonts w:cs="Mj_Casablanca Light"/>
+                <w:color w:val="0070C0"/>
+                <w:sz w:val="22"/>
+                <w:szCs w:val="22"/>
+                <w:rtl/>
+              </w:rPr>
+            </w:pPr>
+            <w:r>
+              <w:rPr>
+                <w:rFonts w:cs="Mj_Casablanca Light" w:hint="cs"/>
+                <w:color w:val="0070C0"/>
+                <w:sz w:val="22"/>
+                <w:szCs w:val="22"/>
+                <w:rtl/>
+              </w:rPr>
+              <w:t>نوع :</w:t>
+            </w:r>
+            <w:r>
+              <w:rPr>
+                <w:rFonts w:cs="Mj_Casablanca Light" w:hint="cs"/>
+                <w:sz w:val="22"/>
+                <w:szCs w:val="22"/>
+                <w:rtl/>
+              </w:rPr>
+              <w:t xml:space="preserve"> خارجي</w:t>
+            </w:r>
+          </w:p>
+        </w:tc>
+      </w:tr>
+      <w:tr>
+        <w:trPr>
+          <w:trHeight w:val="619"/>
+        </w:trPr>
+        <w:tc>
+          <w:tcPr>
+            <w:tcW w:w="627" w:type="dxa"/>
+            <w:vAlign w:val="center"/>
+          </w:tcPr>
+          <w:p>
+            <w:pPr>
+              <w:bidi/>
+              <w:rPr>
+                <w:rFonts w:cs="Mj_Casablanca Light"/>
+                <w:color w:val="0070C0"/>
+                <w:sz w:val="22"/>
+                <w:szCs w:val="22"/>
+                <w:rtl/>
+              </w:rPr>
+            </w:pPr>
+            <w:r>
+              <w:rPr>
+                <w:rFonts w:cs="Mj_Casablanca Light" w:hint="cs"/>
+                <w:color w:val="0070C0"/>
+                <w:sz w:val="22"/>
+                <w:szCs w:val="22"/>
+                <w:rtl/>
+              </w:rPr>
+              <w:t>روابط</w:t>
+            </w:r>
+          </w:p>
+        </w:tc>
+        <w:tc>
+          <w:tcPr>
+            <w:tcW w:w="2708" w:type="dxa"/>
+            <w:vAlign w:val="center"/>
+          </w:tcPr>
+          <w:p>
+            <w:pPr>
+              <w:bidi/>
+              <w:rPr>
+                <w:rFonts w:cs="Mj_Casablanca Light"/>
+                <w:color w:val="0070C0"/>
+                <w:sz w:val="22"/>
+                <w:szCs w:val="22"/>
+                <w:rtl/>
+              </w:rPr>
+            </w:pPr>
+            <w:r>
+              <w:rPr>
+                <w:rFonts w:cs="Mj_Casablanca Light" w:hint="cs"/>
+                <w:color w:val="0070C0"/>
+                <w:sz w:val="22"/>
+                <w:szCs w:val="22"/>
+                <w:rtl/>
+              </w:rPr>
+              <w:t xml:space="preserve">انجمني : </w:t>
+            </w:r>
+            <w:r>
+              <w:rPr>
+                <w:rFonts w:cs="Mj_Casablanca Light" w:hint="cs"/>
+                <w:color w:val="0070C0"/>
+                <w:sz w:val="22"/>
+                <w:szCs w:val="22"/>
+                <w:rtl/>
+              </w:rPr>
+              <w:t>--</w:t>
+            </w:r>
+          </w:p>
+        </w:tc>
+        <w:tc>
+          <w:tcPr>
+            <w:tcW w:w="2790" w:type="dxa"/>
+            <w:vAlign w:val="center"/>
+          </w:tcPr>
+          <w:p>
+            <w:pPr>
+              <w:bidi/>
+              <w:rPr>
+                <w:rFonts w:cs="Mj_Casablanca Light"/>
+                <w:color w:val="0070C0"/>
+                <w:sz w:val="22"/>
+                <w:szCs w:val="22"/>
+                <w:rtl/>
+              </w:rPr>
+            </w:pPr>
+            <w:r>
+              <w:rPr>
+                <w:rFonts w:cs="Mj_Casablanca Light" w:hint="cs"/>
+                <w:color w:val="0070C0"/>
+                <w:sz w:val="22"/>
+                <w:szCs w:val="22"/>
+                <w:rtl/>
+              </w:rPr>
+              <w:t xml:space="preserve">شمول : </w:t>
+            </w:r>
+            <w:r>
+              <w:rPr>
+                <w:rFonts w:cs="Mj_Casablanca Light" w:hint="cs"/>
+                <w:color w:val="0070C0"/>
+                <w:sz w:val="22"/>
+                <w:szCs w:val="22"/>
+                <w:rtl/>
+              </w:rPr>
+              <w:t>--</w:t>
+            </w:r>
+          </w:p>
+        </w:tc>
+        <w:tc>
+          <w:tcPr>
+            <w:tcW w:w="2342" w:type="dxa"/>
+            <w:gridSpan w:val="2"/>
+            <w:vAlign w:val="center"/>
+          </w:tcPr>
+          <w:p>
+            <w:pPr>
+              <w:bidi/>
+              <w:rPr>
+                <w:rFonts w:cs="Mj_Casablanca Light"/>
+                <w:color w:val="0070C0"/>
+                <w:sz w:val="22"/>
+                <w:szCs w:val="22"/>
+                <w:rtl/>
+              </w:rPr>
+            </w:pPr>
+            <w:r>
+              <w:rPr>
+                <w:rFonts w:cs="Mj_Casablanca Light" w:hint="cs"/>
+                <w:color w:val="0070C0"/>
+                <w:sz w:val="22"/>
+                <w:szCs w:val="22"/>
+                <w:rtl/>
+              </w:rPr>
+              <w:t xml:space="preserve">توسعه : </w:t>
+            </w:r>
+            <w:r>
+              <w:rPr>
+                <w:rFonts w:cs="Mj_Casablanca Light" w:hint="cs"/>
+                <w:color w:val="0070C0"/>
+                <w:sz w:val="22"/>
+                <w:szCs w:val="22"/>
+                <w:rtl/>
+              </w:rPr>
+              <w:t>--</w:t>
+            </w:r>
+          </w:p>
+        </w:tc>
+        <w:tc>
+          <w:tcPr>
+            <w:tcW w:w="2958" w:type="dxa"/>
+            <w:gridSpan w:val="2"/>
+            <w:vAlign w:val="center"/>
+          </w:tcPr>
+          <w:p>
+            <w:pPr>
+              <w:bidi/>
+              <w:rPr>
+                <w:rFonts w:cs="Mj_Casablanca Light"/>
+                <w:color w:val="0070C0"/>
+                <w:sz w:val="22"/>
+                <w:szCs w:val="22"/>
+                <w:rtl/>
+              </w:rPr>
+            </w:pPr>
+            <w:r>
+              <w:rPr>
+                <w:rFonts w:cs="Mj_Casablanca Light" w:hint="cs"/>
+                <w:color w:val="0070C0"/>
+                <w:sz w:val="22"/>
+                <w:szCs w:val="22"/>
+                <w:rtl/>
+              </w:rPr>
+              <w:t xml:space="preserve">تعميم : </w:t>
+            </w:r>
+            <w:r>
+              <w:rPr>
+                <w:rFonts w:cs="Mj_Casablanca Light" w:hint="cs"/>
+                <w:color w:val="0070C0"/>
+                <w:sz w:val="22"/>
+                <w:szCs w:val="22"/>
+                <w:rtl/>
+              </w:rPr>
+              <w:t>--</w:t>
+            </w:r>
+          </w:p>
+        </w:tc>
+      </w:tr>
+      <w:tr>
+        <w:trPr>
+          <w:trHeight w:val="1008"/>
+        </w:trPr>
+        <w:tc>
+          <w:tcPr>
+            <w:tcW w:w="11425" w:type="dxa"/>
+            <w:gridSpan w:val="7"/>
+          </w:tcPr>
+          <w:p>
+            <w:pPr>
+              <w:bidi/>
+              <w:rPr>
+                <w:rFonts w:cs="Mj_Casablanca Light"/>
+                <w:color w:val="0070C0"/>
+                <w:sz w:val="22"/>
+                <w:szCs w:val="22"/>
+                <w:rtl/>
+              </w:rPr>
+            </w:pPr>
+            <w:r>
+              <w:rPr>
+                <w:rFonts w:cs="Mj_Casablanca Light" w:hint="cs"/>
+                <w:color w:val="0070C0"/>
+                <w:sz w:val="22"/>
+                <w:szCs w:val="22"/>
+                <w:rtl/>
+              </w:rPr>
+              <w:t>جريان طبيعي رويداد ها :</w:t>
             </w:r>
           </w:p>
           <w:p>
@@ -3161,7 +4299,16 @@
                 <w:szCs w:val="22"/>
                 <w:rtl/>
               </w:rPr>
-              <w:t>ايشان مي تواند از داشبورد اصلی سیستم لیست عملیات هارا مشاهده کند .</w:t>
+              <w:t xml:space="preserve"> </w:t>
+            </w:r>
+            <w:r>
+              <w:rPr>
+                <w:rFonts w:cs="Mj_Casablanca Light" w:hint="cs"/>
+                <w:sz w:val="22"/>
+                <w:szCs w:val="22"/>
+                <w:rtl/>
+              </w:rPr>
+              <w:t xml:space="preserve"> پشتیبان سازمان که ابتدا وارد صفحه خودش شده </w:t>
             </w:r>
           </w:p>
           <w:p>
@@ -3185,27 +4332,7 @@
                 <w:szCs w:val="22"/>
                 <w:rtl/>
               </w:rPr>
-              <w:t xml:space="preserve">می تواند از طریق لیست عملیات ها </w:t>
-            </w:r>
-            <w:r>
-              <w:rPr>
-                <w:rFonts w:cs="Mj_Casablanca Light"/>
-                <w:sz w:val="22"/>
-                <w:szCs w:val="22"/>
-                <w:rtl/>
-                <w:lang w:bidi="fa-IR"/>
-              </w:rPr>
-              <w:t xml:space="preserve"> </w:t>
-            </w:r>
-            <w:r>
-              <w:rPr>
-                <w:rFonts w:cs="Mj_Casablanca Light" w:hint="cs"/>
-                <w:sz w:val="22"/>
-                <w:szCs w:val="22"/>
-                <w:rtl/>
-                <w:lang w:bidi="fa-IR"/>
-              </w:rPr>
-              <w:t xml:space="preserve">مدیریت نوبت ها را انتخاب کرده و سپس دوباره یک لیستی از عملیات های مربوط به مدیریت نوبت هارا مشاهده کند </w:t>
+              <w:t>ايشان مي تواند از داشبورد اصلی سیستم لیست عملیات هارا مشاهده کند .</w:t>
             </w:r>
           </w:p>
           <w:p>
@@ -3229,27 +4356,26 @@
                 <w:szCs w:val="22"/>
                 <w:rtl/>
               </w:rPr>
-              <w:t xml:space="preserve">می تواند از طریق لیست عملیات ها </w:t>
-            </w:r>
-            <w:r>
-              <w:rPr>
-                <w:rFonts w:cs="Mj_Casablanca Light"/>
+              <w:t xml:space="preserve">می تواند از طریق </w:t>
+            </w:r>
+            <w:r>
+              <w:rPr>
+                <w:rFonts w:cs="Mj_Casablanca Light" w:hint="cs"/>
+                <w:sz w:val="22"/>
+                <w:szCs w:val="22"/>
+                <w:rtl/>
+              </w:rPr>
+              <w:t xml:space="preserve">منو وارد پروفایل کسب و کار شود . </w:t>
+            </w:r>
+            <w:r>
+              <w:rPr>
+                <w:rFonts w:cs="Mj_Casablanca Light" w:hint="cs"/>
                 <w:sz w:val="22"/>
                 <w:szCs w:val="22"/>
                 <w:rtl/>
                 <w:lang w:bidi="fa-IR"/>
               </w:rPr>
               <w:t xml:space="preserve"> </w:t>
-            </w:r>
-            <w:r>
-              <w:rPr>
-                <w:rFonts w:cs="Mj_Casablanca Light" w:hint="cs"/>
-                <w:sz w:val="22"/>
-                <w:szCs w:val="22"/>
-                <w:rtl/>
-                <w:lang w:bidi="fa-IR"/>
-              </w:rPr>
-              <w:t xml:space="preserve">ثبت نوبت را انتخاب کرده و با ثبت اطلاعات مربوطه نوبت جدید ایجاد کند </w:t>
             </w:r>
           </w:p>
           <w:p>
@@ -3273,31 +4399,42 @@
                 <w:szCs w:val="22"/>
                 <w:rtl/>
               </w:rPr>
-              <w:t xml:space="preserve">نوبت ایجاد شده را ثبت و ذخیره کند </w:t>
-            </w:r>
-          </w:p>
-          <w:p>
-            <w:pPr>
-              <w:pStyle w:val="ListParagraph"/>
-              <w:numPr>
-                <w:ilvl w:val="0"/>
-                <w:numId w:val="18"/>
-              </w:numPr>
-              <w:bidi/>
-              <w:rPr>
-                <w:rFonts w:cs="Mj_Casablanca Light"/>
-                <w:sz w:val="22"/>
-                <w:szCs w:val="22"/>
-              </w:rPr>
-            </w:pPr>
-            <w:r>
-              <w:rPr>
-                <w:rFonts w:cs="Mj_Casablanca Light" w:hint="cs"/>
-                <w:sz w:val="22"/>
-                <w:szCs w:val="22"/>
-                <w:rtl/>
-              </w:rPr>
-              <w:t>تغییرات به وجود آمده در سیستم را ثبت و ذخیره می کند .</w:t>
+              <w:t xml:space="preserve">می تواند از طریق </w:t>
+            </w:r>
+            <w:r>
+              <w:rPr>
+                <w:rFonts w:cs="Mj_Casablanca Light" w:hint="cs"/>
+                <w:sz w:val="22"/>
+                <w:szCs w:val="22"/>
+                <w:rtl/>
+              </w:rPr>
+              <w:t xml:space="preserve">پروفایل  با وارد کردن زمان </w:t>
+            </w:r>
+            <w:r>
+              <w:rPr>
+                <w:rFonts w:cs="Mj_Casablanca Light"/>
+                <w:sz w:val="22"/>
+                <w:szCs w:val="22"/>
+              </w:rPr>
+              <w:t>,</w:t>
+            </w:r>
+            <w:r>
+              <w:rPr>
+                <w:rFonts w:cs="Mj_Casablanca Light" w:hint="cs"/>
+                <w:sz w:val="22"/>
+                <w:szCs w:val="22"/>
+                <w:rtl/>
+              </w:rPr>
+              <w:t xml:space="preserve"> نوبت جدید ایجاد کند </w:t>
+            </w:r>
+            <w:r>
+              <w:rPr>
+                <w:rFonts w:cs="Mj_Casablanca Light" w:hint="cs"/>
+                <w:sz w:val="22"/>
+                <w:szCs w:val="22"/>
+                <w:rtl/>
+              </w:rPr>
+              <w:t>.</w:t>
             </w:r>
           </w:p>
         </w:tc>
@@ -3531,12 +4668,11 @@
             </w:r>
             <w:r>
               <w:rPr>
-                <w:rFonts w:cs="Mj_Casablanca Light" w:hint="cs"/>
-                <w:sz w:val="22"/>
-                <w:szCs w:val="22"/>
-                <w:rtl/>
-              </w:rPr>
-              <w:t>4</w:t>
+                <w:rFonts w:cs="Mj_Casablanca Light"/>
+                <w:sz w:val="22"/>
+                <w:szCs w:val="22"/>
+              </w:rPr>
+              <w:t>4.5</w:t>
             </w:r>
           </w:p>
         </w:tc>
@@ -3618,16 +4754,7 @@
                 <w:szCs w:val="22"/>
                 <w:rtl/>
               </w:rPr>
-              <w:t xml:space="preserve"> </w:t>
-            </w:r>
-            <w:r>
-              <w:rPr>
-                <w:rFonts w:cs="Mj_Casablanca Light" w:hint="cs"/>
-                <w:sz w:val="22"/>
-                <w:szCs w:val="22"/>
-                <w:rtl/>
-              </w:rPr>
-              <w:t>پشتیبان سازمان</w:t>
+              <w:t xml:space="preserve"> پشتیبان سازمان</w:t>
             </w:r>
           </w:p>
         </w:tc>
@@ -3849,16 +4976,7 @@
                 <w:szCs w:val="22"/>
                 <w:rtl/>
               </w:rPr>
-              <w:t xml:space="preserve"> پشتیبان سازمان در صورت عدم توانایی یا دسترسی مشتری  یا رخ دادن وضعیتی غیر منتظره (البته با هماهنگی با مشتری)  </w:t>
-            </w:r>
-            <w:r>
-              <w:rPr>
-                <w:rFonts w:cs="Mj_Casablanca Light" w:hint="cs"/>
-                <w:sz w:val="22"/>
-                <w:szCs w:val="22"/>
-                <w:rtl/>
-              </w:rPr>
-              <w:t>بتواند</w:t>
+              <w:t xml:space="preserve"> پشتیبان سازمان در صورت عدم توانایی یا دسترسی مشتری  یا رخ دادن وضعیتی غیر منتظره (البته با هماهنگی با مشتری)  بتواند</w:t>
             </w:r>
             <w:r>
               <w:rPr>
@@ -3885,7 +5003,7 @@
                 <w:szCs w:val="22"/>
                 <w:rtl/>
               </w:rPr>
-              <w:t>تغییراتی در وضعیت نوبت ثبت شده  به وجود آورد  تا پتیبانی بهتری ارائه دهد.</w:t>
+              <w:t xml:space="preserve">نوبت را لغو کند و یا وضعیت نوبت را با توجه به حضور یا عدم حضور مشتری در زمان مقرر تغییر دهد . </w:t>
             </w:r>
           </w:p>
         </w:tc>
@@ -3928,16 +5046,7 @@
                 <w:szCs w:val="22"/>
                 <w:rtl/>
               </w:rPr>
-              <w:t xml:space="preserve"> </w:t>
-            </w:r>
-            <w:r>
-              <w:rPr>
-                <w:rFonts w:cs="Mj_Casablanca Light" w:hint="cs"/>
-                <w:sz w:val="22"/>
-                <w:szCs w:val="22"/>
-                <w:rtl/>
-              </w:rPr>
-              <w:t>پشتیبان سازمان</w:t>
+              <w:t xml:space="preserve"> پشتیبان سازمان</w:t>
             </w:r>
           </w:p>
         </w:tc>
@@ -4288,17 +5397,43 @@
                 <w:szCs w:val="22"/>
                 <w:rtl/>
               </w:rPr>
-              <w:t xml:space="preserve">می تواند از طریق لیست عملیات ها </w:t>
-            </w:r>
-            <w:r>
-              <w:rPr>
-                <w:rFonts w:cs="Mj_Casablanca Light"/>
+              <w:t xml:space="preserve">می تواند از طریق </w:t>
+            </w:r>
+            <w:r>
+              <w:rPr>
+                <w:rFonts w:cs="Mj_Casablanca Light" w:hint="cs"/>
+                <w:sz w:val="22"/>
+                <w:szCs w:val="22"/>
+                <w:rtl/>
+              </w:rPr>
+              <w:t xml:space="preserve">منو </w:t>
+            </w:r>
+            <w:r>
+              <w:rPr>
+                <w:rFonts w:cs="Mj_Casablanca Light"/>
+                <w:sz w:val="22"/>
+                <w:szCs w:val="22"/>
+              </w:rPr>
+              <w:t>,</w:t>
+            </w:r>
+            <w:r>
+              <w:rPr>
+                <w:rFonts w:cs="Mj_Casablanca Light" w:hint="cs"/>
+                <w:sz w:val="22"/>
+                <w:szCs w:val="22"/>
+                <w:rtl/>
+              </w:rPr>
+              <w:t xml:space="preserve"> وارد بخش </w:t>
+            </w:r>
+            <w:r>
+              <w:rPr>
+                <w:rFonts w:cs="Mj_Casablanca Light" w:hint="cs"/>
                 <w:sz w:val="22"/>
                 <w:szCs w:val="22"/>
                 <w:rtl/>
                 <w:lang w:bidi="fa-IR"/>
               </w:rPr>
-              <w:t xml:space="preserve"> </w:t>
+              <w:t xml:space="preserve">لیست نوبت </w:t>
             </w:r>
             <w:r>
               <w:rPr>
@@ -4308,7 +5443,7 @@
                 <w:rtl/>
                 <w:lang w:bidi="fa-IR"/>
               </w:rPr>
-              <w:t xml:space="preserve">مدیریت نوبت ها را انتخاب کرده و سپس دوباره یک لیستی از عملیات های مربوط به مدیریت نوبت هارا مشاهده کند </w:t>
+              <w:t xml:space="preserve">ها </w:t>
             </w:r>
             <w:r>
               <w:rPr>
@@ -4318,7 +5453,7 @@
                 <w:rtl/>
                 <w:lang w:bidi="fa-IR"/>
               </w:rPr>
-              <w:t>.</w:t>
+              <w:t xml:space="preserve">شود . </w:t>
             </w:r>
           </w:p>
           <w:p>
@@ -4342,47 +5477,38 @@
                 <w:szCs w:val="22"/>
                 <w:rtl/>
               </w:rPr>
-              <w:t xml:space="preserve">می تواند از طریق لیست عملیات ها </w:t>
-            </w:r>
-            <w:r>
-              <w:rPr>
-                <w:rFonts w:cs="Mj_Casablanca Light"/>
+              <w:t xml:space="preserve">می تواند </w:t>
+            </w:r>
+            <w:r>
+              <w:rPr>
+                <w:rFonts w:cs="Mj_Casablanca Light" w:hint="cs"/>
                 <w:sz w:val="22"/>
                 <w:szCs w:val="22"/>
                 <w:rtl/>
                 <w:lang w:bidi="fa-IR"/>
               </w:rPr>
-              <w:t xml:space="preserve"> </w:t>
-            </w:r>
-            <w:r>
-              <w:rPr>
-                <w:rFonts w:cs="Mj_Casablanca Light" w:hint="cs"/>
-                <w:sz w:val="22"/>
-                <w:szCs w:val="22"/>
-                <w:rtl/>
-                <w:lang w:bidi="fa-IR"/>
-              </w:rPr>
-              <w:t xml:space="preserve">تغییر وضعیت </w:t>
-            </w:r>
-            <w:r>
-              <w:rPr>
-                <w:rFonts w:cs="Mj_Casablanca Light" w:hint="cs"/>
-                <w:sz w:val="22"/>
-                <w:szCs w:val="22"/>
-                <w:rtl/>
-                <w:lang w:bidi="fa-IR"/>
-              </w:rPr>
-              <w:t xml:space="preserve"> نوبت را انتخاب کرده و </w:t>
-            </w:r>
-            <w:r>
-              <w:rPr>
-                <w:rFonts w:cs="Mj_Casablanca Light" w:hint="cs"/>
-                <w:sz w:val="22"/>
-                <w:szCs w:val="22"/>
-                <w:rtl/>
-                <w:lang w:bidi="fa-IR"/>
-              </w:rPr>
               <w:t>نوبت مورد نظر را انخاب کند .</w:t>
+            </w:r>
+          </w:p>
+          <w:p>
+            <w:pPr>
+              <w:pStyle w:val="ListParagraph"/>
+              <w:bidi/>
+              <w:rPr>
+                <w:rFonts w:cs="Mj_Casablanca Light"/>
+                <w:sz w:val="22"/>
+                <w:szCs w:val="22"/>
+                <w:rtl/>
+              </w:rPr>
+            </w:pPr>
+            <w:r>
+              <w:rPr>
+                <w:rFonts w:cs="Mj_Casablanca Light" w:hint="cs"/>
+                <w:sz w:val="22"/>
+                <w:szCs w:val="22"/>
+                <w:rtl/>
+              </w:rPr>
+              <w:t xml:space="preserve">تغییر وضعیت به حضور یافت : </w:t>
             </w:r>
           </w:p>
           <w:p>
@@ -4390,7 +5516,7 @@
               <w:pStyle w:val="ListParagraph"/>
               <w:numPr>
                 <w:ilvl w:val="0"/>
-                <w:numId w:val="8"/>
+                <w:numId w:val="46"/>
               </w:numPr>
               <w:bidi/>
               <w:rPr>
@@ -4406,36 +5532,28 @@
                 <w:szCs w:val="22"/>
                 <w:rtl/>
               </w:rPr>
-              <w:t xml:space="preserve">پشتیبان سازمان </w:t>
-            </w:r>
-            <w:r>
-              <w:rPr>
-                <w:rFonts w:cs="Mj_Casablanca Light" w:hint="cs"/>
-                <w:sz w:val="22"/>
-                <w:szCs w:val="22"/>
-                <w:rtl/>
-              </w:rPr>
-              <w:t xml:space="preserve"> </w:t>
-            </w:r>
-            <w:r>
-              <w:rPr>
-                <w:rFonts w:cs="Mj_Casablanca Light" w:hint="cs"/>
-                <w:sz w:val="22"/>
-                <w:szCs w:val="22"/>
-                <w:rtl/>
-                <w:lang w:bidi="fa-IR"/>
-              </w:rPr>
-              <w:t xml:space="preserve">تغییری در وضعیت نوبت ایجاد می </w:t>
-            </w:r>
-            <w:r>
-              <w:rPr>
-                <w:rFonts w:cs="Mj_Casablanca Light" w:hint="cs"/>
-                <w:sz w:val="22"/>
-                <w:szCs w:val="22"/>
-                <w:rtl/>
-                <w:lang w:bidi="fa-IR"/>
-              </w:rPr>
-              <w:t xml:space="preserve">کند . </w:t>
+              <w:t>پشتیبان وضعیت نوبت را به حضور یافت تغییر می دهد .</w:t>
+            </w:r>
+          </w:p>
+          <w:p>
+            <w:pPr>
+              <w:pStyle w:val="ListParagraph"/>
+              <w:bidi/>
+              <w:rPr>
+                <w:rFonts w:cs="Mj_Casablanca Light"/>
+                <w:sz w:val="22"/>
+                <w:szCs w:val="22"/>
+                <w:rtl/>
+              </w:rPr>
+            </w:pPr>
+            <w:r>
+              <w:rPr>
+                <w:rFonts w:cs="Mj_Casablanca Light" w:hint="cs"/>
+                <w:sz w:val="22"/>
+                <w:szCs w:val="22"/>
+                <w:rtl/>
+              </w:rPr>
+              <w:t xml:space="preserve">تغییر وضعیت به عدم حضور : </w:t>
             </w:r>
           </w:p>
           <w:p>
@@ -4443,7 +5561,7 @@
               <w:pStyle w:val="ListParagraph"/>
               <w:numPr>
                 <w:ilvl w:val="0"/>
-                <w:numId w:val="8"/>
+                <w:numId w:val="39"/>
               </w:numPr>
               <w:bidi/>
               <w:rPr>
@@ -4458,69 +5576,29 @@
                 <w:sz w:val="22"/>
                 <w:szCs w:val="22"/>
                 <w:rtl/>
-                <w:lang w:bidi="fa-IR"/>
-              </w:rPr>
-              <w:t xml:space="preserve"> </w:t>
-            </w:r>
-            <w:r>
-              <w:rPr>
-                <w:rFonts w:cs="Mj_Casablanca Light" w:hint="cs"/>
-                <w:sz w:val="22"/>
-                <w:szCs w:val="22"/>
-                <w:rtl/>
-                <w:lang w:bidi="fa-IR"/>
-              </w:rPr>
-              <w:t xml:space="preserve">مورد کاربرد </w:t>
-            </w:r>
-            <w:r>
-              <w:rPr>
-                <w:rFonts w:cs="Cambria" w:hint="cs"/>
-                <w:sz w:val="22"/>
-                <w:szCs w:val="22"/>
-                <w:rtl/>
-                <w:lang w:bidi="fa-IR"/>
-              </w:rPr>
-              <w:t xml:space="preserve">" </w:t>
-            </w:r>
-            <w:r>
-              <w:rPr>
-                <w:rFonts w:cs="Mj_Casablanca Light"/>
-                <w:sz w:val="22"/>
-                <w:szCs w:val="22"/>
-                <w:rtl/>
-                <w:lang w:bidi="fa-IR"/>
-              </w:rPr>
-              <w:t>تماس با مشتری برای هماهنگی</w:t>
-            </w:r>
-            <w:r>
-              <w:rPr>
-                <w:rFonts w:cs="Cambria" w:hint="cs"/>
-                <w:sz w:val="22"/>
-                <w:szCs w:val="22"/>
-                <w:rtl/>
-                <w:lang w:bidi="fa-IR"/>
-              </w:rPr>
-              <w:t xml:space="preserve"> " </w:t>
-            </w:r>
-            <w:r>
-              <w:rPr>
-                <w:rFonts w:cs="Mj_Casablanca Light" w:hint="cs"/>
-                <w:sz w:val="22"/>
-                <w:szCs w:val="22"/>
-                <w:rtl/>
-                <w:lang w:bidi="fa-IR"/>
-              </w:rPr>
-              <w:t>اجرا می شود</w:t>
-            </w:r>
-            <w:r>
-              <w:rPr>
-                <w:rFonts w:cs="Arial" w:hint="cs"/>
-                <w:sz w:val="22"/>
-                <w:szCs w:val="22"/>
-                <w:rtl/>
-                <w:lang w:bidi="fa-IR"/>
-              </w:rPr>
-              <w:t xml:space="preserve"> .</w:t>
+              </w:rPr>
+              <w:t>پشتیبان وضعیت نوبت را به عدم حضور تغییر می دهد.</w:t>
+            </w:r>
+          </w:p>
+          <w:p>
+            <w:pPr>
+              <w:pStyle w:val="ListParagraph"/>
+              <w:bidi/>
+              <w:rPr>
+                <w:rFonts w:cs="Mj_Casablanca Light"/>
+                <w:sz w:val="22"/>
+                <w:szCs w:val="22"/>
+                <w:rtl/>
+              </w:rPr>
+            </w:pPr>
+            <w:r>
+              <w:rPr>
+                <w:rFonts w:cs="Mj_Casablanca Light" w:hint="cs"/>
+                <w:sz w:val="22"/>
+                <w:szCs w:val="22"/>
+                <w:rtl/>
+              </w:rPr>
+              <w:t xml:space="preserve">لغو نوبت : </w:t>
             </w:r>
           </w:p>
           <w:p>
@@ -4528,35 +5606,84 @@
               <w:pStyle w:val="ListParagraph"/>
               <w:numPr>
                 <w:ilvl w:val="0"/>
-                <w:numId w:val="8"/>
+                <w:numId w:val="44"/>
               </w:numPr>
               <w:bidi/>
               <w:rPr>
                 <w:rFonts w:cs="Mj_Casablanca Light"/>
-                <w:color w:val="0070C0"/>
-                <w:sz w:val="22"/>
-                <w:szCs w:val="22"/>
-              </w:rPr>
-            </w:pPr>
-            <w:r>
-              <w:rPr>
-                <w:rFonts w:cs="Mj_Casablanca Light" w:hint="cs"/>
-                <w:color w:val="000000" w:themeColor="text1"/>
-                <w:sz w:val="22"/>
-                <w:szCs w:val="22"/>
-                <w:rtl/>
-                <w14:shadow w14:blurRad="38100" w14:dist="19050" w14:dir="2700000" w14:sx="100000" w14:sy="100000" w14:kx="0" w14:ky="0" w14:algn="tl">
-                  <w14:schemeClr w14:val="dk1">
-                    <w14:alpha w14:val="60000"/>
-                  </w14:schemeClr>
-                </w14:shadow>
-                <w14:textOutline w14:w="0" w14:cap="flat" w14:cmpd="sng" w14:algn="ctr">
-                  <w14:noFill/>
-                  <w14:prstDash w14:val="solid"/>
-                  <w14:round/>
-                </w14:textOutline>
-              </w:rPr>
-              <w:t>وضعیت نوبت تغییر می کند .</w:t>
+                <w:sz w:val="22"/>
+                <w:szCs w:val="22"/>
+              </w:rPr>
+            </w:pPr>
+            <w:r>
+              <w:rPr>
+                <w:rFonts w:cs="Mj_Casablanca Light" w:hint="cs"/>
+                <w:sz w:val="22"/>
+                <w:szCs w:val="22"/>
+                <w:rtl/>
+                <w:lang w:bidi="fa-IR"/>
+              </w:rPr>
+              <w:t xml:space="preserve"> </w:t>
+            </w:r>
+            <w:r>
+              <w:rPr>
+                <w:rFonts w:cs="Mj_Casablanca Light" w:hint="cs"/>
+                <w:sz w:val="22"/>
+                <w:szCs w:val="22"/>
+                <w:rtl/>
+                <w:lang w:bidi="fa-IR"/>
+              </w:rPr>
+              <w:t xml:space="preserve">مورد کاربرد </w:t>
+            </w:r>
+            <w:r>
+              <w:rPr>
+                <w:rFonts w:cs="Cambria" w:hint="cs"/>
+                <w:sz w:val="22"/>
+                <w:szCs w:val="22"/>
+                <w:rtl/>
+                <w:lang w:bidi="fa-IR"/>
+              </w:rPr>
+              <w:t xml:space="preserve">" </w:t>
+            </w:r>
+            <w:r>
+              <w:rPr>
+                <w:rFonts w:cs="Mj_Casablanca Light"/>
+                <w:sz w:val="22"/>
+                <w:szCs w:val="22"/>
+                <w:rtl/>
+                <w:lang w:bidi="fa-IR"/>
+              </w:rPr>
+              <w:t>تماس با مشتری برای هماهنگی</w:t>
+            </w:r>
+            <w:r>
+              <w:rPr>
+                <w:rFonts w:cs="Cambria" w:hint="cs"/>
+                <w:sz w:val="22"/>
+                <w:szCs w:val="22"/>
+                <w:rtl/>
+                <w:lang w:bidi="fa-IR"/>
+              </w:rPr>
+              <w:t xml:space="preserve"> " </w:t>
+            </w:r>
+            <w:r>
+              <w:rPr>
+                <w:rFonts w:cs="Mj_Casablanca Light" w:hint="cs"/>
+                <w:sz w:val="22"/>
+                <w:szCs w:val="22"/>
+                <w:rtl/>
+                <w:lang w:bidi="fa-IR"/>
+              </w:rPr>
+              <w:t>اجرا می شود</w:t>
+            </w:r>
+            <w:r>
+              <w:rPr>
+                <w:rFonts w:cs="Arial" w:hint="cs"/>
+                <w:sz w:val="22"/>
+                <w:szCs w:val="22"/>
+                <w:rtl/>
+                <w:lang w:bidi="fa-IR"/>
+              </w:rPr>
+              <w:t xml:space="preserve"> .</w:t>
             </w:r>
           </w:p>
           <w:p>
@@ -4564,7 +5691,7 @@
               <w:pStyle w:val="ListParagraph"/>
               <w:numPr>
                 <w:ilvl w:val="0"/>
-                <w:numId w:val="8"/>
+                <w:numId w:val="44"/>
               </w:numPr>
               <w:bidi/>
               <w:rPr>
@@ -4581,7 +5708,32 @@
                 <w:szCs w:val="22"/>
                 <w:rtl/>
               </w:rPr>
-              <w:t>تغییرات به وجود آمده در سیستم را ثبت و ذخیره می کند .</w:t>
+              <w:t xml:space="preserve">پشتیبان سازمان کد تایید گرفته شده از مشتری را وارد می کند </w:t>
+            </w:r>
+          </w:p>
+          <w:p>
+            <w:pPr>
+              <w:pStyle w:val="ListParagraph"/>
+              <w:numPr>
+                <w:ilvl w:val="0"/>
+                <w:numId w:val="44"/>
+              </w:numPr>
+              <w:bidi/>
+              <w:rPr>
+                <w:rFonts w:cs="Mj_Casablanca Light"/>
+                <w:color w:val="0070C0"/>
+                <w:sz w:val="22"/>
+                <w:szCs w:val="22"/>
+              </w:rPr>
+            </w:pPr>
+            <w:r>
+              <w:rPr>
+                <w:rFonts w:cs="Mj_Casablanca Light" w:hint="cs"/>
+                <w:sz w:val="22"/>
+                <w:szCs w:val="22"/>
+                <w:rtl/>
+              </w:rPr>
+              <w:t xml:space="preserve">نوبت لغو می شود </w:t>
             </w:r>
           </w:p>
         </w:tc>
@@ -4660,17 +5812,7 @@
                 <w:szCs w:val="22"/>
                 <w:rtl/>
               </w:rPr>
-              <w:t xml:space="preserve"> </w:t>
-            </w:r>
-            <w:r>
-              <w:rPr>
-                <w:rFonts w:cs="Mj_Casablanca Light" w:hint="cs"/>
-                <w:color w:val="0070C0"/>
-                <w:sz w:val="22"/>
-                <w:szCs w:val="22"/>
-                <w:rtl/>
-              </w:rPr>
-              <w:t>.</w:t>
+              <w:t xml:space="preserve"> .</w:t>
             </w:r>
             <w:r>
               <w:rPr>
@@ -4939,12 +6081,11 @@
             </w:r>
             <w:r>
               <w:rPr>
-                <w:rFonts w:cs="Mj_Casablanca Light" w:hint="cs"/>
-                <w:sz w:val="22"/>
-                <w:szCs w:val="22"/>
-                <w:rtl/>
-              </w:rPr>
-              <w:t>5</w:t>
+                <w:rFonts w:cs="Mj_Casablanca Light"/>
+                <w:sz w:val="22"/>
+                <w:szCs w:val="22"/>
+              </w:rPr>
+              <w:t>4.6</w:t>
             </w:r>
           </w:p>
         </w:tc>
@@ -5026,16 +6167,7 @@
                 <w:szCs w:val="22"/>
                 <w:rtl/>
               </w:rPr>
-              <w:t xml:space="preserve"> </w:t>
-            </w:r>
-            <w:r>
-              <w:rPr>
-                <w:rFonts w:cs="Mj_Casablanca Light" w:hint="cs"/>
-                <w:sz w:val="22"/>
-                <w:szCs w:val="22"/>
-                <w:rtl/>
-              </w:rPr>
-              <w:t>پشتیبان سازمان</w:t>
+              <w:t xml:space="preserve"> پشتیبان سازمان</w:t>
             </w:r>
           </w:p>
         </w:tc>
@@ -5408,27 +6540,7 @@
                   <w14:round/>
                 </w14:textOutline>
               </w:rPr>
-              <w:t xml:space="preserve"> </w:t>
-            </w:r>
-            <w:r>
-              <w:rPr>
-                <w:rFonts w:cs="Mj_Casablanca Light" w:hint="cs"/>
-                <w:color w:val="000000" w:themeColor="text1"/>
-                <w:sz w:val="22"/>
-                <w:szCs w:val="22"/>
-                <w:rtl/>
-                <w14:shadow w14:blurRad="38100" w14:dist="19050" w14:dir="2700000" w14:sx="100000" w14:sy="100000" w14:kx="0" w14:ky="0" w14:algn="tl">
-                  <w14:schemeClr w14:val="dk1">
-                    <w14:alpha w14:val="60000"/>
-                  </w14:schemeClr>
-                </w14:shadow>
-                <w14:textOutline w14:w="0" w14:cap="flat" w14:cmpd="sng" w14:algn="ctr">
-                  <w14:noFill/>
-                  <w14:prstDash w14:val="solid"/>
-                  <w14:round/>
-                </w14:textOutline>
-              </w:rPr>
-              <w:t>تغییرات به وجود آمده در نوبت ثبت شده اطلاع داشته باشد</w:t>
+              <w:t xml:space="preserve"> تغییرات به وجود آمده در نوبت ثبت شده اطلاع داشته باشد</w:t>
             </w:r>
             <w:r>
               <w:rPr>
@@ -5491,16 +6603,7 @@
                 <w:szCs w:val="22"/>
                 <w:rtl/>
               </w:rPr>
-              <w:t xml:space="preserve"> </w:t>
-            </w:r>
-            <w:r>
-              <w:rPr>
-                <w:rFonts w:cs="Mj_Casablanca Light" w:hint="cs"/>
-                <w:sz w:val="22"/>
-                <w:szCs w:val="22"/>
-                <w:rtl/>
-              </w:rPr>
-              <w:t>پشتیبان سازمان</w:t>
+              <w:t xml:space="preserve"> پشتیبان سازمان</w:t>
             </w:r>
           </w:p>
         </w:tc>
@@ -5659,17 +6762,7 @@
                 <w:rtl/>
                 <w:lang w:bidi="fa-IR"/>
               </w:rPr>
-              <w:t xml:space="preserve"> </w:t>
-            </w:r>
-            <w:r>
-              <w:rPr>
-                <w:rFonts w:cs="Mj_Casablanca Light"/>
-                <w:sz w:val="22"/>
-                <w:szCs w:val="22"/>
-                <w:rtl/>
-                <w:lang w:bidi="fa-IR"/>
-              </w:rPr>
-              <w:t xml:space="preserve">دسترسی به اطلاعات تماس نوبت‌ها   </w:t>
+              <w:t xml:space="preserve"> دسترسی به اطلاعات تماس نوبت‌ها   </w:t>
             </w:r>
           </w:p>
         </w:tc>
@@ -5861,27 +6954,34 @@
                 <w:szCs w:val="22"/>
                 <w:rtl/>
               </w:rPr>
-              <w:t xml:space="preserve">می تواند از طریق لیست عملیات ها </w:t>
-            </w:r>
-            <w:r>
-              <w:rPr>
-                <w:rFonts w:cs="Mj_Casablanca Light"/>
+              <w:t xml:space="preserve">می تواند از طریق منو </w:t>
+            </w:r>
+            <w:r>
+              <w:rPr>
+                <w:rFonts w:cs="Mj_Casablanca Light"/>
+                <w:sz w:val="22"/>
+                <w:szCs w:val="22"/>
+              </w:rPr>
+              <w:t>,</w:t>
+            </w:r>
+            <w:r>
+              <w:rPr>
+                <w:rFonts w:cs="Mj_Casablanca Light" w:hint="cs"/>
+                <w:sz w:val="22"/>
+                <w:szCs w:val="22"/>
+                <w:rtl/>
+              </w:rPr>
+              <w:t xml:space="preserve"> وارد بخش </w:t>
+            </w:r>
+            <w:r>
+              <w:rPr>
+                <w:rFonts w:cs="Mj_Casablanca Light" w:hint="cs"/>
                 <w:sz w:val="22"/>
                 <w:szCs w:val="22"/>
                 <w:rtl/>
                 <w:lang w:bidi="fa-IR"/>
               </w:rPr>
-              <w:t xml:space="preserve"> </w:t>
-            </w:r>
-            <w:r>
-              <w:rPr>
-                <w:rFonts w:cs="Mj_Casablanca Light" w:hint="cs"/>
-                <w:sz w:val="22"/>
-                <w:szCs w:val="22"/>
-                <w:rtl/>
-                <w:lang w:bidi="fa-IR"/>
-              </w:rPr>
-              <w:t>مدیریت نوبت ها را انتخاب کرده و سپس دوباره یک لیستی از عملیات های مربوط به مدیریت نوبت هارا مشاهده کند .</w:t>
+              <w:t xml:space="preserve">لیست نوبت ها شود . </w:t>
             </w:r>
           </w:p>
           <w:p>
@@ -5905,27 +7005,17 @@
                 <w:szCs w:val="22"/>
                 <w:rtl/>
               </w:rPr>
-              <w:t xml:space="preserve">می تواند از طریق لیست عملیات ها </w:t>
-            </w:r>
-            <w:r>
-              <w:rPr>
-                <w:rFonts w:cs="Mj_Casablanca Light"/>
+              <w:t xml:space="preserve">می تواند </w:t>
+            </w:r>
+            <w:r>
+              <w:rPr>
+                <w:rFonts w:cs="Mj_Casablanca Light" w:hint="cs"/>
                 <w:sz w:val="22"/>
                 <w:szCs w:val="22"/>
                 <w:rtl/>
                 <w:lang w:bidi="fa-IR"/>
               </w:rPr>
-              <w:t xml:space="preserve"> </w:t>
-            </w:r>
-            <w:r>
-              <w:rPr>
-                <w:rFonts w:cs="Mj_Casablanca Light" w:hint="cs"/>
-                <w:sz w:val="22"/>
-                <w:szCs w:val="22"/>
-                <w:rtl/>
-                <w:lang w:bidi="fa-IR"/>
-              </w:rPr>
-              <w:t>تغییر وضعیت  نوبت را انتخاب کرده و نوبت مورد نظر را انخاب کند .</w:t>
+              <w:t>نوبت مورد نظر را انخاب کند .</w:t>
             </w:r>
           </w:p>
           <w:p>
@@ -5968,17 +7058,7 @@
                 <w:rtl/>
                 <w:lang w:bidi="fa-IR"/>
               </w:rPr>
-              <w:t xml:space="preserve"> </w:t>
-            </w:r>
-            <w:r>
-              <w:rPr>
-                <w:rFonts w:cs="Mj_Casablanca Light"/>
-                <w:sz w:val="22"/>
-                <w:szCs w:val="22"/>
-                <w:rtl/>
-                <w:lang w:bidi="fa-IR"/>
-              </w:rPr>
-              <w:t xml:space="preserve">دسترسی به اطلاعات تماس نوبت‌ها   </w:t>
+              <w:t xml:space="preserve"> دسترسی به اطلاعات تماس نوبت‌ها   </w:t>
             </w:r>
             <w:r>
               <w:rPr>
@@ -6360,12 +7440,11 @@
             </w:r>
             <w:r>
               <w:rPr>
-                <w:rFonts w:cs="Mj_Casablanca Light" w:hint="cs"/>
-                <w:sz w:val="22"/>
-                <w:szCs w:val="22"/>
-                <w:rtl/>
-              </w:rPr>
-              <w:t>6</w:t>
+                <w:rFonts w:cs="Mj_Casablanca Light"/>
+                <w:sz w:val="22"/>
+                <w:szCs w:val="22"/>
+              </w:rPr>
+              <w:t>4.7</w:t>
             </w:r>
           </w:p>
         </w:tc>
@@ -6447,16 +7526,7 @@
                 <w:szCs w:val="22"/>
                 <w:rtl/>
               </w:rPr>
-              <w:t xml:space="preserve"> </w:t>
-            </w:r>
-            <w:r>
-              <w:rPr>
-                <w:rFonts w:cs="Mj_Casablanca Light" w:hint="cs"/>
-                <w:sz w:val="22"/>
-                <w:szCs w:val="22"/>
-                <w:rtl/>
-              </w:rPr>
-              <w:t>پشتیبان سازمان</w:t>
+              <w:t xml:space="preserve"> پشتیبان سازمان</w:t>
             </w:r>
           </w:p>
         </w:tc>
@@ -6679,34 +7749,7 @@
                 <w:szCs w:val="22"/>
                 <w:rtl/>
               </w:rPr>
-              <w:t xml:space="preserve">پشتیبان سازمان بتواند  </w:t>
-            </w:r>
-            <w:r>
-              <w:rPr>
-                <w:rFonts w:cs="Mj_Casablanca Light" w:hint="cs"/>
-                <w:sz w:val="22"/>
-                <w:szCs w:val="22"/>
-                <w:rtl/>
-              </w:rPr>
-              <w:t>به اطلاعات تماس موبوط به نوبتی که وضعیت آن تغییر می کند دسترسی داشته باشد</w:t>
-            </w:r>
-            <w:r>
-              <w:rPr>
-                <w:rFonts w:cs="Mj_Casablanca Light" w:hint="cs"/>
-                <w:sz w:val="22"/>
-                <w:szCs w:val="22"/>
-                <w:rtl/>
-              </w:rPr>
-              <w:t xml:space="preserve"> تا با مشتری هماهنگی های لازم را داشته باشد </w:t>
-            </w:r>
-            <w:r>
-              <w:rPr>
-                <w:rFonts w:cs="Mj_Casablanca Light" w:hint="cs"/>
-                <w:sz w:val="22"/>
-                <w:szCs w:val="22"/>
-                <w:rtl/>
-              </w:rPr>
-              <w:t xml:space="preserve"> .</w:t>
+              <w:t>پشتیبان سازمان بتواند  به اطلاعات تماس موبوط به نوبتی که وضعیت آن تغییر می کند دسترسی داشته باشد تا با مشتری هماهنگی های لازم را داشته باشد  .</w:t>
             </w:r>
           </w:p>
         </w:tc>
@@ -6749,16 +7792,7 @@
                 <w:szCs w:val="22"/>
                 <w:rtl/>
               </w:rPr>
-              <w:t xml:space="preserve"> </w:t>
-            </w:r>
-            <w:r>
-              <w:rPr>
-                <w:rFonts w:cs="Mj_Casablanca Light" w:hint="cs"/>
-                <w:sz w:val="22"/>
-                <w:szCs w:val="22"/>
-                <w:rtl/>
-              </w:rPr>
-              <w:t>پشتیبان سازمان</w:t>
+              <w:t xml:space="preserve"> پشتیبان سازمان</w:t>
             </w:r>
           </w:p>
         </w:tc>
@@ -7097,27 +8131,34 @@
                 <w:szCs w:val="22"/>
                 <w:rtl/>
               </w:rPr>
-              <w:t xml:space="preserve">می تواند از طریق لیست عملیات ها </w:t>
-            </w:r>
-            <w:r>
-              <w:rPr>
-                <w:rFonts w:cs="Mj_Casablanca Light"/>
+              <w:t xml:space="preserve">می تواند از طریق منو </w:t>
+            </w:r>
+            <w:r>
+              <w:rPr>
+                <w:rFonts w:cs="Mj_Casablanca Light"/>
+                <w:sz w:val="22"/>
+                <w:szCs w:val="22"/>
+              </w:rPr>
+              <w:t>,</w:t>
+            </w:r>
+            <w:r>
+              <w:rPr>
+                <w:rFonts w:cs="Mj_Casablanca Light" w:hint="cs"/>
+                <w:sz w:val="22"/>
+                <w:szCs w:val="22"/>
+                <w:rtl/>
+              </w:rPr>
+              <w:t xml:space="preserve"> وارد بخش </w:t>
+            </w:r>
+            <w:r>
+              <w:rPr>
+                <w:rFonts w:cs="Mj_Casablanca Light" w:hint="cs"/>
                 <w:sz w:val="22"/>
                 <w:szCs w:val="22"/>
                 <w:rtl/>
                 <w:lang w:bidi="fa-IR"/>
               </w:rPr>
-              <w:t xml:space="preserve"> </w:t>
-            </w:r>
-            <w:r>
-              <w:rPr>
-                <w:rFonts w:cs="Mj_Casablanca Light" w:hint="cs"/>
-                <w:sz w:val="22"/>
-                <w:szCs w:val="22"/>
-                <w:rtl/>
-                <w:lang w:bidi="fa-IR"/>
-              </w:rPr>
-              <w:t>مدیریت نوبت ها را انتخاب کرده و سپس دوباره یک لیستی از عملیات های مربوط به مدیریت نوبت هارا مشاهده کند .</w:t>
+              <w:t xml:space="preserve">لیست نوبت ها شود . </w:t>
             </w:r>
           </w:p>
           <w:p>
@@ -7141,27 +8182,17 @@
                 <w:szCs w:val="22"/>
                 <w:rtl/>
               </w:rPr>
-              <w:t xml:space="preserve">می تواند از طریق لیست عملیات ها </w:t>
-            </w:r>
-            <w:r>
-              <w:rPr>
-                <w:rFonts w:cs="Mj_Casablanca Light"/>
+              <w:t xml:space="preserve">می تواند </w:t>
+            </w:r>
+            <w:r>
+              <w:rPr>
+                <w:rFonts w:cs="Mj_Casablanca Light" w:hint="cs"/>
                 <w:sz w:val="22"/>
                 <w:szCs w:val="22"/>
                 <w:rtl/>
                 <w:lang w:bidi="fa-IR"/>
               </w:rPr>
-              <w:t xml:space="preserve"> </w:t>
-            </w:r>
-            <w:r>
-              <w:rPr>
-                <w:rFonts w:cs="Mj_Casablanca Light" w:hint="cs"/>
-                <w:sz w:val="22"/>
-                <w:szCs w:val="22"/>
-                <w:rtl/>
-                <w:lang w:bidi="fa-IR"/>
-              </w:rPr>
-              <w:t>تغییر وضعیت  نوبت را انتخاب کرده و نوبت مورد نظر را انخاب کند .</w:t>
+              <w:t>نوبت مورد نظر را انخاب کند .</w:t>
             </w:r>
           </w:p>
           <w:p>
@@ -7498,12 +8529,11 @@
             </w:r>
             <w:r>
               <w:rPr>
-                <w:rFonts w:cs="Mj_Casablanca Light" w:hint="cs"/>
-                <w:sz w:val="22"/>
-                <w:szCs w:val="22"/>
-                <w:rtl/>
-              </w:rPr>
-              <w:t>7</w:t>
+                <w:rFonts w:cs="Mj_Casablanca Light"/>
+                <w:sz w:val="22"/>
+                <w:szCs w:val="22"/>
+              </w:rPr>
+              <w:t>4.8</w:t>
             </w:r>
           </w:p>
         </w:tc>
@@ -7585,16 +8615,7 @@
                 <w:szCs w:val="22"/>
                 <w:rtl/>
               </w:rPr>
-              <w:t xml:space="preserve"> </w:t>
-            </w:r>
-            <w:r>
-              <w:rPr>
-                <w:rFonts w:cs="Mj_Casablanca Light" w:hint="cs"/>
-                <w:sz w:val="22"/>
-                <w:szCs w:val="22"/>
-                <w:rtl/>
-              </w:rPr>
-              <w:t>پشتیبان سازمان</w:t>
+              <w:t xml:space="preserve"> پشتیبان سازمان</w:t>
             </w:r>
           </w:p>
         </w:tc>
@@ -7763,36 +8784,35 @@
                 <w:rtl/>
                 <w:lang w:bidi="fa-IR"/>
               </w:rPr>
+              <w:t xml:space="preserve"> پروفایل کسب‌ و کار</w:t>
+            </w:r>
+            <w:r>
+              <w:rPr>
+                <w:rFonts w:cs="Mj_Casablanca Light" w:hint="cs"/>
+                <w:sz w:val="22"/>
+                <w:szCs w:val="22"/>
+                <w:rtl/>
+                <w:lang w:bidi="fa-IR"/>
+              </w:rPr>
+              <w:t xml:space="preserve"> اعم از </w:t>
+            </w:r>
+            <w:r>
+              <w:rPr>
+                <w:rFonts w:cs="Mj_Casablanca Light"/>
+                <w:sz w:val="22"/>
+                <w:szCs w:val="22"/>
+                <w:rtl/>
+              </w:rPr>
               <w:t xml:space="preserve"> </w:t>
             </w:r>
             <w:r>
               <w:rPr>
-                <w:rFonts w:cs="Mj_Casablanca Light"/>
-                <w:sz w:val="22"/>
-                <w:szCs w:val="22"/>
-                <w:rtl/>
-                <w:lang w:bidi="fa-IR"/>
-              </w:rPr>
-              <w:t>پروفایل کسب‌ و کار</w:t>
-            </w:r>
-            <w:r>
-              <w:rPr>
-                <w:rFonts w:cs="Mj_Casablanca Light" w:hint="cs"/>
-                <w:sz w:val="22"/>
-                <w:szCs w:val="22"/>
-                <w:rtl/>
-                <w:lang w:bidi="fa-IR"/>
-              </w:rPr>
-              <w:t xml:space="preserve"> اعم از </w:t>
-            </w:r>
-            <w:r>
-              <w:rPr>
-                <w:rFonts w:cs="Mj_Casablanca Light"/>
-                <w:sz w:val="22"/>
-                <w:szCs w:val="22"/>
-                <w:rtl/>
-              </w:rPr>
-              <w:t xml:space="preserve"> </w:t>
+                <w:rFonts w:cs="Mj_Casablanca Light" w:hint="cs"/>
+                <w:sz w:val="22"/>
+                <w:szCs w:val="22"/>
+                <w:rtl/>
+              </w:rPr>
+              <w:t>ا</w:t>
             </w:r>
             <w:r>
               <w:rPr>
@@ -7980,16 +9000,7 @@
                 <w:szCs w:val="22"/>
                 <w:rtl/>
               </w:rPr>
-              <w:t xml:space="preserve"> </w:t>
-            </w:r>
-            <w:r>
-              <w:rPr>
-                <w:rFonts w:cs="Mj_Casablanca Light" w:hint="cs"/>
-                <w:sz w:val="22"/>
-                <w:szCs w:val="22"/>
-                <w:rtl/>
-              </w:rPr>
-              <w:t>پشتیبان سازمان</w:t>
+              <w:t xml:space="preserve"> پشتیبان سازمان</w:t>
             </w:r>
           </w:p>
         </w:tc>
@@ -8317,59 +9328,28 @@
               <w:bidi/>
               <w:rPr>
                 <w:rFonts w:cs="Mj_Casablanca Light"/>
-                <w:color w:val="000000" w:themeColor="text1"/>
-                <w:sz w:val="22"/>
-                <w:szCs w:val="22"/>
-              </w:rPr>
-            </w:pPr>
-            <w:r>
-              <w:rPr>
-                <w:rFonts w:cs="Mj_Casablanca Light" w:hint="cs"/>
-                <w:sz w:val="22"/>
-                <w:szCs w:val="22"/>
-                <w:rtl/>
-              </w:rPr>
-              <w:t xml:space="preserve">می تواند از طریق لیست عملیات ها </w:t>
-            </w:r>
-            <w:r>
-              <w:rPr>
-                <w:rFonts w:cs="Mj_Casablanca Light"/>
+                <w:sz w:val="22"/>
+                <w:szCs w:val="22"/>
+              </w:rPr>
+            </w:pPr>
+            <w:r>
+              <w:rPr>
+                <w:rFonts w:cs="Mj_Casablanca Light" w:hint="cs"/>
+                <w:sz w:val="22"/>
+                <w:szCs w:val="22"/>
+                <w:rtl/>
+              </w:rPr>
+              <w:t xml:space="preserve">می تواند از طریق منو وارد پروفایل کسب و کار شود . </w:t>
+            </w:r>
+            <w:r>
+              <w:rPr>
+                <w:rFonts w:cs="Mj_Casablanca Light" w:hint="cs"/>
                 <w:sz w:val="22"/>
                 <w:szCs w:val="22"/>
                 <w:rtl/>
                 <w:lang w:bidi="fa-IR"/>
               </w:rPr>
               <w:t xml:space="preserve"> </w:t>
-            </w:r>
-            <w:r>
-              <w:rPr>
-                <w:rFonts w:cs="Mj_Casablanca Light"/>
-                <w:sz w:val="22"/>
-                <w:szCs w:val="22"/>
-                <w:rtl/>
-                <w:lang w:bidi="fa-IR"/>
-              </w:rPr>
-              <w:t xml:space="preserve"> </w:t>
-            </w:r>
-            <w:r>
-              <w:rPr>
-                <w:rFonts w:cs="Mj_Casablanca Light"/>
-                <w:sz w:val="22"/>
-                <w:szCs w:val="22"/>
-                <w:rtl/>
-                <w:lang w:bidi="fa-IR"/>
-              </w:rPr>
-              <w:t>به ‌روزرسانی اطلاعات پروفایل کسب‌ و کار</w:t>
-            </w:r>
-            <w:r>
-              <w:rPr>
-                <w:rFonts w:cs="Mj_Casablanca Light" w:hint="cs"/>
-                <w:sz w:val="22"/>
-                <w:szCs w:val="22"/>
-                <w:rtl/>
-                <w:lang w:bidi="fa-IR"/>
-              </w:rPr>
-              <w:t xml:space="preserve"> را انتخاب کرده و اطلاعات فعلی پروفایل را مشاهده کند.</w:t>
             </w:r>
           </w:p>
           <w:p>
@@ -8404,31 +9384,6 @@
                 <w:rtl/>
               </w:rPr>
               <w:t xml:space="preserve"> می تواند اصلاعات مشاهده شده را تغییر دهد و بروزرسانی کند .</w:t>
-            </w:r>
-          </w:p>
-          <w:p>
-            <w:pPr>
-              <w:pStyle w:val="ListParagraph"/>
-              <w:numPr>
-                <w:ilvl w:val="0"/>
-                <w:numId w:val="25"/>
-              </w:numPr>
-              <w:bidi/>
-              <w:rPr>
-                <w:rFonts w:cs="Mj_Casablanca Light"/>
-                <w:color w:val="000000" w:themeColor="text1"/>
-                <w:sz w:val="22"/>
-                <w:szCs w:val="22"/>
-              </w:rPr>
-            </w:pPr>
-            <w:r>
-              <w:rPr>
-                <w:rFonts w:cs="Mj_Casablanca Light" w:hint="cs"/>
-                <w:sz w:val="22"/>
-                <w:szCs w:val="22"/>
-                <w:rtl/>
-              </w:rPr>
-              <w:t>تغییرات به وجود آمده در سیستم را ثبت و ذخیره می کند .</w:t>
             </w:r>
           </w:p>
         </w:tc>
@@ -8528,2517 +9483,8 @@
           <w:color w:val="0070C0"/>
           <w:sz w:val="22"/>
           <w:szCs w:val="22"/>
-          <w:rtl/>
         </w:rPr>
       </w:pPr>
-      <w:r>
-        <w:rPr>
-          <w:rFonts w:cs="Mj_Casablanca Light"/>
-          <w:color w:val="0070C0"/>
-          <w:sz w:val="22"/>
-          <w:szCs w:val="22"/>
-          <w:rtl/>
-        </w:rPr>
-        <w:br w:type="page"/>
-      </w:r>
-    </w:p>
-    <w:tbl>
-      <w:tblPr>
-        <w:tblStyle w:val="TableGrid"/>
-        <w:tblpPr w:leftFromText="180" w:rightFromText="180" w:vertAnchor="page" w:horzAnchor="margin" w:tblpXSpec="center" w:tblpY="471"/>
-        <w:bidiVisual/>
-        <w:tblW w:w="11425" w:type="dxa"/>
-        <w:tblLook w:val="04A0" w:firstRow="1" w:lastRow="0" w:firstColumn="1" w:lastColumn="0" w:noHBand="0" w:noVBand="1"/>
-      </w:tblPr>
-      <w:tblGrid>
-        <w:gridCol w:w="627"/>
-        <w:gridCol w:w="2708"/>
-        <w:gridCol w:w="2790"/>
-        <w:gridCol w:w="484"/>
-        <w:gridCol w:w="1858"/>
-        <w:gridCol w:w="734"/>
-        <w:gridCol w:w="2224"/>
-      </w:tblGrid>
-      <w:tr>
-        <w:trPr>
-          <w:trHeight w:val="620"/>
-        </w:trPr>
-        <w:tc>
-          <w:tcPr>
-            <w:tcW w:w="6609" w:type="dxa"/>
-            <w:gridSpan w:val="4"/>
-            <w:vAlign w:val="center"/>
-          </w:tcPr>
-          <w:p>
-            <w:pPr>
-              <w:bidi/>
-              <w:rPr>
-                <w:rFonts w:cs="Mj_Casablanca Light"/>
-                <w:sz w:val="22"/>
-                <w:szCs w:val="22"/>
-                <w:rtl/>
-                <w:lang w:bidi="fa-IR"/>
-              </w:rPr>
-            </w:pPr>
-            <w:r>
-              <w:rPr>
-                <w:rFonts w:cs="Mj_Casablanca Light" w:hint="cs"/>
-                <w:color w:val="0070C0"/>
-                <w:sz w:val="22"/>
-                <w:szCs w:val="22"/>
-                <w:rtl/>
-                <w:lang w:bidi="fa-IR"/>
-              </w:rPr>
-              <w:lastRenderedPageBreak/>
-              <w:t xml:space="preserve">نام مورد </w:t>
-            </w:r>
-            <w:r>
-              <w:rPr>
-                <w:rFonts w:ascii="Arial" w:hAnsi="Arial" w:cs="Arial" w:hint="cs"/>
-                <w:color w:val="0070C0"/>
-                <w:sz w:val="22"/>
-                <w:szCs w:val="22"/>
-                <w:rtl/>
-                <w:lang w:bidi="fa-IR"/>
-              </w:rPr>
-              <w:t>–</w:t>
-            </w:r>
-            <w:r>
-              <w:rPr>
-                <w:rFonts w:cs="Mj_Casablanca Light" w:hint="cs"/>
-                <w:color w:val="0070C0"/>
-                <w:sz w:val="22"/>
-                <w:szCs w:val="22"/>
-                <w:rtl/>
-                <w:lang w:bidi="fa-IR"/>
-              </w:rPr>
-              <w:t xml:space="preserve"> كاربرد </w:t>
-            </w:r>
-            <w:r>
-              <w:rPr>
-                <w:rFonts w:cs="Mj_Casablanca Light" w:hint="cs"/>
-                <w:color w:val="0070C0"/>
-                <w:sz w:val="22"/>
-                <w:szCs w:val="22"/>
-                <w:rtl/>
-                <w:lang w:bidi="fa-IR"/>
-              </w:rPr>
-              <w:t xml:space="preserve">: </w:t>
-            </w:r>
-            <w:r>
-              <w:rPr>
-                <w:rFonts w:cs="Mj_Casablanca Light"/>
-                <w:sz w:val="22"/>
-                <w:szCs w:val="22"/>
-                <w:rtl/>
-                <w:lang w:bidi="fa-IR"/>
-              </w:rPr>
-              <w:t xml:space="preserve">  راهنمایی مشتریان در فرآیند اخذ نوبت</w:t>
-            </w:r>
-          </w:p>
-        </w:tc>
-        <w:tc>
-          <w:tcPr>
-            <w:tcW w:w="2592" w:type="dxa"/>
-            <w:gridSpan w:val="2"/>
-            <w:vAlign w:val="center"/>
-          </w:tcPr>
-          <w:p>
-            <w:pPr>
-              <w:bidi/>
-              <w:rPr>
-                <w:rFonts w:cs="Mj_Casablanca Light"/>
-                <w:color w:val="000000" w:themeColor="text1"/>
-                <w:sz w:val="22"/>
-                <w:szCs w:val="22"/>
-              </w:rPr>
-            </w:pPr>
-            <w:r>
-              <w:rPr>
-                <w:rFonts w:cs="Mj_Casablanca Light" w:hint="cs"/>
-                <w:color w:val="0070C0"/>
-                <w:sz w:val="22"/>
-                <w:szCs w:val="22"/>
-                <w:rtl/>
-              </w:rPr>
-              <w:t>شماره شناسايي :</w:t>
-            </w:r>
-            <w:r>
-              <w:rPr>
-                <w:rFonts w:cs="Mj_Casablanca Light" w:hint="cs"/>
-                <w:color w:val="0070C0"/>
-                <w:sz w:val="22"/>
-                <w:szCs w:val="22"/>
-                <w:rtl/>
-              </w:rPr>
-              <w:t xml:space="preserve"> </w:t>
-            </w:r>
-            <w:r>
-              <w:rPr>
-                <w:rFonts w:cs="Mj_Casablanca Light" w:hint="cs"/>
-                <w:color w:val="000000" w:themeColor="text1"/>
-                <w:sz w:val="22"/>
-                <w:szCs w:val="22"/>
-                <w:rtl/>
-              </w:rPr>
-              <w:t>8</w:t>
-            </w:r>
-          </w:p>
-        </w:tc>
-        <w:tc>
-          <w:tcPr>
-            <w:tcW w:w="2224" w:type="dxa"/>
-            <w:vAlign w:val="center"/>
-          </w:tcPr>
-          <w:p>
-            <w:pPr>
-              <w:bidi/>
-              <w:rPr>
-                <w:rFonts w:cs="Mj_Casablanca Light"/>
-                <w:color w:val="0070C0"/>
-                <w:sz w:val="22"/>
-                <w:szCs w:val="22"/>
-                <w:rtl/>
-                <w:lang w:bidi="fa-IR"/>
-              </w:rPr>
-            </w:pPr>
-            <w:r>
-              <w:rPr>
-                <w:rFonts w:cs="Mj_Casablanca Light" w:hint="cs"/>
-                <w:color w:val="0070C0"/>
-                <w:sz w:val="22"/>
-                <w:szCs w:val="22"/>
-                <w:rtl/>
-              </w:rPr>
-              <w:t xml:space="preserve">سطح اهميت : </w:t>
-            </w:r>
-            <w:r>
-              <w:rPr>
-                <w:rFonts w:cs="Mj_Casablanca Light" w:hint="cs"/>
-                <w:color w:val="000000" w:themeColor="text1"/>
-                <w:sz w:val="22"/>
-                <w:szCs w:val="22"/>
-                <w:rtl/>
-              </w:rPr>
-              <w:t>متوسط</w:t>
-            </w:r>
-          </w:p>
-        </w:tc>
-      </w:tr>
-      <w:tr>
-        <w:trPr>
-          <w:trHeight w:val="619"/>
-        </w:trPr>
-        <w:tc>
-          <w:tcPr>
-            <w:tcW w:w="6609" w:type="dxa"/>
-            <w:gridSpan w:val="4"/>
-            <w:vAlign w:val="center"/>
-          </w:tcPr>
-          <w:p>
-            <w:pPr>
-              <w:bidi/>
-              <w:rPr>
-                <w:rFonts w:cs="Mj_Casablanca Light"/>
-                <w:color w:val="0070C0"/>
-                <w:sz w:val="22"/>
-                <w:szCs w:val="22"/>
-                <w:rtl/>
-              </w:rPr>
-            </w:pPr>
-            <w:r>
-              <w:rPr>
-                <w:rFonts w:cs="Mj_Casablanca Light" w:hint="cs"/>
-                <w:color w:val="0070C0"/>
-                <w:sz w:val="22"/>
-                <w:szCs w:val="22"/>
-                <w:rtl/>
-              </w:rPr>
-              <w:t xml:space="preserve">كنشگر اصلي : </w:t>
-            </w:r>
-            <w:r>
-              <w:rPr>
-                <w:rFonts w:cs="Mj_Casablanca Light" w:hint="cs"/>
-                <w:sz w:val="22"/>
-                <w:szCs w:val="22"/>
-                <w:rtl/>
-              </w:rPr>
-              <w:t xml:space="preserve"> </w:t>
-            </w:r>
-            <w:r>
-              <w:rPr>
-                <w:rFonts w:cs="Mj_Casablanca Light" w:hint="cs"/>
-                <w:sz w:val="22"/>
-                <w:szCs w:val="22"/>
-                <w:rtl/>
-              </w:rPr>
-              <w:t>پشتیبان سازمان</w:t>
-            </w:r>
-          </w:p>
-        </w:tc>
-        <w:tc>
-          <w:tcPr>
-            <w:tcW w:w="4816" w:type="dxa"/>
-            <w:gridSpan w:val="3"/>
-            <w:vAlign w:val="center"/>
-          </w:tcPr>
-          <w:p>
-            <w:pPr>
-              <w:bidi/>
-              <w:rPr>
-                <w:rFonts w:cs="Mj_Casablanca Light"/>
-                <w:color w:val="0070C0"/>
-                <w:sz w:val="22"/>
-                <w:szCs w:val="22"/>
-                <w:rtl/>
-              </w:rPr>
-            </w:pPr>
-            <w:r>
-              <w:rPr>
-                <w:rFonts w:cs="Mj_Casablanca Light" w:hint="cs"/>
-                <w:color w:val="0070C0"/>
-                <w:sz w:val="22"/>
-                <w:szCs w:val="22"/>
-                <w:rtl/>
-              </w:rPr>
-              <w:t xml:space="preserve">نوع مورد </w:t>
-            </w:r>
-            <w:r>
-              <w:rPr>
-                <w:rFonts w:ascii="Arial" w:hAnsi="Arial" w:cs="Arial" w:hint="cs"/>
-                <w:color w:val="0070C0"/>
-                <w:sz w:val="22"/>
-                <w:szCs w:val="22"/>
-                <w:rtl/>
-              </w:rPr>
-              <w:t>–</w:t>
-            </w:r>
-            <w:r>
-              <w:rPr>
-                <w:rFonts w:cs="Mj_Casablanca Light" w:hint="cs"/>
-                <w:color w:val="0070C0"/>
-                <w:sz w:val="22"/>
-                <w:szCs w:val="22"/>
-                <w:rtl/>
-              </w:rPr>
-              <w:t xml:space="preserve"> كاربردي :</w:t>
-            </w:r>
-            <w:r>
-              <w:rPr>
-                <w:rFonts w:cs="Mj_Casablanca Light" w:hint="cs"/>
-                <w:color w:val="0070C0"/>
-                <w:sz w:val="22"/>
-                <w:szCs w:val="22"/>
-                <w:rtl/>
-              </w:rPr>
-              <w:t xml:space="preserve"> </w:t>
-            </w:r>
-            <w:r>
-              <w:rPr>
-                <w:rFonts w:cs="Mj_Casablanca Light" w:hint="cs"/>
-                <w:sz w:val="22"/>
-                <w:szCs w:val="22"/>
-                <w:rtl/>
-              </w:rPr>
-              <w:t>متوسط</w:t>
-            </w:r>
-          </w:p>
-        </w:tc>
-      </w:tr>
-      <w:tr>
-        <w:trPr>
-          <w:trHeight w:val="1008"/>
-        </w:trPr>
-        <w:tc>
-          <w:tcPr>
-            <w:tcW w:w="11425" w:type="dxa"/>
-            <w:gridSpan w:val="7"/>
-          </w:tcPr>
-          <w:p>
-            <w:pPr>
-              <w:bidi/>
-              <w:rPr>
-                <w:rFonts w:cs="Mj_Casablanca Light"/>
-                <w:color w:val="0070C0"/>
-                <w:sz w:val="22"/>
-                <w:szCs w:val="22"/>
-                <w:rtl/>
-              </w:rPr>
-            </w:pPr>
-            <w:r>
-              <w:rPr>
-                <w:rFonts w:cs="Mj_Casablanca Light" w:hint="cs"/>
-                <w:color w:val="0070C0"/>
-                <w:sz w:val="22"/>
-                <w:szCs w:val="22"/>
-                <w:rtl/>
-              </w:rPr>
-              <w:t>ذينفعان و علاقمندي ها :</w:t>
-            </w:r>
-          </w:p>
-          <w:p>
-            <w:pPr>
-              <w:bidi/>
-              <w:ind w:left="360"/>
-              <w:rPr>
-                <w:rFonts w:cs="Mj_Casablanca Light"/>
-                <w:sz w:val="22"/>
-                <w:szCs w:val="22"/>
-                <w:rtl/>
-              </w:rPr>
-            </w:pPr>
-            <w:r>
-              <w:rPr>
-                <w:rFonts w:cs="Mj_Casablanca Light" w:hint="cs"/>
-                <w:sz w:val="22"/>
-                <w:szCs w:val="22"/>
-                <w:rtl/>
-              </w:rPr>
-              <w:t>پشتیبان سازمان</w:t>
-            </w:r>
-            <w:r>
-              <w:rPr>
-                <w:rFonts w:cs="Mj_Casablanca Light" w:hint="cs"/>
-                <w:sz w:val="22"/>
-                <w:szCs w:val="22"/>
-                <w:rtl/>
-              </w:rPr>
-              <w:t xml:space="preserve"> </w:t>
-            </w:r>
-            <w:r>
-              <w:rPr>
-                <w:rFonts w:ascii="Arial" w:hAnsi="Arial" w:cs="Arial" w:hint="cs"/>
-                <w:sz w:val="22"/>
-                <w:szCs w:val="22"/>
-                <w:rtl/>
-              </w:rPr>
-              <w:t>–</w:t>
-            </w:r>
-            <w:r>
-              <w:rPr>
-                <w:rFonts w:cs="Mj_Casablanca Light" w:hint="cs"/>
-                <w:sz w:val="22"/>
-                <w:szCs w:val="22"/>
-                <w:rtl/>
-              </w:rPr>
-              <w:t xml:space="preserve"> مي توان</w:t>
-            </w:r>
-            <w:r>
-              <w:rPr>
-                <w:rFonts w:cs="Mj_Casablanca Light" w:hint="cs"/>
-                <w:sz w:val="22"/>
-                <w:szCs w:val="22"/>
-                <w:rtl/>
-              </w:rPr>
-              <w:t>د</w:t>
-            </w:r>
-            <w:r>
-              <w:rPr>
-                <w:rtl/>
-              </w:rPr>
-              <w:t xml:space="preserve"> </w:t>
-            </w:r>
-            <w:r>
-              <w:rPr>
-                <w:rFonts w:cs="Mj_Casablanca Light"/>
-                <w:sz w:val="22"/>
-                <w:szCs w:val="22"/>
-                <w:rtl/>
-              </w:rPr>
-              <w:t>مشتریان را در فرآیند دریافت نوبت راهنمایی ک</w:t>
-            </w:r>
-            <w:r>
-              <w:rPr>
-                <w:rFonts w:cs="Mj_Casablanca Light" w:hint="cs"/>
-                <w:sz w:val="22"/>
-                <w:szCs w:val="22"/>
-                <w:rtl/>
-              </w:rPr>
-              <w:t>ند .</w:t>
-            </w:r>
-          </w:p>
-          <w:p>
-            <w:pPr>
-              <w:bidi/>
-              <w:ind w:left="360"/>
-              <w:rPr>
-                <w:rFonts w:cs="Mj_Casablanca Light"/>
-                <w:color w:val="000000" w:themeColor="text1"/>
-                <w:sz w:val="22"/>
-                <w:szCs w:val="22"/>
-                <w:rtl/>
-              </w:rPr>
-            </w:pPr>
-            <w:r>
-              <w:rPr>
-                <w:rFonts w:cs="Mj_Casablanca Light" w:hint="cs"/>
-                <w:color w:val="000000" w:themeColor="text1"/>
-                <w:sz w:val="22"/>
-                <w:szCs w:val="22"/>
-                <w:rtl/>
-              </w:rPr>
-              <w:t xml:space="preserve">مشتری </w:t>
-            </w:r>
-            <w:r>
-              <w:rPr>
-                <w:rFonts w:ascii="Times New Roman" w:hAnsi="Times New Roman" w:cs="Times New Roman" w:hint="cs"/>
-                <w:color w:val="000000" w:themeColor="text1"/>
-                <w:sz w:val="22"/>
-                <w:szCs w:val="22"/>
-                <w:rtl/>
-              </w:rPr>
-              <w:t>–</w:t>
-            </w:r>
-            <w:r>
-              <w:rPr>
-                <w:rFonts w:cs="Mj_Casablanca Light" w:hint="cs"/>
-                <w:color w:val="000000" w:themeColor="text1"/>
-                <w:sz w:val="22"/>
-                <w:szCs w:val="22"/>
-                <w:rtl/>
-              </w:rPr>
-              <w:t xml:space="preserve"> </w:t>
-            </w:r>
-            <w:r>
-              <w:rPr>
-                <w:rFonts w:cs="Mj_Casablanca Light" w:hint="cs"/>
-                <w:color w:val="000000" w:themeColor="text1"/>
-                <w:sz w:val="22"/>
-                <w:szCs w:val="22"/>
-                <w:rtl/>
-              </w:rPr>
-              <w:t xml:space="preserve">با راهنمایی های پشتیبان سازمان می تواند نوبت جدید اخذ کند . </w:t>
-            </w:r>
-          </w:p>
-        </w:tc>
-      </w:tr>
-      <w:tr>
-        <w:trPr>
-          <w:trHeight w:val="1008"/>
-        </w:trPr>
-        <w:tc>
-          <w:tcPr>
-            <w:tcW w:w="11425" w:type="dxa"/>
-            <w:gridSpan w:val="7"/>
-          </w:tcPr>
-          <w:p>
-            <w:pPr>
-              <w:bidi/>
-              <w:rPr>
-                <w:rFonts w:cs="Mj_Casablanca Light"/>
-                <w:color w:val="0070C0"/>
-                <w:sz w:val="22"/>
-                <w:szCs w:val="22"/>
-                <w:rtl/>
-              </w:rPr>
-            </w:pPr>
-            <w:r>
-              <w:rPr>
-                <w:rFonts w:cs="Mj_Casablanca Light" w:hint="cs"/>
-                <w:color w:val="0070C0"/>
-                <w:sz w:val="22"/>
-                <w:szCs w:val="22"/>
-                <w:rtl/>
-              </w:rPr>
-              <w:t>شرح مختصر :</w:t>
-            </w:r>
-          </w:p>
-          <w:p>
-            <w:pPr>
-              <w:bidi/>
-              <w:ind w:left="784" w:hanging="424"/>
-              <w:rPr>
-                <w:rFonts w:cs="Mj_Casablanca Light"/>
-                <w:color w:val="0070C0"/>
-                <w:sz w:val="22"/>
-                <w:szCs w:val="22"/>
-                <w:rtl/>
-              </w:rPr>
-            </w:pPr>
-            <w:r>
-              <w:rPr>
-                <w:rFonts w:cs="Mj_Casablanca Light" w:hint="cs"/>
-                <w:sz w:val="22"/>
-                <w:szCs w:val="22"/>
-                <w:rtl/>
-              </w:rPr>
-              <w:t xml:space="preserve">اين مورد-كاربرد براي اين است كه </w:t>
-            </w:r>
-            <w:r>
-              <w:rPr>
-                <w:rtl/>
-              </w:rPr>
-              <w:t xml:space="preserve"> </w:t>
-            </w:r>
-            <w:r>
-              <w:rPr>
-                <w:rFonts w:cs="Mj_Casablanca Light"/>
-                <w:sz w:val="22"/>
-                <w:szCs w:val="22"/>
-                <w:rtl/>
-              </w:rPr>
-              <w:t xml:space="preserve">پشتیبان سازمان </w:t>
-            </w:r>
-            <w:r>
-              <w:rPr>
-                <w:rFonts w:cs="Mj_Casablanca Light" w:hint="cs"/>
-                <w:sz w:val="22"/>
-                <w:szCs w:val="22"/>
-                <w:rtl/>
-              </w:rPr>
-              <w:t>بتواند</w:t>
-            </w:r>
-            <w:r>
-              <w:rPr>
-                <w:rFonts w:cs="Mj_Casablanca Light"/>
-                <w:sz w:val="22"/>
-                <w:szCs w:val="22"/>
-                <w:rtl/>
-              </w:rPr>
-              <w:t xml:space="preserve"> مشتریان را در فرآیند دریافت نوبت راهنمایی کرده و اطلاعات لازم درباره زمان</w:t>
-            </w:r>
-            <w:r>
-              <w:rPr>
-                <w:rFonts w:cs="Mj_Casablanca Light" w:hint="cs"/>
-                <w:sz w:val="22"/>
-                <w:szCs w:val="22"/>
-                <w:rtl/>
-              </w:rPr>
-              <w:t xml:space="preserve"> </w:t>
-            </w:r>
-            <w:r>
-              <w:rPr>
-                <w:rFonts w:cs="Mj_Casablanca Light"/>
-                <w:sz w:val="22"/>
-                <w:szCs w:val="22"/>
-                <w:rtl/>
-              </w:rPr>
-              <w:t>‌بندی، نحوه رزرو، انتخاب خدمات و تکمیل فرایند نوبت</w:t>
-            </w:r>
-            <w:r>
-              <w:rPr>
-                <w:rFonts w:cs="Mj_Casablanca Light" w:hint="cs"/>
-                <w:sz w:val="22"/>
-                <w:szCs w:val="22"/>
-                <w:rtl/>
-              </w:rPr>
-              <w:t xml:space="preserve"> </w:t>
-            </w:r>
-            <w:r>
-              <w:rPr>
-                <w:rFonts w:cs="Mj_Casablanca Light"/>
-                <w:sz w:val="22"/>
-                <w:szCs w:val="22"/>
-                <w:rtl/>
-              </w:rPr>
-              <w:t>‌دهی را در اختیار آنان قرار دهد</w:t>
-            </w:r>
-            <w:r>
-              <w:rPr>
-                <w:rFonts w:cs="Mj_Casablanca Light" w:hint="cs"/>
-                <w:sz w:val="22"/>
-                <w:szCs w:val="22"/>
-                <w:rtl/>
-              </w:rPr>
-              <w:t>.</w:t>
-            </w:r>
-          </w:p>
-        </w:tc>
-      </w:tr>
-      <w:tr>
-        <w:trPr>
-          <w:trHeight w:val="619"/>
-        </w:trPr>
-        <w:tc>
-          <w:tcPr>
-            <w:tcW w:w="8467" w:type="dxa"/>
-            <w:gridSpan w:val="5"/>
-            <w:vAlign w:val="center"/>
-          </w:tcPr>
-          <w:p>
-            <w:pPr>
-              <w:bidi/>
-              <w:rPr>
-                <w:rFonts w:cs="Mj_Casablanca Light"/>
-                <w:color w:val="0070C0"/>
-                <w:sz w:val="22"/>
-                <w:szCs w:val="22"/>
-                <w:rtl/>
-              </w:rPr>
-            </w:pPr>
-            <w:r>
-              <w:rPr>
-                <w:rFonts w:cs="Mj_Casablanca Light" w:hint="cs"/>
-                <w:color w:val="0070C0"/>
-                <w:sz w:val="22"/>
-                <w:szCs w:val="22"/>
-                <w:rtl/>
-              </w:rPr>
-              <w:t xml:space="preserve">آغازكننده : </w:t>
-            </w:r>
-            <w:r>
-              <w:rPr>
-                <w:rFonts w:cs="Mj_Casablanca Light" w:hint="cs"/>
-                <w:sz w:val="22"/>
-                <w:szCs w:val="22"/>
-                <w:rtl/>
-              </w:rPr>
-              <w:t xml:space="preserve"> </w:t>
-            </w:r>
-            <w:r>
-              <w:rPr>
-                <w:rFonts w:cs="Mj_Casablanca Light" w:hint="cs"/>
-                <w:sz w:val="22"/>
-                <w:szCs w:val="22"/>
-                <w:rtl/>
-              </w:rPr>
-              <w:t>پشتیبان سازمان</w:t>
-            </w:r>
-          </w:p>
-        </w:tc>
-        <w:tc>
-          <w:tcPr>
-            <w:tcW w:w="2958" w:type="dxa"/>
-            <w:gridSpan w:val="2"/>
-            <w:vAlign w:val="center"/>
-          </w:tcPr>
-          <w:p>
-            <w:pPr>
-              <w:bidi/>
-              <w:rPr>
-                <w:rFonts w:cs="Mj_Casablanca Light"/>
-                <w:color w:val="0070C0"/>
-                <w:sz w:val="22"/>
-                <w:szCs w:val="22"/>
-                <w:rtl/>
-              </w:rPr>
-            </w:pPr>
-            <w:r>
-              <w:rPr>
-                <w:rFonts w:cs="Mj_Casablanca Light" w:hint="cs"/>
-                <w:color w:val="0070C0"/>
-                <w:sz w:val="22"/>
-                <w:szCs w:val="22"/>
-                <w:rtl/>
-              </w:rPr>
-              <w:t>نوع :</w:t>
-            </w:r>
-            <w:r>
-              <w:rPr>
-                <w:rFonts w:cs="Mj_Casablanca Light" w:hint="cs"/>
-                <w:sz w:val="22"/>
-                <w:szCs w:val="22"/>
-                <w:rtl/>
-              </w:rPr>
-              <w:t xml:space="preserve"> خارجي</w:t>
-            </w:r>
-          </w:p>
-        </w:tc>
-      </w:tr>
-      <w:tr>
-        <w:trPr>
-          <w:trHeight w:val="619"/>
-        </w:trPr>
-        <w:tc>
-          <w:tcPr>
-            <w:tcW w:w="627" w:type="dxa"/>
-            <w:vAlign w:val="center"/>
-          </w:tcPr>
-          <w:p>
-            <w:pPr>
-              <w:bidi/>
-              <w:rPr>
-                <w:rFonts w:cs="Mj_Casablanca Light"/>
-                <w:color w:val="0070C0"/>
-                <w:sz w:val="22"/>
-                <w:szCs w:val="22"/>
-                <w:rtl/>
-              </w:rPr>
-            </w:pPr>
-            <w:r>
-              <w:rPr>
-                <w:rFonts w:cs="Mj_Casablanca Light" w:hint="cs"/>
-                <w:color w:val="0070C0"/>
-                <w:sz w:val="22"/>
-                <w:szCs w:val="22"/>
-                <w:rtl/>
-              </w:rPr>
-              <w:t>روابط</w:t>
-            </w:r>
-          </w:p>
-        </w:tc>
-        <w:tc>
-          <w:tcPr>
-            <w:tcW w:w="2708" w:type="dxa"/>
-            <w:vAlign w:val="center"/>
-          </w:tcPr>
-          <w:p>
-            <w:pPr>
-              <w:bidi/>
-              <w:rPr>
-                <w:rFonts w:cs="Mj_Casablanca Light"/>
-                <w:color w:val="0070C0"/>
-                <w:sz w:val="22"/>
-                <w:szCs w:val="22"/>
-                <w:rtl/>
-              </w:rPr>
-            </w:pPr>
-            <w:r>
-              <w:rPr>
-                <w:rFonts w:cs="Mj_Casablanca Light" w:hint="cs"/>
-                <w:color w:val="0070C0"/>
-                <w:sz w:val="22"/>
-                <w:szCs w:val="22"/>
-                <w:rtl/>
-              </w:rPr>
-              <w:t xml:space="preserve">انجمني : </w:t>
-            </w:r>
-            <w:r>
-              <w:rPr>
-                <w:rFonts w:cs="Mj_Casablanca Light" w:hint="cs"/>
-                <w:color w:val="0070C0"/>
-                <w:sz w:val="22"/>
-                <w:szCs w:val="22"/>
-                <w:rtl/>
-              </w:rPr>
-              <w:t>--</w:t>
-            </w:r>
-          </w:p>
-        </w:tc>
-        <w:tc>
-          <w:tcPr>
-            <w:tcW w:w="2790" w:type="dxa"/>
-            <w:vAlign w:val="center"/>
-          </w:tcPr>
-          <w:p>
-            <w:pPr>
-              <w:bidi/>
-              <w:rPr>
-                <w:rFonts w:cs="Mj_Casablanca Light"/>
-                <w:color w:val="0070C0"/>
-                <w:sz w:val="22"/>
-                <w:szCs w:val="22"/>
-                <w:rtl/>
-              </w:rPr>
-            </w:pPr>
-            <w:r>
-              <w:rPr>
-                <w:rFonts w:cs="Mj_Casablanca Light" w:hint="cs"/>
-                <w:color w:val="0070C0"/>
-                <w:sz w:val="22"/>
-                <w:szCs w:val="22"/>
-                <w:rtl/>
-              </w:rPr>
-              <w:t xml:space="preserve">شمول : </w:t>
-            </w:r>
-            <w:r>
-              <w:rPr>
-                <w:rFonts w:cs="Mj_Casablanca Light" w:hint="cs"/>
-                <w:color w:val="0070C0"/>
-                <w:sz w:val="22"/>
-                <w:szCs w:val="22"/>
-                <w:rtl/>
-              </w:rPr>
-              <w:t>--</w:t>
-            </w:r>
-          </w:p>
-        </w:tc>
-        <w:tc>
-          <w:tcPr>
-            <w:tcW w:w="2342" w:type="dxa"/>
-            <w:gridSpan w:val="2"/>
-            <w:vAlign w:val="center"/>
-          </w:tcPr>
-          <w:p>
-            <w:pPr>
-              <w:bidi/>
-              <w:rPr>
-                <w:rFonts w:cs="Mj_Casablanca Light"/>
-                <w:color w:val="0070C0"/>
-                <w:sz w:val="22"/>
-                <w:szCs w:val="22"/>
-                <w:rtl/>
-              </w:rPr>
-            </w:pPr>
-            <w:r>
-              <w:rPr>
-                <w:rFonts w:cs="Mj_Casablanca Light" w:hint="cs"/>
-                <w:color w:val="0070C0"/>
-                <w:sz w:val="22"/>
-                <w:szCs w:val="22"/>
-                <w:rtl/>
-              </w:rPr>
-              <w:t xml:space="preserve">توسعه : </w:t>
-            </w:r>
-            <w:r>
-              <w:rPr>
-                <w:rFonts w:cs="Mj_Casablanca Light" w:hint="cs"/>
-                <w:color w:val="0070C0"/>
-                <w:sz w:val="22"/>
-                <w:szCs w:val="22"/>
-                <w:rtl/>
-              </w:rPr>
-              <w:t>--</w:t>
-            </w:r>
-          </w:p>
-        </w:tc>
-        <w:tc>
-          <w:tcPr>
-            <w:tcW w:w="2958" w:type="dxa"/>
-            <w:gridSpan w:val="2"/>
-            <w:vAlign w:val="center"/>
-          </w:tcPr>
-          <w:p>
-            <w:pPr>
-              <w:bidi/>
-              <w:rPr>
-                <w:rFonts w:cs="Mj_Casablanca Light"/>
-                <w:color w:val="0070C0"/>
-                <w:sz w:val="22"/>
-                <w:szCs w:val="22"/>
-                <w:rtl/>
-              </w:rPr>
-            </w:pPr>
-            <w:r>
-              <w:rPr>
-                <w:rFonts w:cs="Mj_Casablanca Light" w:hint="cs"/>
-                <w:color w:val="0070C0"/>
-                <w:sz w:val="22"/>
-                <w:szCs w:val="22"/>
-                <w:rtl/>
-              </w:rPr>
-              <w:t xml:space="preserve">تعميم : </w:t>
-            </w:r>
-            <w:r>
-              <w:rPr>
-                <w:rFonts w:cs="Mj_Casablanca Light" w:hint="cs"/>
-                <w:color w:val="0070C0"/>
-                <w:sz w:val="22"/>
-                <w:szCs w:val="22"/>
-                <w:rtl/>
-              </w:rPr>
-              <w:t>--</w:t>
-            </w:r>
-          </w:p>
-        </w:tc>
-      </w:tr>
-      <w:tr>
-        <w:trPr>
-          <w:trHeight w:val="1008"/>
-        </w:trPr>
-        <w:tc>
-          <w:tcPr>
-            <w:tcW w:w="11425" w:type="dxa"/>
-            <w:gridSpan w:val="7"/>
-          </w:tcPr>
-          <w:p>
-            <w:pPr>
-              <w:bidi/>
-              <w:rPr>
-                <w:rFonts w:cs="Mj_Casablanca Light"/>
-                <w:color w:val="0070C0"/>
-                <w:sz w:val="22"/>
-                <w:szCs w:val="22"/>
-                <w:rtl/>
-              </w:rPr>
-            </w:pPr>
-            <w:r>
-              <w:rPr>
-                <w:rFonts w:cs="Mj_Casablanca Light" w:hint="cs"/>
-                <w:color w:val="0070C0"/>
-                <w:sz w:val="22"/>
-                <w:szCs w:val="22"/>
-                <w:rtl/>
-              </w:rPr>
-              <w:t>جريان طبيعي رويداد ها :</w:t>
-            </w:r>
-          </w:p>
-          <w:p>
-            <w:pPr>
-              <w:pStyle w:val="ListParagraph"/>
-              <w:numPr>
-                <w:ilvl w:val="0"/>
-                <w:numId w:val="27"/>
-              </w:numPr>
-              <w:bidi/>
-              <w:rPr>
-                <w:rFonts w:cs="Mj_Casablanca Light"/>
-                <w:sz w:val="22"/>
-                <w:szCs w:val="22"/>
-              </w:rPr>
-            </w:pPr>
-            <w:r>
-              <w:rPr>
-                <w:rFonts w:cs="Mj_Casablanca Light" w:hint="cs"/>
-                <w:sz w:val="22"/>
-                <w:szCs w:val="22"/>
-                <w:rtl/>
-              </w:rPr>
-              <w:t xml:space="preserve">  پشتیبان سازمان که ابتدا وارد صفحه خودش شده </w:t>
-            </w:r>
-            <w:r>
-              <w:rPr>
-                <w:rFonts w:cs="Mj_Casablanca Light" w:hint="cs"/>
-                <w:sz w:val="22"/>
-                <w:szCs w:val="22"/>
-                <w:rtl/>
-              </w:rPr>
-              <w:t>.</w:t>
-            </w:r>
-          </w:p>
-          <w:p>
-            <w:pPr>
-              <w:pStyle w:val="ListParagraph"/>
-              <w:numPr>
-                <w:ilvl w:val="0"/>
-                <w:numId w:val="27"/>
-              </w:numPr>
-              <w:bidi/>
-              <w:rPr>
-                <w:rFonts w:cs="Mj_Casablanca Light"/>
-                <w:sz w:val="22"/>
-                <w:szCs w:val="22"/>
-              </w:rPr>
-            </w:pPr>
-            <w:r>
-              <w:rPr>
-                <w:rFonts w:cs="Mj_Casablanca Light" w:hint="cs"/>
-                <w:sz w:val="22"/>
-                <w:szCs w:val="22"/>
-                <w:rtl/>
-              </w:rPr>
-              <w:t>ايشان مي تواند از داشبورد اصلی سیستم لیست عملیات هارا مشاهده کند .</w:t>
-            </w:r>
-          </w:p>
-          <w:p>
-            <w:pPr>
-              <w:pStyle w:val="ListParagraph"/>
-              <w:numPr>
-                <w:ilvl w:val="0"/>
-                <w:numId w:val="27"/>
-              </w:numPr>
-              <w:bidi/>
-              <w:rPr>
-                <w:rFonts w:cs="Mj_Casablanca Light"/>
-                <w:sz w:val="22"/>
-                <w:szCs w:val="22"/>
-              </w:rPr>
-            </w:pPr>
-            <w:r>
-              <w:rPr>
-                <w:rFonts w:cs="Mj_Casablanca Light" w:hint="cs"/>
-                <w:sz w:val="22"/>
-                <w:szCs w:val="22"/>
-                <w:rtl/>
-              </w:rPr>
-              <w:t xml:space="preserve">می تواند از طریق لیست عملیات ها </w:t>
-            </w:r>
-            <w:r>
-              <w:rPr>
-                <w:rFonts w:cs="Mj_Casablanca Light"/>
-                <w:sz w:val="22"/>
-                <w:szCs w:val="22"/>
-                <w:rtl/>
-                <w:lang w:bidi="fa-IR"/>
-              </w:rPr>
-              <w:t xml:space="preserve"> </w:t>
-            </w:r>
-            <w:r>
-              <w:rPr>
-                <w:rFonts w:cs="Mj_Casablanca Light" w:hint="cs"/>
-                <w:sz w:val="22"/>
-                <w:szCs w:val="22"/>
-                <w:rtl/>
-                <w:lang w:bidi="fa-IR"/>
-              </w:rPr>
-              <w:t>مدیریت نوبت ها را انتخاب کرده و سپس دوباره یک لیستی از عملیات های مربوط به مدیریت نوبت هارا مشاهده کند .</w:t>
-            </w:r>
-          </w:p>
-          <w:p>
-            <w:pPr>
-              <w:pStyle w:val="ListParagraph"/>
-              <w:numPr>
-                <w:ilvl w:val="0"/>
-                <w:numId w:val="27"/>
-              </w:numPr>
-              <w:bidi/>
-              <w:rPr>
-                <w:rFonts w:cs="Mj_Casablanca Light"/>
-                <w:color w:val="000000" w:themeColor="text1"/>
-                <w:sz w:val="22"/>
-                <w:szCs w:val="22"/>
-              </w:rPr>
-            </w:pPr>
-            <w:r>
-              <w:rPr>
-                <w:rFonts w:cs="Mj_Casablanca Light" w:hint="cs"/>
-                <w:sz w:val="22"/>
-                <w:szCs w:val="22"/>
-                <w:rtl/>
-              </w:rPr>
-              <w:t xml:space="preserve">می تواند از طریق لیست عملیات ها </w:t>
-            </w:r>
-            <w:r>
-              <w:rPr>
-                <w:rFonts w:cs="Mj_Casablanca Light"/>
-                <w:sz w:val="22"/>
-                <w:szCs w:val="22"/>
-                <w:rtl/>
-                <w:lang w:bidi="fa-IR"/>
-              </w:rPr>
-              <w:t xml:space="preserve"> </w:t>
-            </w:r>
-            <w:r>
-              <w:rPr>
-                <w:rFonts w:cs="Mj_Casablanca Light"/>
-                <w:sz w:val="22"/>
-                <w:szCs w:val="22"/>
-                <w:rtl/>
-                <w:lang w:bidi="fa-IR"/>
-              </w:rPr>
-              <w:t xml:space="preserve"> </w:t>
-            </w:r>
-            <w:r>
-              <w:rPr>
-                <w:rFonts w:cs="Mj_Casablanca Light"/>
-                <w:sz w:val="22"/>
-                <w:szCs w:val="22"/>
-                <w:rtl/>
-                <w:lang w:bidi="fa-IR"/>
-              </w:rPr>
-              <w:t>راهنمایی مشتریان در فرآیند اخذ نوبت</w:t>
-            </w:r>
-            <w:r>
-              <w:rPr>
-                <w:rFonts w:cs="Mj_Casablanca Light" w:hint="cs"/>
-                <w:sz w:val="22"/>
-                <w:szCs w:val="22"/>
-                <w:rtl/>
-                <w:lang w:bidi="fa-IR"/>
-              </w:rPr>
-              <w:t xml:space="preserve"> را انخاب کرده و مراحل اخذ نوبت را شرح دهد . </w:t>
-            </w:r>
-          </w:p>
-          <w:p>
-            <w:pPr>
-              <w:pStyle w:val="ListParagraph"/>
-              <w:numPr>
-                <w:ilvl w:val="0"/>
-                <w:numId w:val="27"/>
-              </w:numPr>
-              <w:bidi/>
-              <w:rPr>
-                <w:rFonts w:cs="Mj_Casablanca Light"/>
-                <w:color w:val="000000" w:themeColor="text1"/>
-                <w:sz w:val="22"/>
-                <w:szCs w:val="22"/>
-              </w:rPr>
-            </w:pPr>
-            <w:r>
-              <w:rPr>
-                <w:rFonts w:cs="Mj_Casablanca Light" w:hint="cs"/>
-                <w:sz w:val="22"/>
-                <w:szCs w:val="22"/>
-                <w:rtl/>
-              </w:rPr>
-              <w:t>تغییرات به وجود آمده در سیستم را ثبت و ذخیره می کند .</w:t>
-            </w:r>
-          </w:p>
-        </w:tc>
-      </w:tr>
-      <w:tr>
-        <w:trPr>
-          <w:trHeight w:val="1008"/>
-        </w:trPr>
-        <w:tc>
-          <w:tcPr>
-            <w:tcW w:w="11425" w:type="dxa"/>
-            <w:gridSpan w:val="7"/>
-          </w:tcPr>
-          <w:p>
-            <w:pPr>
-              <w:bidi/>
-              <w:rPr>
-                <w:rFonts w:cs="Mj_Casablanca Light"/>
-                <w:color w:val="0070C0"/>
-                <w:sz w:val="22"/>
-                <w:szCs w:val="22"/>
-                <w:rtl/>
-              </w:rPr>
-            </w:pPr>
-            <w:r>
-              <w:rPr>
-                <w:rFonts w:cs="Mj_Casablanca Light" w:hint="cs"/>
-                <w:color w:val="0070C0"/>
-                <w:sz w:val="22"/>
-                <w:szCs w:val="22"/>
-                <w:rtl/>
-              </w:rPr>
-              <w:t>زيرجريان ها :</w:t>
-            </w:r>
-            <w:r>
-              <w:rPr>
-                <w:rFonts w:cs="Mj_Casablanca Light" w:hint="cs"/>
-                <w:sz w:val="22"/>
-                <w:szCs w:val="22"/>
-                <w:rtl/>
-              </w:rPr>
-              <w:t xml:space="preserve"> </w:t>
-            </w:r>
-          </w:p>
-        </w:tc>
-      </w:tr>
-      <w:tr>
-        <w:trPr>
-          <w:trHeight w:val="1008"/>
-        </w:trPr>
-        <w:tc>
-          <w:tcPr>
-            <w:tcW w:w="11425" w:type="dxa"/>
-            <w:gridSpan w:val="7"/>
-          </w:tcPr>
-          <w:p>
-            <w:pPr>
-              <w:bidi/>
-              <w:rPr>
-                <w:rFonts w:cs="Mj_Casablanca Light"/>
-                <w:color w:val="0070C0"/>
-                <w:sz w:val="22"/>
-                <w:szCs w:val="22"/>
-                <w:rtl/>
-              </w:rPr>
-            </w:pPr>
-            <w:r>
-              <w:rPr>
-                <w:rFonts w:cs="Mj_Casablanca Light" w:hint="cs"/>
-                <w:color w:val="0070C0"/>
-                <w:sz w:val="22"/>
-                <w:szCs w:val="22"/>
-                <w:rtl/>
-              </w:rPr>
-              <w:t>جريانات جايگزين يا استثناء :</w:t>
-            </w:r>
-          </w:p>
-        </w:tc>
-      </w:tr>
-    </w:tbl>
-    <w:p>
-      <w:pPr>
-        <w:bidi/>
-        <w:rPr>
-          <w:rFonts w:cs="Mj_Casablanca Light"/>
-          <w:color w:val="0070C0"/>
-          <w:sz w:val="22"/>
-          <w:szCs w:val="22"/>
-          <w:rtl/>
-        </w:rPr>
-      </w:pPr>
-    </w:p>
-    <w:p>
-      <w:pPr>
-        <w:rPr>
-          <w:rFonts w:cs="Mj_Casablanca Light"/>
-          <w:color w:val="0070C0"/>
-          <w:sz w:val="22"/>
-          <w:szCs w:val="22"/>
-          <w:rtl/>
-        </w:rPr>
-      </w:pPr>
-      <w:r>
-        <w:rPr>
-          <w:rFonts w:cs="Mj_Casablanca Light"/>
-          <w:color w:val="0070C0"/>
-          <w:sz w:val="22"/>
-          <w:szCs w:val="22"/>
-          <w:rtl/>
-        </w:rPr>
-        <w:br w:type="page"/>
-      </w:r>
-    </w:p>
-    <w:tbl>
-      <w:tblPr>
-        <w:tblStyle w:val="TableGrid"/>
-        <w:tblpPr w:leftFromText="180" w:rightFromText="180" w:vertAnchor="page" w:horzAnchor="margin" w:tblpXSpec="center" w:tblpY="471"/>
-        <w:bidiVisual/>
-        <w:tblW w:w="11425" w:type="dxa"/>
-        <w:tblLook w:val="04A0" w:firstRow="1" w:lastRow="0" w:firstColumn="1" w:lastColumn="0" w:noHBand="0" w:noVBand="1"/>
-      </w:tblPr>
-      <w:tblGrid>
-        <w:gridCol w:w="627"/>
-        <w:gridCol w:w="2708"/>
-        <w:gridCol w:w="2790"/>
-        <w:gridCol w:w="484"/>
-        <w:gridCol w:w="1858"/>
-        <w:gridCol w:w="734"/>
-        <w:gridCol w:w="2224"/>
-      </w:tblGrid>
-      <w:tr>
-        <w:trPr>
-          <w:trHeight w:val="620"/>
-        </w:trPr>
-        <w:tc>
-          <w:tcPr>
-            <w:tcW w:w="6609" w:type="dxa"/>
-            <w:gridSpan w:val="4"/>
-            <w:vAlign w:val="center"/>
-          </w:tcPr>
-          <w:p>
-            <w:pPr>
-              <w:bidi/>
-              <w:rPr>
-                <w:rFonts w:cs="Mj_Casablanca Light"/>
-                <w:sz w:val="22"/>
-                <w:szCs w:val="22"/>
-                <w:rtl/>
-                <w:lang w:bidi="fa-IR"/>
-              </w:rPr>
-            </w:pPr>
-            <w:r>
-              <w:rPr>
-                <w:rFonts w:cs="Mj_Casablanca Light" w:hint="cs"/>
-                <w:color w:val="0070C0"/>
-                <w:sz w:val="22"/>
-                <w:szCs w:val="22"/>
-                <w:rtl/>
-                <w:lang w:bidi="fa-IR"/>
-              </w:rPr>
-              <w:lastRenderedPageBreak/>
-              <w:t xml:space="preserve">نام مورد </w:t>
-            </w:r>
-            <w:r>
-              <w:rPr>
-                <w:rFonts w:ascii="Arial" w:hAnsi="Arial" w:cs="Arial" w:hint="cs"/>
-                <w:color w:val="0070C0"/>
-                <w:sz w:val="22"/>
-                <w:szCs w:val="22"/>
-                <w:rtl/>
-                <w:lang w:bidi="fa-IR"/>
-              </w:rPr>
-              <w:t>–</w:t>
-            </w:r>
-            <w:r>
-              <w:rPr>
-                <w:rFonts w:cs="Mj_Casablanca Light" w:hint="cs"/>
-                <w:color w:val="0070C0"/>
-                <w:sz w:val="22"/>
-                <w:szCs w:val="22"/>
-                <w:rtl/>
-                <w:lang w:bidi="fa-IR"/>
-              </w:rPr>
-              <w:t xml:space="preserve"> كاربرد </w:t>
-            </w:r>
-            <w:r>
-              <w:rPr>
-                <w:rFonts w:cs="Mj_Casablanca Light" w:hint="cs"/>
-                <w:color w:val="0070C0"/>
-                <w:sz w:val="22"/>
-                <w:szCs w:val="22"/>
-                <w:rtl/>
-                <w:lang w:bidi="fa-IR"/>
-              </w:rPr>
-              <w:t xml:space="preserve">: </w:t>
-            </w:r>
-            <w:r>
-              <w:rPr>
-                <w:rFonts w:cs="Mj_Casablanca Light"/>
-                <w:sz w:val="22"/>
-                <w:szCs w:val="22"/>
-                <w:rtl/>
-                <w:lang w:bidi="fa-IR"/>
-              </w:rPr>
-              <w:t>تغییر ساعات کاری و روش‌های ارتباطی</w:t>
-            </w:r>
-          </w:p>
-        </w:tc>
-        <w:tc>
-          <w:tcPr>
-            <w:tcW w:w="2592" w:type="dxa"/>
-            <w:gridSpan w:val="2"/>
-            <w:vAlign w:val="center"/>
-          </w:tcPr>
-          <w:p>
-            <w:pPr>
-              <w:bidi/>
-              <w:rPr>
-                <w:rFonts w:cs="Mj_Casablanca Light"/>
-                <w:color w:val="000000" w:themeColor="text1"/>
-                <w:sz w:val="22"/>
-                <w:szCs w:val="22"/>
-              </w:rPr>
-            </w:pPr>
-            <w:r>
-              <w:rPr>
-                <w:rFonts w:cs="Mj_Casablanca Light" w:hint="cs"/>
-                <w:color w:val="0070C0"/>
-                <w:sz w:val="22"/>
-                <w:szCs w:val="22"/>
-                <w:rtl/>
-              </w:rPr>
-              <w:t>شماره شناسايي :</w:t>
-            </w:r>
-            <w:r>
-              <w:rPr>
-                <w:rFonts w:cs="Mj_Casablanca Light" w:hint="cs"/>
-                <w:color w:val="0070C0"/>
-                <w:sz w:val="22"/>
-                <w:szCs w:val="22"/>
-                <w:rtl/>
-              </w:rPr>
-              <w:t xml:space="preserve"> </w:t>
-            </w:r>
-            <w:r>
-              <w:rPr>
-                <w:rFonts w:cs="Mj_Casablanca Light" w:hint="cs"/>
-                <w:color w:val="000000" w:themeColor="text1"/>
-                <w:sz w:val="22"/>
-                <w:szCs w:val="22"/>
-                <w:rtl/>
-              </w:rPr>
-              <w:t>9</w:t>
-            </w:r>
-          </w:p>
-        </w:tc>
-        <w:tc>
-          <w:tcPr>
-            <w:tcW w:w="2224" w:type="dxa"/>
-            <w:vAlign w:val="center"/>
-          </w:tcPr>
-          <w:p>
-            <w:pPr>
-              <w:bidi/>
-              <w:rPr>
-                <w:rFonts w:cs="Mj_Casablanca Light"/>
-                <w:color w:val="0070C0"/>
-                <w:sz w:val="22"/>
-                <w:szCs w:val="22"/>
-                <w:rtl/>
-                <w:lang w:bidi="fa-IR"/>
-              </w:rPr>
-            </w:pPr>
-            <w:r>
-              <w:rPr>
-                <w:rFonts w:cs="Mj_Casablanca Light" w:hint="cs"/>
-                <w:color w:val="0070C0"/>
-                <w:sz w:val="22"/>
-                <w:szCs w:val="22"/>
-                <w:rtl/>
-              </w:rPr>
-              <w:t xml:space="preserve">سطح اهميت : </w:t>
-            </w:r>
-            <w:r>
-              <w:rPr>
-                <w:rFonts w:cs="Mj_Casablanca Light" w:hint="cs"/>
-                <w:sz w:val="22"/>
-                <w:szCs w:val="22"/>
-                <w:rtl/>
-                <w:lang w:bidi="fa-IR"/>
-              </w:rPr>
-              <w:t>زياد</w:t>
-            </w:r>
-          </w:p>
-        </w:tc>
-      </w:tr>
-      <w:tr>
-        <w:trPr>
-          <w:trHeight w:val="619"/>
-        </w:trPr>
-        <w:tc>
-          <w:tcPr>
-            <w:tcW w:w="6609" w:type="dxa"/>
-            <w:gridSpan w:val="4"/>
-            <w:vAlign w:val="center"/>
-          </w:tcPr>
-          <w:p>
-            <w:pPr>
-              <w:bidi/>
-              <w:rPr>
-                <w:rFonts w:cs="Mj_Casablanca Light"/>
-                <w:color w:val="0070C0"/>
-                <w:sz w:val="22"/>
-                <w:szCs w:val="22"/>
-                <w:rtl/>
-              </w:rPr>
-            </w:pPr>
-            <w:r>
-              <w:rPr>
-                <w:rFonts w:cs="Mj_Casablanca Light" w:hint="cs"/>
-                <w:color w:val="0070C0"/>
-                <w:sz w:val="22"/>
-                <w:szCs w:val="22"/>
-                <w:rtl/>
-              </w:rPr>
-              <w:t xml:space="preserve">كنشگر اصلي : </w:t>
-            </w:r>
-            <w:r>
-              <w:rPr>
-                <w:rFonts w:cs="Mj_Casablanca Light" w:hint="cs"/>
-                <w:sz w:val="22"/>
-                <w:szCs w:val="22"/>
-                <w:rtl/>
-              </w:rPr>
-              <w:t xml:space="preserve"> </w:t>
-            </w:r>
-            <w:r>
-              <w:rPr>
-                <w:rFonts w:cs="Mj_Casablanca Light" w:hint="cs"/>
-                <w:sz w:val="22"/>
-                <w:szCs w:val="22"/>
-                <w:rtl/>
-              </w:rPr>
-              <w:t>پشتیبان سازمان</w:t>
-            </w:r>
-          </w:p>
-        </w:tc>
-        <w:tc>
-          <w:tcPr>
-            <w:tcW w:w="4816" w:type="dxa"/>
-            <w:gridSpan w:val="3"/>
-            <w:vAlign w:val="center"/>
-          </w:tcPr>
-          <w:p>
-            <w:pPr>
-              <w:bidi/>
-              <w:rPr>
-                <w:rFonts w:cs="Mj_Casablanca Light"/>
-                <w:color w:val="0070C0"/>
-                <w:sz w:val="22"/>
-                <w:szCs w:val="22"/>
-                <w:rtl/>
-              </w:rPr>
-            </w:pPr>
-            <w:r>
-              <w:rPr>
-                <w:rFonts w:cs="Mj_Casablanca Light" w:hint="cs"/>
-                <w:color w:val="0070C0"/>
-                <w:sz w:val="22"/>
-                <w:szCs w:val="22"/>
-                <w:rtl/>
-              </w:rPr>
-              <w:t xml:space="preserve">نوع مورد </w:t>
-            </w:r>
-            <w:r>
-              <w:rPr>
-                <w:rFonts w:ascii="Arial" w:hAnsi="Arial" w:cs="Arial" w:hint="cs"/>
-                <w:color w:val="0070C0"/>
-                <w:sz w:val="22"/>
-                <w:szCs w:val="22"/>
-                <w:rtl/>
-              </w:rPr>
-              <w:t>–</w:t>
-            </w:r>
-            <w:r>
-              <w:rPr>
-                <w:rFonts w:cs="Mj_Casablanca Light" w:hint="cs"/>
-                <w:color w:val="0070C0"/>
-                <w:sz w:val="22"/>
-                <w:szCs w:val="22"/>
-                <w:rtl/>
-              </w:rPr>
-              <w:t xml:space="preserve"> كاربردي :</w:t>
-            </w:r>
-            <w:r>
-              <w:rPr>
-                <w:rFonts w:cs="Mj_Casablanca Light" w:hint="cs"/>
-                <w:color w:val="0070C0"/>
-                <w:sz w:val="22"/>
-                <w:szCs w:val="22"/>
-                <w:rtl/>
-              </w:rPr>
-              <w:t xml:space="preserve"> </w:t>
-            </w:r>
-            <w:r>
-              <w:rPr>
-                <w:rFonts w:cs="Mj_Casablanca Light" w:hint="cs"/>
-                <w:sz w:val="22"/>
-                <w:szCs w:val="22"/>
-                <w:rtl/>
-              </w:rPr>
-              <w:t>متوسط</w:t>
-            </w:r>
-          </w:p>
-        </w:tc>
-      </w:tr>
-      <w:tr>
-        <w:trPr>
-          <w:trHeight w:val="1008"/>
-        </w:trPr>
-        <w:tc>
-          <w:tcPr>
-            <w:tcW w:w="11425" w:type="dxa"/>
-            <w:gridSpan w:val="7"/>
-          </w:tcPr>
-          <w:p>
-            <w:pPr>
-              <w:bidi/>
-              <w:rPr>
-                <w:rFonts w:cs="Mj_Casablanca Light"/>
-                <w:color w:val="0070C0"/>
-                <w:sz w:val="22"/>
-                <w:szCs w:val="22"/>
-                <w:rtl/>
-              </w:rPr>
-            </w:pPr>
-            <w:r>
-              <w:rPr>
-                <w:rFonts w:cs="Mj_Casablanca Light" w:hint="cs"/>
-                <w:color w:val="0070C0"/>
-                <w:sz w:val="22"/>
-                <w:szCs w:val="22"/>
-                <w:rtl/>
-              </w:rPr>
-              <w:t>ذينفعان و علاقمندي ها :</w:t>
-            </w:r>
-          </w:p>
-          <w:p>
-            <w:pPr>
-              <w:bidi/>
-              <w:ind w:left="360"/>
-              <w:rPr>
-                <w:rFonts w:cs="Mj_Casablanca Light"/>
-                <w:sz w:val="22"/>
-                <w:szCs w:val="22"/>
-                <w:rtl/>
-              </w:rPr>
-            </w:pPr>
-            <w:r>
-              <w:rPr>
-                <w:rFonts w:cs="Mj_Casablanca Light" w:hint="cs"/>
-                <w:sz w:val="22"/>
-                <w:szCs w:val="22"/>
-                <w:rtl/>
-              </w:rPr>
-              <w:t>پشتیبان سازمان</w:t>
-            </w:r>
-            <w:r>
-              <w:rPr>
-                <w:rFonts w:cs="Mj_Casablanca Light" w:hint="cs"/>
-                <w:sz w:val="22"/>
-                <w:szCs w:val="22"/>
-                <w:rtl/>
-              </w:rPr>
-              <w:t xml:space="preserve"> </w:t>
-            </w:r>
-            <w:r>
-              <w:rPr>
-                <w:rFonts w:ascii="Arial" w:hAnsi="Arial" w:cs="Arial" w:hint="cs"/>
-                <w:sz w:val="22"/>
-                <w:szCs w:val="22"/>
-                <w:rtl/>
-              </w:rPr>
-              <w:t>–</w:t>
-            </w:r>
-            <w:r>
-              <w:rPr>
-                <w:rFonts w:cs="Mj_Casablanca Light" w:hint="cs"/>
-                <w:sz w:val="22"/>
-                <w:szCs w:val="22"/>
-                <w:rtl/>
-              </w:rPr>
-              <w:t xml:space="preserve"> مي توان</w:t>
-            </w:r>
-            <w:r>
-              <w:rPr>
-                <w:rFonts w:cs="Mj_Casablanca Light" w:hint="cs"/>
-                <w:sz w:val="22"/>
-                <w:szCs w:val="22"/>
-                <w:rtl/>
-              </w:rPr>
-              <w:t xml:space="preserve">د </w:t>
-            </w:r>
-            <w:r>
-              <w:rPr>
-                <w:rtl/>
-              </w:rPr>
-              <w:t xml:space="preserve"> </w:t>
-            </w:r>
-            <w:r>
-              <w:rPr>
-                <w:rFonts w:cs="Mj_Casablanca Light"/>
-                <w:sz w:val="22"/>
-                <w:szCs w:val="22"/>
-                <w:rtl/>
-              </w:rPr>
-              <w:t>ساعات کاری کسب‌وکار و روش‌های ارتباطی</w:t>
-            </w:r>
-            <w:r>
-              <w:rPr>
-                <w:rFonts w:cs="Mj_Casablanca Light" w:hint="cs"/>
-                <w:sz w:val="22"/>
-                <w:szCs w:val="22"/>
-                <w:rtl/>
-              </w:rPr>
-              <w:t xml:space="preserve"> را تغییر دهد . </w:t>
-            </w:r>
-          </w:p>
-          <w:p>
-            <w:pPr>
-              <w:bidi/>
-              <w:ind w:left="360"/>
-              <w:rPr>
-                <w:rFonts w:cs="Mj_Casablanca Light"/>
-                <w:color w:val="0070C0"/>
-                <w:sz w:val="22"/>
-                <w:szCs w:val="22"/>
-                <w:rtl/>
-              </w:rPr>
-            </w:pPr>
-            <w:r>
-              <w:rPr>
-                <w:rFonts w:cs="Mj_Casablanca Light" w:hint="cs"/>
-                <w:color w:val="000000" w:themeColor="text1"/>
-                <w:sz w:val="22"/>
-                <w:szCs w:val="22"/>
-                <w:rtl/>
-                <w14:shadow w14:blurRad="38100" w14:dist="19050" w14:dir="2700000" w14:sx="100000" w14:sy="100000" w14:kx="0" w14:ky="0" w14:algn="tl">
-                  <w14:schemeClr w14:val="dk1">
-                    <w14:alpha w14:val="60000"/>
-                  </w14:schemeClr>
-                </w14:shadow>
-                <w14:textOutline w14:w="0" w14:cap="flat" w14:cmpd="sng" w14:algn="ctr">
-                  <w14:noFill/>
-                  <w14:prstDash w14:val="solid"/>
-                  <w14:round/>
-                </w14:textOutline>
-              </w:rPr>
-              <w:t xml:space="preserve">مدیر کسب و کار </w:t>
-            </w:r>
-            <w:r>
-              <w:rPr>
-                <w:rFonts w:ascii="Times New Roman" w:hAnsi="Times New Roman" w:cs="Times New Roman" w:hint="cs"/>
-                <w:color w:val="000000" w:themeColor="text1"/>
-                <w:sz w:val="22"/>
-                <w:szCs w:val="22"/>
-                <w:rtl/>
-                <w14:shadow w14:blurRad="38100" w14:dist="19050" w14:dir="2700000" w14:sx="100000" w14:sy="100000" w14:kx="0" w14:ky="0" w14:algn="tl">
-                  <w14:schemeClr w14:val="dk1">
-                    <w14:alpha w14:val="60000"/>
-                  </w14:schemeClr>
-                </w14:shadow>
-                <w14:textOutline w14:w="0" w14:cap="flat" w14:cmpd="sng" w14:algn="ctr">
-                  <w14:noFill/>
-                  <w14:prstDash w14:val="solid"/>
-                  <w14:round/>
-                </w14:textOutline>
-              </w:rPr>
-              <w:t>–</w:t>
-            </w:r>
-            <w:r>
-              <w:rPr>
-                <w:rFonts w:cs="Mj_Casablanca Light" w:hint="cs"/>
-                <w:color w:val="000000" w:themeColor="text1"/>
-                <w:sz w:val="22"/>
-                <w:szCs w:val="22"/>
-                <w:rtl/>
-                <w14:shadow w14:blurRad="38100" w14:dist="19050" w14:dir="2700000" w14:sx="100000" w14:sy="100000" w14:kx="0" w14:ky="0" w14:algn="tl">
-                  <w14:schemeClr w14:val="dk1">
-                    <w14:alpha w14:val="60000"/>
-                  </w14:schemeClr>
-                </w14:shadow>
-                <w14:textOutline w14:w="0" w14:cap="flat" w14:cmpd="sng" w14:algn="ctr">
-                  <w14:noFill/>
-                  <w14:prstDash w14:val="solid"/>
-                  <w14:round/>
-                </w14:textOutline>
-              </w:rPr>
-              <w:t xml:space="preserve"> </w:t>
-            </w:r>
-            <w:r>
-              <w:rPr>
-                <w:rFonts w:cs="Mj_Casablanca Light" w:hint="cs"/>
-                <w:color w:val="000000" w:themeColor="text1"/>
-                <w:sz w:val="22"/>
-                <w:szCs w:val="22"/>
-                <w:rtl/>
-                <w14:shadow w14:blurRad="38100" w14:dist="19050" w14:dir="2700000" w14:sx="100000" w14:sy="100000" w14:kx="0" w14:ky="0" w14:algn="tl">
-                  <w14:schemeClr w14:val="dk1">
-                    <w14:alpha w14:val="60000"/>
-                  </w14:schemeClr>
-                </w14:shadow>
-                <w14:textOutline w14:w="0" w14:cap="flat" w14:cmpd="sng" w14:algn="ctr">
-                  <w14:noFill/>
-                  <w14:prstDash w14:val="solid"/>
-                  <w14:round/>
-                </w14:textOutline>
-              </w:rPr>
-              <w:t xml:space="preserve"> ساعات کاری و روش های ارتباطی جدید را به</w:t>
-            </w:r>
-            <w:r>
-              <w:rPr>
-                <w:rFonts w:cs="Mj_Casablanca Light" w:hint="cs"/>
-                <w:sz w:val="22"/>
-                <w:szCs w:val="22"/>
-                <w:rtl/>
-              </w:rPr>
-              <w:t xml:space="preserve"> </w:t>
-            </w:r>
-            <w:r>
-              <w:rPr>
-                <w:rFonts w:cs="Mj_Casablanca Light" w:hint="cs"/>
-                <w:color w:val="000000" w:themeColor="text1"/>
-                <w:sz w:val="22"/>
-                <w:szCs w:val="22"/>
-                <w:rtl/>
-                <w14:shadow w14:blurRad="38100" w14:dist="19050" w14:dir="2700000" w14:sx="100000" w14:sy="100000" w14:kx="0" w14:ky="0" w14:algn="tl">
-                  <w14:schemeClr w14:val="dk1">
-                    <w14:alpha w14:val="60000"/>
-                  </w14:schemeClr>
-                </w14:shadow>
-                <w14:textOutline w14:w="0" w14:cap="flat" w14:cmpd="sng" w14:algn="ctr">
-                  <w14:noFill/>
-                  <w14:prstDash w14:val="solid"/>
-                  <w14:round/>
-                </w14:textOutline>
-              </w:rPr>
-              <w:t xml:space="preserve">پشتیبان سازمان </w:t>
-            </w:r>
-            <w:r>
-              <w:rPr>
-                <w:rFonts w:cs="Mj_Casablanca Light" w:hint="cs"/>
-                <w:color w:val="000000" w:themeColor="text1"/>
-                <w:sz w:val="22"/>
-                <w:szCs w:val="22"/>
-                <w:rtl/>
-                <w14:shadow w14:blurRad="38100" w14:dist="19050" w14:dir="2700000" w14:sx="100000" w14:sy="100000" w14:kx="0" w14:ky="0" w14:algn="tl">
-                  <w14:schemeClr w14:val="dk1">
-                    <w14:alpha w14:val="60000"/>
-                  </w14:schemeClr>
-                </w14:shadow>
-                <w14:textOutline w14:w="0" w14:cap="flat" w14:cmpd="sng" w14:algn="ctr">
-                  <w14:noFill/>
-                  <w14:prstDash w14:val="solid"/>
-                  <w14:round/>
-                </w14:textOutline>
-              </w:rPr>
-              <w:t xml:space="preserve"> </w:t>
-            </w:r>
-            <w:r>
-              <w:rPr>
-                <w:rFonts w:cs="Mj_Casablanca Light" w:hint="cs"/>
-                <w:color w:val="000000" w:themeColor="text1"/>
-                <w:sz w:val="22"/>
-                <w:szCs w:val="22"/>
-                <w:rtl/>
-                <w14:shadow w14:blurRad="38100" w14:dist="19050" w14:dir="2700000" w14:sx="100000" w14:sy="100000" w14:kx="0" w14:ky="0" w14:algn="tl">
-                  <w14:schemeClr w14:val="dk1">
-                    <w14:alpha w14:val="60000"/>
-                  </w14:schemeClr>
-                </w14:shadow>
-                <w14:textOutline w14:w="0" w14:cap="flat" w14:cmpd="sng" w14:algn="ctr">
-                  <w14:noFill/>
-                  <w14:prstDash w14:val="solid"/>
-                  <w14:round/>
-                </w14:textOutline>
-              </w:rPr>
-              <w:t>ارائه می دهد .</w:t>
-            </w:r>
-          </w:p>
-        </w:tc>
-      </w:tr>
-      <w:tr>
-        <w:trPr>
-          <w:trHeight w:val="1008"/>
-        </w:trPr>
-        <w:tc>
-          <w:tcPr>
-            <w:tcW w:w="11425" w:type="dxa"/>
-            <w:gridSpan w:val="7"/>
-          </w:tcPr>
-          <w:p>
-            <w:pPr>
-              <w:bidi/>
-              <w:rPr>
-                <w:rFonts w:cs="Mj_Casablanca Light"/>
-                <w:color w:val="0070C0"/>
-                <w:sz w:val="22"/>
-                <w:szCs w:val="22"/>
-                <w:rtl/>
-              </w:rPr>
-            </w:pPr>
-            <w:r>
-              <w:rPr>
-                <w:rFonts w:cs="Mj_Casablanca Light" w:hint="cs"/>
-                <w:color w:val="0070C0"/>
-                <w:sz w:val="22"/>
-                <w:szCs w:val="22"/>
-                <w:rtl/>
-              </w:rPr>
-              <w:t>شرح مختصر :</w:t>
-            </w:r>
-          </w:p>
-          <w:p>
-            <w:pPr>
-              <w:bidi/>
-              <w:ind w:left="784" w:hanging="424"/>
-              <w:rPr>
-                <w:rFonts w:cs="Mj_Casablanca Light"/>
-                <w:color w:val="0070C0"/>
-                <w:sz w:val="22"/>
-                <w:szCs w:val="22"/>
-                <w:rtl/>
-              </w:rPr>
-            </w:pPr>
-            <w:r>
-              <w:rPr>
-                <w:rFonts w:cs="Mj_Casablanca Light" w:hint="cs"/>
-                <w:sz w:val="22"/>
-                <w:szCs w:val="22"/>
-                <w:rtl/>
-              </w:rPr>
-              <w:t xml:space="preserve">اين مورد-كاربرد براي اين است كه </w:t>
-            </w:r>
-            <w:r>
-              <w:rPr>
-                <w:rFonts w:cs="Mj_Casablanca Light"/>
-                <w:sz w:val="22"/>
-                <w:szCs w:val="22"/>
-                <w:rtl/>
-              </w:rPr>
-              <w:t xml:space="preserve">پشتیبان سازمان امکان </w:t>
-            </w:r>
-            <w:r>
-              <w:rPr>
-                <w:rFonts w:cs="Mj_Casablanca Light" w:hint="cs"/>
-                <w:sz w:val="22"/>
-                <w:szCs w:val="22"/>
-                <w:rtl/>
-              </w:rPr>
-              <w:t>بتواند</w:t>
-            </w:r>
-            <w:r>
-              <w:rPr>
-                <w:rFonts w:cs="Mj_Casablanca Light"/>
-                <w:sz w:val="22"/>
-                <w:szCs w:val="22"/>
-                <w:rtl/>
-              </w:rPr>
-              <w:t xml:space="preserve"> ساعات کاری کسب‌وکار و روش‌های ارتباطی مانند شماره تماس یا سایر راه</w:t>
-            </w:r>
-            <w:r>
-              <w:rPr>
-                <w:rFonts w:cs="Mj_Casablanca Light" w:hint="cs"/>
-                <w:sz w:val="22"/>
-                <w:szCs w:val="22"/>
-                <w:rtl/>
-              </w:rPr>
-              <w:t xml:space="preserve">  </w:t>
-            </w:r>
-            <w:r>
-              <w:rPr>
-                <w:rFonts w:cs="Mj_Casablanca Light"/>
-                <w:sz w:val="22"/>
-                <w:szCs w:val="22"/>
-                <w:rtl/>
-              </w:rPr>
-              <w:t>‌های ارتباطی را در سیستم نوبت</w:t>
-            </w:r>
-            <w:r>
-              <w:rPr>
-                <w:rFonts w:cs="Mj_Casablanca Light" w:hint="cs"/>
-                <w:sz w:val="22"/>
-                <w:szCs w:val="22"/>
-                <w:rtl/>
-              </w:rPr>
-              <w:t xml:space="preserve"> </w:t>
-            </w:r>
-            <w:r>
-              <w:rPr>
-                <w:rFonts w:cs="Mj_Casablanca Light"/>
-                <w:sz w:val="22"/>
-                <w:szCs w:val="22"/>
-                <w:rtl/>
-              </w:rPr>
-              <w:t xml:space="preserve">‌دهی مشاهده و در صورت نیاز </w:t>
-            </w:r>
-            <w:r>
-              <w:rPr>
-                <w:rFonts w:cs="Mj_Casablanca Light" w:hint="cs"/>
-                <w:sz w:val="22"/>
-                <w:szCs w:val="22"/>
-                <w:rtl/>
-              </w:rPr>
-              <w:t>بر</w:t>
-            </w:r>
-            <w:r>
-              <w:rPr>
-                <w:rFonts w:cs="Mj_Casablanca Light"/>
-                <w:sz w:val="22"/>
-                <w:szCs w:val="22"/>
-                <w:rtl/>
-              </w:rPr>
-              <w:t>وزرسانی کند تا اطلاعات صحیح در اختیار مشتریان قرار گیرد</w:t>
-            </w:r>
-            <w:r>
-              <w:rPr>
-                <w:rFonts w:cs="Mj_Casablanca Light"/>
-                <w:sz w:val="22"/>
-                <w:szCs w:val="22"/>
-              </w:rPr>
-              <w:t>.</w:t>
-            </w:r>
-          </w:p>
-        </w:tc>
-      </w:tr>
-      <w:tr>
-        <w:trPr>
-          <w:trHeight w:val="619"/>
-        </w:trPr>
-        <w:tc>
-          <w:tcPr>
-            <w:tcW w:w="8467" w:type="dxa"/>
-            <w:gridSpan w:val="5"/>
-            <w:vAlign w:val="center"/>
-          </w:tcPr>
-          <w:p>
-            <w:pPr>
-              <w:bidi/>
-              <w:rPr>
-                <w:rFonts w:cs="Mj_Casablanca Light"/>
-                <w:color w:val="0070C0"/>
-                <w:sz w:val="22"/>
-                <w:szCs w:val="22"/>
-                <w:rtl/>
-              </w:rPr>
-            </w:pPr>
-            <w:r>
-              <w:rPr>
-                <w:rFonts w:cs="Mj_Casablanca Light" w:hint="cs"/>
-                <w:color w:val="0070C0"/>
-                <w:sz w:val="22"/>
-                <w:szCs w:val="22"/>
-                <w:rtl/>
-              </w:rPr>
-              <w:t xml:space="preserve">آغازكننده : </w:t>
-            </w:r>
-            <w:r>
-              <w:rPr>
-                <w:rFonts w:cs="Mj_Casablanca Light" w:hint="cs"/>
-                <w:sz w:val="22"/>
-                <w:szCs w:val="22"/>
-                <w:rtl/>
-              </w:rPr>
-              <w:t xml:space="preserve"> </w:t>
-            </w:r>
-            <w:r>
-              <w:rPr>
-                <w:rFonts w:cs="Mj_Casablanca Light" w:hint="cs"/>
-                <w:sz w:val="22"/>
-                <w:szCs w:val="22"/>
-                <w:rtl/>
-              </w:rPr>
-              <w:t>پشتیبان سازمان</w:t>
-            </w:r>
-          </w:p>
-        </w:tc>
-        <w:tc>
-          <w:tcPr>
-            <w:tcW w:w="2958" w:type="dxa"/>
-            <w:gridSpan w:val="2"/>
-            <w:vAlign w:val="center"/>
-          </w:tcPr>
-          <w:p>
-            <w:pPr>
-              <w:bidi/>
-              <w:rPr>
-                <w:rFonts w:cs="Mj_Casablanca Light"/>
-                <w:color w:val="0070C0"/>
-                <w:sz w:val="22"/>
-                <w:szCs w:val="22"/>
-                <w:rtl/>
-              </w:rPr>
-            </w:pPr>
-            <w:r>
-              <w:rPr>
-                <w:rFonts w:cs="Mj_Casablanca Light" w:hint="cs"/>
-                <w:color w:val="0070C0"/>
-                <w:sz w:val="22"/>
-                <w:szCs w:val="22"/>
-                <w:rtl/>
-              </w:rPr>
-              <w:t>نوع :</w:t>
-            </w:r>
-            <w:r>
-              <w:rPr>
-                <w:rFonts w:cs="Mj_Casablanca Light" w:hint="cs"/>
-                <w:sz w:val="22"/>
-                <w:szCs w:val="22"/>
-                <w:rtl/>
-              </w:rPr>
-              <w:t xml:space="preserve"> خارجي</w:t>
-            </w:r>
-          </w:p>
-        </w:tc>
-      </w:tr>
-      <w:tr>
-        <w:trPr>
-          <w:trHeight w:val="619"/>
-        </w:trPr>
-        <w:tc>
-          <w:tcPr>
-            <w:tcW w:w="627" w:type="dxa"/>
-            <w:vAlign w:val="center"/>
-          </w:tcPr>
-          <w:p>
-            <w:pPr>
-              <w:bidi/>
-              <w:rPr>
-                <w:rFonts w:cs="Mj_Casablanca Light"/>
-                <w:color w:val="0070C0"/>
-                <w:sz w:val="22"/>
-                <w:szCs w:val="22"/>
-                <w:rtl/>
-              </w:rPr>
-            </w:pPr>
-            <w:r>
-              <w:rPr>
-                <w:rFonts w:cs="Mj_Casablanca Light" w:hint="cs"/>
-                <w:color w:val="0070C0"/>
-                <w:sz w:val="22"/>
-                <w:szCs w:val="22"/>
-                <w:rtl/>
-              </w:rPr>
-              <w:t>روابط</w:t>
-            </w:r>
-          </w:p>
-        </w:tc>
-        <w:tc>
-          <w:tcPr>
-            <w:tcW w:w="2708" w:type="dxa"/>
-            <w:vAlign w:val="center"/>
-          </w:tcPr>
-          <w:p>
-            <w:pPr>
-              <w:bidi/>
-              <w:rPr>
-                <w:rFonts w:cs="Mj_Casablanca Light"/>
-                <w:color w:val="0070C0"/>
-                <w:sz w:val="22"/>
-                <w:szCs w:val="22"/>
-                <w:rtl/>
-              </w:rPr>
-            </w:pPr>
-            <w:r>
-              <w:rPr>
-                <w:rFonts w:cs="Mj_Casablanca Light" w:hint="cs"/>
-                <w:color w:val="0070C0"/>
-                <w:sz w:val="22"/>
-                <w:szCs w:val="22"/>
-                <w:rtl/>
-              </w:rPr>
-              <w:t xml:space="preserve">انجمني : </w:t>
-            </w:r>
-            <w:r>
-              <w:rPr>
-                <w:rFonts w:cs="Mj_Casablanca Light" w:hint="cs"/>
-                <w:color w:val="0070C0"/>
-                <w:sz w:val="22"/>
-                <w:szCs w:val="22"/>
-                <w:rtl/>
-              </w:rPr>
-              <w:t>--</w:t>
-            </w:r>
-          </w:p>
-        </w:tc>
-        <w:tc>
-          <w:tcPr>
-            <w:tcW w:w="2790" w:type="dxa"/>
-            <w:vAlign w:val="center"/>
-          </w:tcPr>
-          <w:p>
-            <w:pPr>
-              <w:bidi/>
-              <w:rPr>
-                <w:rFonts w:cs="Mj_Casablanca Light"/>
-                <w:color w:val="0070C0"/>
-                <w:sz w:val="22"/>
-                <w:szCs w:val="22"/>
-                <w:rtl/>
-              </w:rPr>
-            </w:pPr>
-            <w:r>
-              <w:rPr>
-                <w:rFonts w:cs="Mj_Casablanca Light" w:hint="cs"/>
-                <w:color w:val="0070C0"/>
-                <w:sz w:val="22"/>
-                <w:szCs w:val="22"/>
-                <w:rtl/>
-              </w:rPr>
-              <w:t xml:space="preserve">شمول : </w:t>
-            </w:r>
-            <w:r>
-              <w:rPr>
-                <w:rFonts w:cs="Mj_Casablanca Light" w:hint="cs"/>
-                <w:color w:val="0070C0"/>
-                <w:sz w:val="22"/>
-                <w:szCs w:val="22"/>
-                <w:rtl/>
-              </w:rPr>
-              <w:t>--</w:t>
-            </w:r>
-          </w:p>
-        </w:tc>
-        <w:tc>
-          <w:tcPr>
-            <w:tcW w:w="2342" w:type="dxa"/>
-            <w:gridSpan w:val="2"/>
-            <w:vAlign w:val="center"/>
-          </w:tcPr>
-          <w:p>
-            <w:pPr>
-              <w:bidi/>
-              <w:rPr>
-                <w:rFonts w:cs="Mj_Casablanca Light"/>
-                <w:color w:val="0070C0"/>
-                <w:sz w:val="22"/>
-                <w:szCs w:val="22"/>
-                <w:rtl/>
-              </w:rPr>
-            </w:pPr>
-            <w:r>
-              <w:rPr>
-                <w:rFonts w:cs="Mj_Casablanca Light" w:hint="cs"/>
-                <w:color w:val="0070C0"/>
-                <w:sz w:val="22"/>
-                <w:szCs w:val="22"/>
-                <w:rtl/>
-              </w:rPr>
-              <w:t xml:space="preserve">توسعه : </w:t>
-            </w:r>
-            <w:r>
-              <w:rPr>
-                <w:rFonts w:cs="Mj_Casablanca Light" w:hint="cs"/>
-                <w:color w:val="0070C0"/>
-                <w:sz w:val="22"/>
-                <w:szCs w:val="22"/>
-                <w:rtl/>
-              </w:rPr>
-              <w:t>--</w:t>
-            </w:r>
-          </w:p>
-        </w:tc>
-        <w:tc>
-          <w:tcPr>
-            <w:tcW w:w="2958" w:type="dxa"/>
-            <w:gridSpan w:val="2"/>
-            <w:vAlign w:val="center"/>
-          </w:tcPr>
-          <w:p>
-            <w:pPr>
-              <w:bidi/>
-              <w:rPr>
-                <w:rFonts w:cs="Mj_Casablanca Light"/>
-                <w:color w:val="0070C0"/>
-                <w:sz w:val="22"/>
-                <w:szCs w:val="22"/>
-                <w:rtl/>
-              </w:rPr>
-            </w:pPr>
-            <w:r>
-              <w:rPr>
-                <w:rFonts w:cs="Mj_Casablanca Light" w:hint="cs"/>
-                <w:color w:val="0070C0"/>
-                <w:sz w:val="22"/>
-                <w:szCs w:val="22"/>
-                <w:rtl/>
-              </w:rPr>
-              <w:t xml:space="preserve">تعميم : </w:t>
-            </w:r>
-            <w:r>
-              <w:rPr>
-                <w:rFonts w:cs="Mj_Casablanca Light" w:hint="cs"/>
-                <w:color w:val="0070C0"/>
-                <w:sz w:val="22"/>
-                <w:szCs w:val="22"/>
-                <w:rtl/>
-              </w:rPr>
-              <w:t>--</w:t>
-            </w:r>
-          </w:p>
-        </w:tc>
-      </w:tr>
-      <w:tr>
-        <w:trPr>
-          <w:trHeight w:val="1008"/>
-        </w:trPr>
-        <w:tc>
-          <w:tcPr>
-            <w:tcW w:w="11425" w:type="dxa"/>
-            <w:gridSpan w:val="7"/>
-          </w:tcPr>
-          <w:p>
-            <w:pPr>
-              <w:bidi/>
-              <w:rPr>
-                <w:rFonts w:cs="Mj_Casablanca Light"/>
-                <w:color w:val="0070C0"/>
-                <w:sz w:val="22"/>
-                <w:szCs w:val="22"/>
-                <w:rtl/>
-              </w:rPr>
-            </w:pPr>
-            <w:r>
-              <w:rPr>
-                <w:rFonts w:cs="Mj_Casablanca Light" w:hint="cs"/>
-                <w:color w:val="0070C0"/>
-                <w:sz w:val="22"/>
-                <w:szCs w:val="22"/>
-                <w:rtl/>
-              </w:rPr>
-              <w:t>جريان طبيعي رويداد ها :</w:t>
-            </w:r>
-          </w:p>
-          <w:p>
-            <w:pPr>
-              <w:pStyle w:val="ListParagraph"/>
-              <w:numPr>
-                <w:ilvl w:val="0"/>
-                <w:numId w:val="28"/>
-              </w:numPr>
-              <w:bidi/>
-              <w:rPr>
-                <w:rFonts w:cs="Mj_Casablanca Light"/>
-                <w:sz w:val="22"/>
-                <w:szCs w:val="22"/>
-              </w:rPr>
-            </w:pPr>
-            <w:r>
-              <w:rPr>
-                <w:rFonts w:cs="Mj_Casablanca Light" w:hint="cs"/>
-                <w:sz w:val="22"/>
-                <w:szCs w:val="22"/>
-                <w:rtl/>
-              </w:rPr>
-              <w:t xml:space="preserve">  پشتیبان سازمان که ابتدا وارد صفحه خودش شده </w:t>
-            </w:r>
-            <w:r>
-              <w:rPr>
-                <w:rFonts w:cs="Mj_Casablanca Light" w:hint="cs"/>
-                <w:sz w:val="22"/>
-                <w:szCs w:val="22"/>
-                <w:rtl/>
-              </w:rPr>
-              <w:t>.</w:t>
-            </w:r>
-          </w:p>
-          <w:p>
-            <w:pPr>
-              <w:pStyle w:val="ListParagraph"/>
-              <w:numPr>
-                <w:ilvl w:val="0"/>
-                <w:numId w:val="28"/>
-              </w:numPr>
-              <w:bidi/>
-              <w:rPr>
-                <w:rFonts w:cs="Mj_Casablanca Light"/>
-                <w:sz w:val="22"/>
-                <w:szCs w:val="22"/>
-              </w:rPr>
-            </w:pPr>
-            <w:r>
-              <w:rPr>
-                <w:rFonts w:cs="Mj_Casablanca Light" w:hint="cs"/>
-                <w:sz w:val="22"/>
-                <w:szCs w:val="22"/>
-                <w:rtl/>
-              </w:rPr>
-              <w:t>ايشان مي تواند از داشبورد اصلی سیستم لیست عملیات هارا مشاهده کند .</w:t>
-            </w:r>
-          </w:p>
-          <w:p>
-            <w:pPr>
-              <w:pStyle w:val="ListParagraph"/>
-              <w:numPr>
-                <w:ilvl w:val="0"/>
-                <w:numId w:val="28"/>
-              </w:numPr>
-              <w:bidi/>
-              <w:rPr>
-                <w:rFonts w:cs="Mj_Casablanca Light"/>
-                <w:color w:val="000000" w:themeColor="text1"/>
-                <w:sz w:val="22"/>
-                <w:szCs w:val="22"/>
-              </w:rPr>
-            </w:pPr>
-            <w:r>
-              <w:rPr>
-                <w:rFonts w:cs="Mj_Casablanca Light" w:hint="cs"/>
-                <w:sz w:val="22"/>
-                <w:szCs w:val="22"/>
-                <w:rtl/>
-              </w:rPr>
-              <w:t xml:space="preserve">می تواند از طریق لیست عملیات ها </w:t>
-            </w:r>
-            <w:r>
-              <w:rPr>
-                <w:rFonts w:cs="Mj_Casablanca Light"/>
-                <w:sz w:val="22"/>
-                <w:szCs w:val="22"/>
-                <w:rtl/>
-                <w:lang w:bidi="fa-IR"/>
-              </w:rPr>
-              <w:t>تغییر ساعات کاری و روش‌های ارتباطی</w:t>
-            </w:r>
-            <w:r>
-              <w:rPr>
-                <w:rFonts w:cs="Mj_Casablanca Light" w:hint="cs"/>
-                <w:sz w:val="22"/>
-                <w:szCs w:val="22"/>
-                <w:rtl/>
-                <w:lang w:bidi="fa-IR"/>
-              </w:rPr>
-              <w:t xml:space="preserve"> را انتخاب کرده و تنظیمات زمان و تماس کسب و کار مورد نظر را انتخاب کند</w:t>
-            </w:r>
-          </w:p>
-          <w:p>
-            <w:pPr>
-              <w:pStyle w:val="ListParagraph"/>
-              <w:numPr>
-                <w:ilvl w:val="0"/>
-                <w:numId w:val="28"/>
-              </w:numPr>
-              <w:bidi/>
-              <w:rPr>
-                <w:rFonts w:cs="Mj_Casablanca Light"/>
-                <w:color w:val="000000" w:themeColor="text1"/>
-                <w:sz w:val="22"/>
-                <w:szCs w:val="22"/>
-              </w:rPr>
-            </w:pPr>
-            <w:r>
-              <w:rPr>
-                <w:rFonts w:cs="Mj_Casablanca Light" w:hint="cs"/>
-                <w:color w:val="000000" w:themeColor="text1"/>
-                <w:sz w:val="22"/>
-                <w:szCs w:val="22"/>
-                <w:rtl/>
-              </w:rPr>
-              <w:t>می تواند ساعات کاری و شماره تماس را تغییر دهد .</w:t>
-            </w:r>
-          </w:p>
-          <w:p>
-            <w:pPr>
-              <w:pStyle w:val="ListParagraph"/>
-              <w:numPr>
-                <w:ilvl w:val="0"/>
-                <w:numId w:val="28"/>
-              </w:numPr>
-              <w:bidi/>
-              <w:rPr>
-                <w:rFonts w:cs="Mj_Casablanca Light"/>
-                <w:color w:val="000000" w:themeColor="text1"/>
-                <w:sz w:val="22"/>
-                <w:szCs w:val="22"/>
-              </w:rPr>
-            </w:pPr>
-            <w:r>
-              <w:rPr>
-                <w:rFonts w:cs="Mj_Casablanca Light" w:hint="cs"/>
-                <w:sz w:val="22"/>
-                <w:szCs w:val="22"/>
-                <w:rtl/>
-              </w:rPr>
-              <w:t>تغییرات به وجود آمده در سیستم را ثبت و ذخیره می کند .</w:t>
-            </w:r>
-          </w:p>
-        </w:tc>
-      </w:tr>
-      <w:tr>
-        <w:trPr>
-          <w:trHeight w:val="1008"/>
-        </w:trPr>
-        <w:tc>
-          <w:tcPr>
-            <w:tcW w:w="11425" w:type="dxa"/>
-            <w:gridSpan w:val="7"/>
-          </w:tcPr>
-          <w:p>
-            <w:pPr>
-              <w:bidi/>
-              <w:rPr>
-                <w:rFonts w:cs="Mj_Casablanca Light"/>
-                <w:color w:val="0070C0"/>
-                <w:sz w:val="22"/>
-                <w:szCs w:val="22"/>
-                <w:rtl/>
-              </w:rPr>
-            </w:pPr>
-            <w:r>
-              <w:rPr>
-                <w:rFonts w:cs="Mj_Casablanca Light" w:hint="cs"/>
-                <w:color w:val="0070C0"/>
-                <w:sz w:val="22"/>
-                <w:szCs w:val="22"/>
-                <w:rtl/>
-              </w:rPr>
-              <w:t>زيرجريان ها :</w:t>
-            </w:r>
-          </w:p>
-        </w:tc>
-      </w:tr>
-      <w:tr>
-        <w:trPr>
-          <w:trHeight w:val="1008"/>
-        </w:trPr>
-        <w:tc>
-          <w:tcPr>
-            <w:tcW w:w="11425" w:type="dxa"/>
-            <w:gridSpan w:val="7"/>
-          </w:tcPr>
-          <w:p>
-            <w:pPr>
-              <w:bidi/>
-              <w:rPr>
-                <w:rFonts w:cs="Mj_Casablanca Light"/>
-                <w:color w:val="0070C0"/>
-                <w:sz w:val="22"/>
-                <w:szCs w:val="22"/>
-                <w:rtl/>
-              </w:rPr>
-            </w:pPr>
-            <w:r>
-              <w:rPr>
-                <w:rFonts w:cs="Mj_Casablanca Light" w:hint="cs"/>
-                <w:color w:val="0070C0"/>
-                <w:sz w:val="22"/>
-                <w:szCs w:val="22"/>
-                <w:rtl/>
-              </w:rPr>
-              <w:t>جريانات جايگزين يا استثناء :</w:t>
-            </w:r>
-          </w:p>
-        </w:tc>
-      </w:tr>
-    </w:tbl>
-    <w:p>
-      <w:pPr>
-        <w:bidi/>
-        <w:rPr>
-          <w:rFonts w:cs="Mj_Casablanca Light"/>
-          <w:color w:val="0070C0"/>
-          <w:sz w:val="22"/>
-          <w:szCs w:val="22"/>
-          <w:rtl/>
-        </w:rPr>
-      </w:pPr>
-    </w:p>
-    <w:p>
-      <w:pPr>
-        <w:rPr>
-          <w:rFonts w:cs="Mj_Casablanca Light"/>
-          <w:color w:val="0070C0"/>
-          <w:sz w:val="22"/>
-          <w:szCs w:val="22"/>
-        </w:rPr>
-      </w:pPr>
-      <w:r>
-        <w:rPr>
-          <w:rFonts w:cs="Mj_Casablanca Light"/>
-          <w:color w:val="0070C0"/>
-          <w:sz w:val="22"/>
-          <w:szCs w:val="22"/>
-          <w:rtl/>
-        </w:rPr>
-        <w:br w:type="page"/>
-      </w:r>
     </w:p>
     <w:sectPr>
       <w:pgSz w:w="12240" w:h="15840" w:code="1"/>
@@ -11051,8 +9497,97 @@
 </file>
 
 <file path=word/numbering.xml><?xml version="1.0" encoding="utf-8"?>
-<w:numbering xmlns:wpc="http://schemas.microsoft.com/office/word/2010/wordprocessingCanvas" xmlns:cx="http://schemas.microsoft.com/office/drawing/2014/chartex" xmlns:cx1="http://schemas.microsoft.com/office/drawing/2015/9/8/chartex" xmlns:cx2="http://schemas.microsoft.com/office/drawing/2015/10/21/chartex" xmlns:cx3="http://schemas.microsoft.com/office/drawing/2016/5/9/chartex" xmlns:cx4="http://schemas.microsoft.com/office/drawing/2016/5/10/chartex" xmlns:cx5="http://schemas.microsoft.com/office/drawing/2016/5/11/chartex" xmlns:cx6="http://schemas.microsoft.com/office/drawing/2016/5/12/chartex" xmlns:cx7="http://schemas.microsoft.com/office/drawing/2016/5/13/chartex" xmlns:cx8="http://schemas.microsoft.com/office/drawing/2016/5/14/chartex" xmlns:mc="http://schemas.openxmlformats.org/markup-compatibility/2006" xmlns:aink="http://schemas.microsoft.com/office/drawing/2016/ink" xmlns:am3d="http://schemas.microsoft.com/office/drawing/2017/model3d" xmlns:o="urn:schemas-microsoft-com:office:office" xmlns:oel="http://schemas.microsoft.com/office/2019/extlst" xmlns:r="http://schemas.openxmlformats.org/officeDocument/2006/relationships" xmlns:m="http://schemas.openxmlformats.org/officeDocument/2006/math" xmlns:v="urn:schemas-microsoft-com:vml" xmlns:wp14="http://schemas.microsoft.com/office/word/2010/wordprocessingDrawing" xmlns:wp="http://schemas.openxmlformats.org/drawingml/2006/wordprocessingDrawing" xmlns:w10="urn:schemas-microsoft-com:office:word" xmlns:w="http://schemas.openxmlformats.org/wordprocessingml/2006/main" xmlns:w14="http://schemas.microsoft.com/office/word/2010/wordml" xmlns:w15="http://schemas.microsoft.com/office/word/2012/wordml" xmlns:w16cex="http://schemas.microsoft.com/office/word/2018/wordml/cex" xmlns:w16cid="http://schemas.microsoft.com/office/word/2016/wordml/cid" xmlns:w16="http://schemas.microsoft.com/office/word/2018/wordml" xmlns:w16du="http://schemas.microsoft.com/office/word/2023/wordml/word16du" xmlns:w16sdtdh="http://schemas.microsoft.com/office/word/2020/wordml/sdtdatahash" xmlns:w16sdtfl="http://schemas.microsoft.com/office/word/2024/wordml/sdtformatlock" xmlns:w16se="http://schemas.microsoft.com/office/word/2015/wordml/symex" xmlns:wpg="http://schemas.microsoft.com/office/word/2010/wordprocessingGroup" xmlns:wpi="http://schemas.microsoft.com/office/word/2010/wordprocessingInk" xmlns:wne="http://schemas.microsoft.com/office/word/2006/wordml" xmlns:wps="http://schemas.microsoft.com/office/word/2010/wordprocessingShape" mc:Ignorable="w14 w15 w16se w16cid w16 w16cex w16sdtdh w16sdtfl w16du wp14">
+<w:numbering xmlns:wpc="http://schemas.microsoft.com/office/word/2010/wordprocessingCanvas" xmlns:cx="http://schemas.microsoft.com/office/drawing/2014/chartex" xmlns:cx1="http://schemas.microsoft.com/office/drawing/2015/9/8/chartex" xmlns:cx2="http://schemas.microsoft.com/office/drawing/2015/10/21/chartex" xmlns:cx3="http://schemas.microsoft.com/office/drawing/2016/5/9/chartex" xmlns:cx4="http://schemas.microsoft.com/office/drawing/2016/5/10/chartex" xmlns:cx5="http://schemas.microsoft.com/office/drawing/2016/5/11/chartex" xmlns:cx6="http://schemas.microsoft.com/office/drawing/2016/5/12/chartex" xmlns:cx7="http://schemas.microsoft.com/office/drawing/2016/5/13/chartex" xmlns:cx8="http://schemas.microsoft.com/office/drawing/2016/5/14/chartex" xmlns:mc="http://schemas.openxmlformats.org/markup-compatibility/2006" xmlns:aink="http://schemas.microsoft.com/office/drawing/2016/ink" xmlns:am3d="http://schemas.microsoft.com/office/drawing/2017/model3d" xmlns:o="urn:schemas-microsoft-com:office:office" xmlns:r="http://schemas.openxmlformats.org/officeDocument/2006/relationships" xmlns:m="http://schemas.openxmlformats.org/officeDocument/2006/math" xmlns:v="urn:schemas-microsoft-com:vml" xmlns:wp14="http://schemas.microsoft.com/office/word/2010/wordprocessingDrawing" xmlns:wp="http://schemas.openxmlformats.org/drawingml/2006/wordprocessingDrawing" xmlns:w10="urn:schemas-microsoft-com:office:word" xmlns:w="http://schemas.openxmlformats.org/wordprocessingml/2006/main" xmlns:w14="http://schemas.microsoft.com/office/word/2010/wordml" xmlns:w15="http://schemas.microsoft.com/office/word/2012/wordml" xmlns:w16cex="http://schemas.microsoft.com/office/word/2018/wordml/cex" xmlns:w16cid="http://schemas.microsoft.com/office/word/2016/wordml/cid" xmlns:w16="http://schemas.microsoft.com/office/word/2018/wordml" xmlns:w16sdtdh="http://schemas.microsoft.com/office/word/2020/wordml/sdtdatahash" xmlns:w16se="http://schemas.microsoft.com/office/word/2015/wordml/symex" xmlns:wpg="http://schemas.microsoft.com/office/word/2010/wordprocessingGroup" xmlns:wpi="http://schemas.microsoft.com/office/word/2010/wordprocessingInk" xmlns:wne="http://schemas.microsoft.com/office/word/2006/wordml" xmlns:wps="http://schemas.microsoft.com/office/word/2010/wordprocessingShape" mc:Ignorable="w14 w15 w16se w16cid w16 w16cex w16sdtdh wp14">
   <w:abstractNum w:abstractNumId="0" w15:restartNumberingAfterBreak="0">
+    <w:nsid w:val="00624DAE"/>
+    <w:multiLevelType w:val="hybridMultilevel"/>
+    <w:tmpl w:val="6DB2AF60"/>
+    <w:lvl w:ilvl="0" w:tplc="39D2B9E0">
+      <w:start w:val="1"/>
+      <w:numFmt w:val="decimal"/>
+      <w:lvlText w:val="%1."/>
+      <w:lvlJc w:val="left"/>
+      <w:pPr>
+        <w:ind w:left="1005" w:hanging="360"/>
+      </w:pPr>
+      <w:rPr>
+        <w:rFonts w:hint="default"/>
+      </w:rPr>
+    </w:lvl>
+    <w:lvl w:ilvl="1" w:tplc="04090019" w:tentative="1">
+      <w:start w:val="1"/>
+      <w:numFmt w:val="lowerLetter"/>
+      <w:lvlText w:val="%2."/>
+      <w:lvlJc w:val="left"/>
+      <w:pPr>
+        <w:ind w:left="1725" w:hanging="360"/>
+      </w:pPr>
+    </w:lvl>
+    <w:lvl w:ilvl="2" w:tplc="0409001B" w:tentative="1">
+      <w:start w:val="1"/>
+      <w:numFmt w:val="lowerRoman"/>
+      <w:lvlText w:val="%3."/>
+      <w:lvlJc w:val="right"/>
+      <w:pPr>
+        <w:ind w:left="2445" w:hanging="180"/>
+      </w:pPr>
+    </w:lvl>
+    <w:lvl w:ilvl="3" w:tplc="0409000F" w:tentative="1">
+      <w:start w:val="1"/>
+      <w:numFmt w:val="decimal"/>
+      <w:lvlText w:val="%4."/>
+      <w:lvlJc w:val="left"/>
+      <w:pPr>
+        <w:ind w:left="3165" w:hanging="360"/>
+      </w:pPr>
+    </w:lvl>
+    <w:lvl w:ilvl="4" w:tplc="04090019" w:tentative="1">
+      <w:start w:val="1"/>
+      <w:numFmt w:val="lowerLetter"/>
+      <w:lvlText w:val="%5."/>
+      <w:lvlJc w:val="left"/>
+      <w:pPr>
+        <w:ind w:left="3885" w:hanging="360"/>
+      </w:pPr>
+    </w:lvl>
+    <w:lvl w:ilvl="5" w:tplc="0409001B" w:tentative="1">
+      <w:start w:val="1"/>
+      <w:numFmt w:val="lowerRoman"/>
+      <w:lvlText w:val="%6."/>
+      <w:lvlJc w:val="right"/>
+      <w:pPr>
+        <w:ind w:left="4605" w:hanging="180"/>
+      </w:pPr>
+    </w:lvl>
+    <w:lvl w:ilvl="6" w:tplc="0409000F" w:tentative="1">
+      <w:start w:val="1"/>
+      <w:numFmt w:val="decimal"/>
+      <w:lvlText w:val="%7."/>
+      <w:lvlJc w:val="left"/>
+      <w:pPr>
+        <w:ind w:left="5325" w:hanging="360"/>
+      </w:pPr>
+    </w:lvl>
+    <w:lvl w:ilvl="7" w:tplc="04090019" w:tentative="1">
+      <w:start w:val="1"/>
+      <w:numFmt w:val="lowerLetter"/>
+      <w:lvlText w:val="%8."/>
+      <w:lvlJc w:val="left"/>
+      <w:pPr>
+        <w:ind w:left="6045" w:hanging="360"/>
+      </w:pPr>
+    </w:lvl>
+    <w:lvl w:ilvl="8" w:tplc="0409001B" w:tentative="1">
+      <w:start w:val="1"/>
+      <w:numFmt w:val="lowerRoman"/>
+      <w:lvlText w:val="%9."/>
+      <w:lvlJc w:val="right"/>
+      <w:pPr>
+        <w:ind w:left="6765" w:hanging="180"/>
+      </w:pPr>
+    </w:lvl>
+  </w:abstractNum>
+  <w:abstractNum w:abstractNumId="1" w15:restartNumberingAfterBreak="0">
     <w:nsid w:val="01542584"/>
     <w:multiLevelType w:val="hybridMultilevel"/>
     <w:tmpl w:val="E9A84E36"/>
@@ -11141,7 +9676,7 @@
       </w:pPr>
     </w:lvl>
   </w:abstractNum>
-  <w:abstractNum w:abstractNumId="1" w15:restartNumberingAfterBreak="0">
+  <w:abstractNum w:abstractNumId="2" w15:restartNumberingAfterBreak="0">
     <w:nsid w:val="03E811D1"/>
     <w:multiLevelType w:val="hybridMultilevel"/>
     <w:tmpl w:val="9FDE797E"/>
@@ -11230,7 +9765,7 @@
       </w:pPr>
     </w:lvl>
   </w:abstractNum>
-  <w:abstractNum w:abstractNumId="2" w15:restartNumberingAfterBreak="0">
+  <w:abstractNum w:abstractNumId="3" w15:restartNumberingAfterBreak="0">
     <w:nsid w:val="04B95A4E"/>
     <w:multiLevelType w:val="hybridMultilevel"/>
     <w:tmpl w:val="6A9C3FA4"/>
@@ -11319,7 +9854,185 @@
       </w:pPr>
     </w:lvl>
   </w:abstractNum>
-  <w:abstractNum w:abstractNumId="3" w15:restartNumberingAfterBreak="0">
+  <w:abstractNum w:abstractNumId="4" w15:restartNumberingAfterBreak="0">
+    <w:nsid w:val="06AC2C20"/>
+    <w:multiLevelType w:val="hybridMultilevel"/>
+    <w:tmpl w:val="F95833FE"/>
+    <w:lvl w:ilvl="0" w:tplc="0409000F">
+      <w:start w:val="1"/>
+      <w:numFmt w:val="decimal"/>
+      <w:lvlText w:val="%1."/>
+      <w:lvlJc w:val="left"/>
+      <w:pPr>
+        <w:ind w:left="720" w:hanging="360"/>
+      </w:pPr>
+      <w:rPr>
+        <w:rFonts w:hint="default"/>
+      </w:rPr>
+    </w:lvl>
+    <w:lvl w:ilvl="1" w:tplc="04090019" w:tentative="1">
+      <w:start w:val="1"/>
+      <w:numFmt w:val="lowerLetter"/>
+      <w:lvlText w:val="%2."/>
+      <w:lvlJc w:val="left"/>
+      <w:pPr>
+        <w:ind w:left="1440" w:hanging="360"/>
+      </w:pPr>
+    </w:lvl>
+    <w:lvl w:ilvl="2" w:tplc="0409001B" w:tentative="1">
+      <w:start w:val="1"/>
+      <w:numFmt w:val="lowerRoman"/>
+      <w:lvlText w:val="%3."/>
+      <w:lvlJc w:val="right"/>
+      <w:pPr>
+        <w:ind w:left="2160" w:hanging="180"/>
+      </w:pPr>
+    </w:lvl>
+    <w:lvl w:ilvl="3" w:tplc="0409000F" w:tentative="1">
+      <w:start w:val="1"/>
+      <w:numFmt w:val="decimal"/>
+      <w:lvlText w:val="%4."/>
+      <w:lvlJc w:val="left"/>
+      <w:pPr>
+        <w:ind w:left="2880" w:hanging="360"/>
+      </w:pPr>
+    </w:lvl>
+    <w:lvl w:ilvl="4" w:tplc="04090019" w:tentative="1">
+      <w:start w:val="1"/>
+      <w:numFmt w:val="lowerLetter"/>
+      <w:lvlText w:val="%5."/>
+      <w:lvlJc w:val="left"/>
+      <w:pPr>
+        <w:ind w:left="3600" w:hanging="360"/>
+      </w:pPr>
+    </w:lvl>
+    <w:lvl w:ilvl="5" w:tplc="0409001B" w:tentative="1">
+      <w:start w:val="1"/>
+      <w:numFmt w:val="lowerRoman"/>
+      <w:lvlText w:val="%6."/>
+      <w:lvlJc w:val="right"/>
+      <w:pPr>
+        <w:ind w:left="4320" w:hanging="180"/>
+      </w:pPr>
+    </w:lvl>
+    <w:lvl w:ilvl="6" w:tplc="0409000F" w:tentative="1">
+      <w:start w:val="1"/>
+      <w:numFmt w:val="decimal"/>
+      <w:lvlText w:val="%7."/>
+      <w:lvlJc w:val="left"/>
+      <w:pPr>
+        <w:ind w:left="5040" w:hanging="360"/>
+      </w:pPr>
+    </w:lvl>
+    <w:lvl w:ilvl="7" w:tplc="04090019" w:tentative="1">
+      <w:start w:val="1"/>
+      <w:numFmt w:val="lowerLetter"/>
+      <w:lvlText w:val="%8."/>
+      <w:lvlJc w:val="left"/>
+      <w:pPr>
+        <w:ind w:left="5760" w:hanging="360"/>
+      </w:pPr>
+    </w:lvl>
+    <w:lvl w:ilvl="8" w:tplc="0409001B" w:tentative="1">
+      <w:start w:val="1"/>
+      <w:numFmt w:val="lowerRoman"/>
+      <w:lvlText w:val="%9."/>
+      <w:lvlJc w:val="right"/>
+      <w:pPr>
+        <w:ind w:left="6480" w:hanging="180"/>
+      </w:pPr>
+    </w:lvl>
+  </w:abstractNum>
+  <w:abstractNum w:abstractNumId="5" w15:restartNumberingAfterBreak="0">
+    <w:nsid w:val="078367C5"/>
+    <w:multiLevelType w:val="hybridMultilevel"/>
+    <w:tmpl w:val="7F1819E0"/>
+    <w:lvl w:ilvl="0" w:tplc="5602129E">
+      <w:start w:val="1"/>
+      <w:numFmt w:val="decimal"/>
+      <w:lvlText w:val="%1."/>
+      <w:lvlJc w:val="left"/>
+      <w:pPr>
+        <w:ind w:left="630" w:hanging="360"/>
+      </w:pPr>
+      <w:rPr>
+        <w:rFonts w:hint="default"/>
+      </w:rPr>
+    </w:lvl>
+    <w:lvl w:ilvl="1" w:tplc="04090019" w:tentative="1">
+      <w:start w:val="1"/>
+      <w:numFmt w:val="lowerLetter"/>
+      <w:lvlText w:val="%2."/>
+      <w:lvlJc w:val="left"/>
+      <w:pPr>
+        <w:ind w:left="1350" w:hanging="360"/>
+      </w:pPr>
+    </w:lvl>
+    <w:lvl w:ilvl="2" w:tplc="0409001B" w:tentative="1">
+      <w:start w:val="1"/>
+      <w:numFmt w:val="lowerRoman"/>
+      <w:lvlText w:val="%3."/>
+      <w:lvlJc w:val="right"/>
+      <w:pPr>
+        <w:ind w:left="2070" w:hanging="180"/>
+      </w:pPr>
+    </w:lvl>
+    <w:lvl w:ilvl="3" w:tplc="0409000F" w:tentative="1">
+      <w:start w:val="1"/>
+      <w:numFmt w:val="decimal"/>
+      <w:lvlText w:val="%4."/>
+      <w:lvlJc w:val="left"/>
+      <w:pPr>
+        <w:ind w:left="2790" w:hanging="360"/>
+      </w:pPr>
+    </w:lvl>
+    <w:lvl w:ilvl="4" w:tplc="04090019" w:tentative="1">
+      <w:start w:val="1"/>
+      <w:numFmt w:val="lowerLetter"/>
+      <w:lvlText w:val="%5."/>
+      <w:lvlJc w:val="left"/>
+      <w:pPr>
+        <w:ind w:left="3510" w:hanging="360"/>
+      </w:pPr>
+    </w:lvl>
+    <w:lvl w:ilvl="5" w:tplc="0409001B" w:tentative="1">
+      <w:start w:val="1"/>
+      <w:numFmt w:val="lowerRoman"/>
+      <w:lvlText w:val="%6."/>
+      <w:lvlJc w:val="right"/>
+      <w:pPr>
+        <w:ind w:left="4230" w:hanging="180"/>
+      </w:pPr>
+    </w:lvl>
+    <w:lvl w:ilvl="6" w:tplc="0409000F" w:tentative="1">
+      <w:start w:val="1"/>
+      <w:numFmt w:val="decimal"/>
+      <w:lvlText w:val="%7."/>
+      <w:lvlJc w:val="left"/>
+      <w:pPr>
+        <w:ind w:left="4950" w:hanging="360"/>
+      </w:pPr>
+    </w:lvl>
+    <w:lvl w:ilvl="7" w:tplc="04090019" w:tentative="1">
+      <w:start w:val="1"/>
+      <w:numFmt w:val="lowerLetter"/>
+      <w:lvlText w:val="%8."/>
+      <w:lvlJc w:val="left"/>
+      <w:pPr>
+        <w:ind w:left="5670" w:hanging="360"/>
+      </w:pPr>
+    </w:lvl>
+    <w:lvl w:ilvl="8" w:tplc="0409001B" w:tentative="1">
+      <w:start w:val="1"/>
+      <w:numFmt w:val="lowerRoman"/>
+      <w:lvlText w:val="%9."/>
+      <w:lvlJc w:val="right"/>
+      <w:pPr>
+        <w:ind w:left="6390" w:hanging="180"/>
+      </w:pPr>
+    </w:lvl>
+  </w:abstractNum>
+  <w:abstractNum w:abstractNumId="6" w15:restartNumberingAfterBreak="0">
     <w:nsid w:val="096046D4"/>
     <w:multiLevelType w:val="hybridMultilevel"/>
     <w:tmpl w:val="CEA299F4"/>
@@ -11408,7 +10121,7 @@
       </w:pPr>
     </w:lvl>
   </w:abstractNum>
-  <w:abstractNum w:abstractNumId="4" w15:restartNumberingAfterBreak="0">
+  <w:abstractNum w:abstractNumId="7" w15:restartNumberingAfterBreak="0">
     <w:nsid w:val="104E4634"/>
     <w:multiLevelType w:val="hybridMultilevel"/>
     <w:tmpl w:val="676ABFB0"/>
@@ -11497,7 +10210,7 @@
       </w:pPr>
     </w:lvl>
   </w:abstractNum>
-  <w:abstractNum w:abstractNumId="5" w15:restartNumberingAfterBreak="0">
+  <w:abstractNum w:abstractNumId="8" w15:restartNumberingAfterBreak="0">
     <w:nsid w:val="10A07632"/>
     <w:multiLevelType w:val="hybridMultilevel"/>
     <w:tmpl w:val="D80E4A68"/>
@@ -11586,7 +10299,7 @@
       </w:pPr>
     </w:lvl>
   </w:abstractNum>
-  <w:abstractNum w:abstractNumId="6" w15:restartNumberingAfterBreak="0">
+  <w:abstractNum w:abstractNumId="9" w15:restartNumberingAfterBreak="0">
     <w:nsid w:val="10F0076B"/>
     <w:multiLevelType w:val="hybridMultilevel"/>
     <w:tmpl w:val="034E0CDC"/>
@@ -11676,7 +10389,7 @@
       </w:pPr>
     </w:lvl>
   </w:abstractNum>
-  <w:abstractNum w:abstractNumId="7" w15:restartNumberingAfterBreak="0">
+  <w:abstractNum w:abstractNumId="10" w15:restartNumberingAfterBreak="0">
     <w:nsid w:val="15853C6A"/>
     <w:multiLevelType w:val="hybridMultilevel"/>
     <w:tmpl w:val="DF4E4D36"/>
@@ -11765,7 +10478,7 @@
       </w:pPr>
     </w:lvl>
   </w:abstractNum>
-  <w:abstractNum w:abstractNumId="8" w15:restartNumberingAfterBreak="0">
+  <w:abstractNum w:abstractNumId="11" w15:restartNumberingAfterBreak="0">
     <w:nsid w:val="17596C17"/>
     <w:multiLevelType w:val="hybridMultilevel"/>
     <w:tmpl w:val="A67A0EE6"/>
@@ -11854,7 +10567,7 @@
       </w:pPr>
     </w:lvl>
   </w:abstractNum>
-  <w:abstractNum w:abstractNumId="9" w15:restartNumberingAfterBreak="0">
+  <w:abstractNum w:abstractNumId="12" w15:restartNumberingAfterBreak="0">
     <w:nsid w:val="1CE8160A"/>
     <w:multiLevelType w:val="hybridMultilevel"/>
     <w:tmpl w:val="260E7282"/>
@@ -11943,7 +10656,97 @@
       </w:pPr>
     </w:lvl>
   </w:abstractNum>
-  <w:abstractNum w:abstractNumId="10" w15:restartNumberingAfterBreak="0">
+  <w:abstractNum w:abstractNumId="13" w15:restartNumberingAfterBreak="0">
+    <w:nsid w:val="1D450813"/>
+    <w:multiLevelType w:val="hybridMultilevel"/>
+    <w:tmpl w:val="35F8BADA"/>
+    <w:lvl w:ilvl="0" w:tplc="3894F6C2">
+      <w:start w:val="1"/>
+      <w:numFmt w:val="decimal"/>
+      <w:lvlText w:val="%1-"/>
+      <w:lvlJc w:val="left"/>
+      <w:pPr>
+        <w:ind w:left="720" w:hanging="360"/>
+      </w:pPr>
+      <w:rPr>
+        <w:rFonts w:hint="default"/>
+        <w:color w:val="auto"/>
+      </w:rPr>
+    </w:lvl>
+    <w:lvl w:ilvl="1" w:tplc="04090019" w:tentative="1">
+      <w:start w:val="1"/>
+      <w:numFmt w:val="lowerLetter"/>
+      <w:lvlText w:val="%2."/>
+      <w:lvlJc w:val="left"/>
+      <w:pPr>
+        <w:ind w:left="1440" w:hanging="360"/>
+      </w:pPr>
+    </w:lvl>
+    <w:lvl w:ilvl="2" w:tplc="0409001B" w:tentative="1">
+      <w:start w:val="1"/>
+      <w:numFmt w:val="lowerRoman"/>
+      <w:lvlText w:val="%3."/>
+      <w:lvlJc w:val="right"/>
+      <w:pPr>
+        <w:ind w:left="2160" w:hanging="180"/>
+      </w:pPr>
+    </w:lvl>
+    <w:lvl w:ilvl="3" w:tplc="0409000F" w:tentative="1">
+      <w:start w:val="1"/>
+      <w:numFmt w:val="decimal"/>
+      <w:lvlText w:val="%4."/>
+      <w:lvlJc w:val="left"/>
+      <w:pPr>
+        <w:ind w:left="2880" w:hanging="360"/>
+      </w:pPr>
+    </w:lvl>
+    <w:lvl w:ilvl="4" w:tplc="04090019" w:tentative="1">
+      <w:start w:val="1"/>
+      <w:numFmt w:val="lowerLetter"/>
+      <w:lvlText w:val="%5."/>
+      <w:lvlJc w:val="left"/>
+      <w:pPr>
+        <w:ind w:left="3600" w:hanging="360"/>
+      </w:pPr>
+    </w:lvl>
+    <w:lvl w:ilvl="5" w:tplc="0409001B" w:tentative="1">
+      <w:start w:val="1"/>
+      <w:numFmt w:val="lowerRoman"/>
+      <w:lvlText w:val="%6."/>
+      <w:lvlJc w:val="right"/>
+      <w:pPr>
+        <w:ind w:left="4320" w:hanging="180"/>
+      </w:pPr>
+    </w:lvl>
+    <w:lvl w:ilvl="6" w:tplc="0409000F" w:tentative="1">
+      <w:start w:val="1"/>
+      <w:numFmt w:val="decimal"/>
+      <w:lvlText w:val="%7."/>
+      <w:lvlJc w:val="left"/>
+      <w:pPr>
+        <w:ind w:left="5040" w:hanging="360"/>
+      </w:pPr>
+    </w:lvl>
+    <w:lvl w:ilvl="7" w:tplc="04090019" w:tentative="1">
+      <w:start w:val="1"/>
+      <w:numFmt w:val="lowerLetter"/>
+      <w:lvlText w:val="%8."/>
+      <w:lvlJc w:val="left"/>
+      <w:pPr>
+        <w:ind w:left="5760" w:hanging="360"/>
+      </w:pPr>
+    </w:lvl>
+    <w:lvl w:ilvl="8" w:tplc="0409001B" w:tentative="1">
+      <w:start w:val="1"/>
+      <w:numFmt w:val="lowerRoman"/>
+      <w:lvlText w:val="%9."/>
+      <w:lvlJc w:val="right"/>
+      <w:pPr>
+        <w:ind w:left="6480" w:hanging="180"/>
+      </w:pPr>
+    </w:lvl>
+  </w:abstractNum>
+  <w:abstractNum w:abstractNumId="14" w15:restartNumberingAfterBreak="0">
     <w:nsid w:val="27076250"/>
     <w:multiLevelType w:val="hybridMultilevel"/>
     <w:tmpl w:val="275E9DCA"/>
@@ -12033,7 +10836,7 @@
       </w:pPr>
     </w:lvl>
   </w:abstractNum>
-  <w:abstractNum w:abstractNumId="11" w15:restartNumberingAfterBreak="0">
+  <w:abstractNum w:abstractNumId="15" w15:restartNumberingAfterBreak="0">
     <w:nsid w:val="2B423A31"/>
     <w:multiLevelType w:val="hybridMultilevel"/>
     <w:tmpl w:val="E9A84E36"/>
@@ -12122,7 +10925,7 @@
       </w:pPr>
     </w:lvl>
   </w:abstractNum>
-  <w:abstractNum w:abstractNumId="12" w15:restartNumberingAfterBreak="0">
+  <w:abstractNum w:abstractNumId="16" w15:restartNumberingAfterBreak="0">
     <w:nsid w:val="2DE31B28"/>
     <w:multiLevelType w:val="hybridMultilevel"/>
     <w:tmpl w:val="938CF3BA"/>
@@ -12236,7 +11039,96 @@
       </w:rPr>
     </w:lvl>
   </w:abstractNum>
-  <w:abstractNum w:abstractNumId="13" w15:restartNumberingAfterBreak="0">
+  <w:abstractNum w:abstractNumId="17" w15:restartNumberingAfterBreak="0">
+    <w:nsid w:val="31B234DE"/>
+    <w:multiLevelType w:val="hybridMultilevel"/>
+    <w:tmpl w:val="74EC1CC6"/>
+    <w:lvl w:ilvl="0" w:tplc="F98E544C">
+      <w:start w:val="1"/>
+      <w:numFmt w:val="decimal"/>
+      <w:lvlText w:val="%1-"/>
+      <w:lvlJc w:val="left"/>
+      <w:pPr>
+        <w:ind w:left="1080" w:hanging="360"/>
+      </w:pPr>
+      <w:rPr>
+        <w:rFonts w:hint="default"/>
+      </w:rPr>
+    </w:lvl>
+    <w:lvl w:ilvl="1" w:tplc="04090019" w:tentative="1">
+      <w:start w:val="1"/>
+      <w:numFmt w:val="lowerLetter"/>
+      <w:lvlText w:val="%2."/>
+      <w:lvlJc w:val="left"/>
+      <w:pPr>
+        <w:ind w:left="1800" w:hanging="360"/>
+      </w:pPr>
+    </w:lvl>
+    <w:lvl w:ilvl="2" w:tplc="0409001B" w:tentative="1">
+      <w:start w:val="1"/>
+      <w:numFmt w:val="lowerRoman"/>
+      <w:lvlText w:val="%3."/>
+      <w:lvlJc w:val="right"/>
+      <w:pPr>
+        <w:ind w:left="2520" w:hanging="180"/>
+      </w:pPr>
+    </w:lvl>
+    <w:lvl w:ilvl="3" w:tplc="0409000F" w:tentative="1">
+      <w:start w:val="1"/>
+      <w:numFmt w:val="decimal"/>
+      <w:lvlText w:val="%4."/>
+      <w:lvlJc w:val="left"/>
+      <w:pPr>
+        <w:ind w:left="3240" w:hanging="360"/>
+      </w:pPr>
+    </w:lvl>
+    <w:lvl w:ilvl="4" w:tplc="04090019" w:tentative="1">
+      <w:start w:val="1"/>
+      <w:numFmt w:val="lowerLetter"/>
+      <w:lvlText w:val="%5."/>
+      <w:lvlJc w:val="left"/>
+      <w:pPr>
+        <w:ind w:left="3960" w:hanging="360"/>
+      </w:pPr>
+    </w:lvl>
+    <w:lvl w:ilvl="5" w:tplc="0409001B" w:tentative="1">
+      <w:start w:val="1"/>
+      <w:numFmt w:val="lowerRoman"/>
+      <w:lvlText w:val="%6."/>
+      <w:lvlJc w:val="right"/>
+      <w:pPr>
+        <w:ind w:left="4680" w:hanging="180"/>
+      </w:pPr>
+    </w:lvl>
+    <w:lvl w:ilvl="6" w:tplc="0409000F" w:tentative="1">
+      <w:start w:val="1"/>
+      <w:numFmt w:val="decimal"/>
+      <w:lvlText w:val="%7."/>
+      <w:lvlJc w:val="left"/>
+      <w:pPr>
+        <w:ind w:left="5400" w:hanging="360"/>
+      </w:pPr>
+    </w:lvl>
+    <w:lvl w:ilvl="7" w:tplc="04090019" w:tentative="1">
+      <w:start w:val="1"/>
+      <w:numFmt w:val="lowerLetter"/>
+      <w:lvlText w:val="%8."/>
+      <w:lvlJc w:val="left"/>
+      <w:pPr>
+        <w:ind w:left="6120" w:hanging="360"/>
+      </w:pPr>
+    </w:lvl>
+    <w:lvl w:ilvl="8" w:tplc="0409001B" w:tentative="1">
+      <w:start w:val="1"/>
+      <w:numFmt w:val="lowerRoman"/>
+      <w:lvlText w:val="%9."/>
+      <w:lvlJc w:val="right"/>
+      <w:pPr>
+        <w:ind w:left="6840" w:hanging="180"/>
+      </w:pPr>
+    </w:lvl>
+  </w:abstractNum>
+  <w:abstractNum w:abstractNumId="18" w15:restartNumberingAfterBreak="0">
     <w:nsid w:val="343B7CAA"/>
     <w:multiLevelType w:val="hybridMultilevel"/>
     <w:tmpl w:val="B07ABA6C"/>
@@ -12325,7 +11217,7 @@
       </w:pPr>
     </w:lvl>
   </w:abstractNum>
-  <w:abstractNum w:abstractNumId="14" w15:restartNumberingAfterBreak="0">
+  <w:abstractNum w:abstractNumId="19" w15:restartNumberingAfterBreak="0">
     <w:nsid w:val="39EF4B74"/>
     <w:multiLevelType w:val="hybridMultilevel"/>
     <w:tmpl w:val="F78C44F6"/>
@@ -12439,7 +11331,275 @@
       </w:rPr>
     </w:lvl>
   </w:abstractNum>
-  <w:abstractNum w:abstractNumId="15" w15:restartNumberingAfterBreak="0">
+  <w:abstractNum w:abstractNumId="20" w15:restartNumberingAfterBreak="0">
+    <w:nsid w:val="3C653CA5"/>
+    <w:multiLevelType w:val="hybridMultilevel"/>
+    <w:tmpl w:val="EF529C9E"/>
+    <w:lvl w:ilvl="0" w:tplc="3DB0DD8C">
+      <w:start w:val="1"/>
+      <w:numFmt w:val="decimal"/>
+      <w:lvlText w:val="%1."/>
+      <w:lvlJc w:val="left"/>
+      <w:pPr>
+        <w:ind w:left="1605" w:hanging="360"/>
+      </w:pPr>
+      <w:rPr>
+        <w:rFonts w:hint="default"/>
+      </w:rPr>
+    </w:lvl>
+    <w:lvl w:ilvl="1" w:tplc="04090019" w:tentative="1">
+      <w:start w:val="1"/>
+      <w:numFmt w:val="lowerLetter"/>
+      <w:lvlText w:val="%2."/>
+      <w:lvlJc w:val="left"/>
+      <w:pPr>
+        <w:ind w:left="2325" w:hanging="360"/>
+      </w:pPr>
+    </w:lvl>
+    <w:lvl w:ilvl="2" w:tplc="0409001B" w:tentative="1">
+      <w:start w:val="1"/>
+      <w:numFmt w:val="lowerRoman"/>
+      <w:lvlText w:val="%3."/>
+      <w:lvlJc w:val="right"/>
+      <w:pPr>
+        <w:ind w:left="3045" w:hanging="180"/>
+      </w:pPr>
+    </w:lvl>
+    <w:lvl w:ilvl="3" w:tplc="0409000F" w:tentative="1">
+      <w:start w:val="1"/>
+      <w:numFmt w:val="decimal"/>
+      <w:lvlText w:val="%4."/>
+      <w:lvlJc w:val="left"/>
+      <w:pPr>
+        <w:ind w:left="3765" w:hanging="360"/>
+      </w:pPr>
+    </w:lvl>
+    <w:lvl w:ilvl="4" w:tplc="04090019" w:tentative="1">
+      <w:start w:val="1"/>
+      <w:numFmt w:val="lowerLetter"/>
+      <w:lvlText w:val="%5."/>
+      <w:lvlJc w:val="left"/>
+      <w:pPr>
+        <w:ind w:left="4485" w:hanging="360"/>
+      </w:pPr>
+    </w:lvl>
+    <w:lvl w:ilvl="5" w:tplc="0409001B" w:tentative="1">
+      <w:start w:val="1"/>
+      <w:numFmt w:val="lowerRoman"/>
+      <w:lvlText w:val="%6."/>
+      <w:lvlJc w:val="right"/>
+      <w:pPr>
+        <w:ind w:left="5205" w:hanging="180"/>
+      </w:pPr>
+    </w:lvl>
+    <w:lvl w:ilvl="6" w:tplc="0409000F" w:tentative="1">
+      <w:start w:val="1"/>
+      <w:numFmt w:val="decimal"/>
+      <w:lvlText w:val="%7."/>
+      <w:lvlJc w:val="left"/>
+      <w:pPr>
+        <w:ind w:left="5925" w:hanging="360"/>
+      </w:pPr>
+    </w:lvl>
+    <w:lvl w:ilvl="7" w:tplc="04090019" w:tentative="1">
+      <w:start w:val="1"/>
+      <w:numFmt w:val="lowerLetter"/>
+      <w:lvlText w:val="%8."/>
+      <w:lvlJc w:val="left"/>
+      <w:pPr>
+        <w:ind w:left="6645" w:hanging="360"/>
+      </w:pPr>
+    </w:lvl>
+    <w:lvl w:ilvl="8" w:tplc="0409001B" w:tentative="1">
+      <w:start w:val="1"/>
+      <w:numFmt w:val="lowerRoman"/>
+      <w:lvlText w:val="%9."/>
+      <w:lvlJc w:val="right"/>
+      <w:pPr>
+        <w:ind w:left="7365" w:hanging="180"/>
+      </w:pPr>
+    </w:lvl>
+  </w:abstractNum>
+  <w:abstractNum w:abstractNumId="21" w15:restartNumberingAfterBreak="0">
+    <w:nsid w:val="3DBC0E3A"/>
+    <w:multiLevelType w:val="hybridMultilevel"/>
+    <w:tmpl w:val="4C12D094"/>
+    <w:lvl w:ilvl="0" w:tplc="81262E02">
+      <w:start w:val="1"/>
+      <w:numFmt w:val="decimal"/>
+      <w:lvlText w:val="%1."/>
+      <w:lvlJc w:val="left"/>
+      <w:pPr>
+        <w:ind w:left="1545" w:hanging="360"/>
+      </w:pPr>
+      <w:rPr>
+        <w:rFonts w:hint="default"/>
+      </w:rPr>
+    </w:lvl>
+    <w:lvl w:ilvl="1" w:tplc="04090019" w:tentative="1">
+      <w:start w:val="1"/>
+      <w:numFmt w:val="lowerLetter"/>
+      <w:lvlText w:val="%2."/>
+      <w:lvlJc w:val="left"/>
+      <w:pPr>
+        <w:ind w:left="2265" w:hanging="360"/>
+      </w:pPr>
+    </w:lvl>
+    <w:lvl w:ilvl="2" w:tplc="0409001B" w:tentative="1">
+      <w:start w:val="1"/>
+      <w:numFmt w:val="lowerRoman"/>
+      <w:lvlText w:val="%3."/>
+      <w:lvlJc w:val="right"/>
+      <w:pPr>
+        <w:ind w:left="2985" w:hanging="180"/>
+      </w:pPr>
+    </w:lvl>
+    <w:lvl w:ilvl="3" w:tplc="0409000F" w:tentative="1">
+      <w:start w:val="1"/>
+      <w:numFmt w:val="decimal"/>
+      <w:lvlText w:val="%4."/>
+      <w:lvlJc w:val="left"/>
+      <w:pPr>
+        <w:ind w:left="3705" w:hanging="360"/>
+      </w:pPr>
+    </w:lvl>
+    <w:lvl w:ilvl="4" w:tplc="04090019" w:tentative="1">
+      <w:start w:val="1"/>
+      <w:numFmt w:val="lowerLetter"/>
+      <w:lvlText w:val="%5."/>
+      <w:lvlJc w:val="left"/>
+      <w:pPr>
+        <w:ind w:left="4425" w:hanging="360"/>
+      </w:pPr>
+    </w:lvl>
+    <w:lvl w:ilvl="5" w:tplc="0409001B" w:tentative="1">
+      <w:start w:val="1"/>
+      <w:numFmt w:val="lowerRoman"/>
+      <w:lvlText w:val="%6."/>
+      <w:lvlJc w:val="right"/>
+      <w:pPr>
+        <w:ind w:left="5145" w:hanging="180"/>
+      </w:pPr>
+    </w:lvl>
+    <w:lvl w:ilvl="6" w:tplc="0409000F" w:tentative="1">
+      <w:start w:val="1"/>
+      <w:numFmt w:val="decimal"/>
+      <w:lvlText w:val="%7."/>
+      <w:lvlJc w:val="left"/>
+      <w:pPr>
+        <w:ind w:left="5865" w:hanging="360"/>
+      </w:pPr>
+    </w:lvl>
+    <w:lvl w:ilvl="7" w:tplc="04090019" w:tentative="1">
+      <w:start w:val="1"/>
+      <w:numFmt w:val="lowerLetter"/>
+      <w:lvlText w:val="%8."/>
+      <w:lvlJc w:val="left"/>
+      <w:pPr>
+        <w:ind w:left="6585" w:hanging="360"/>
+      </w:pPr>
+    </w:lvl>
+    <w:lvl w:ilvl="8" w:tplc="0409001B" w:tentative="1">
+      <w:start w:val="1"/>
+      <w:numFmt w:val="lowerRoman"/>
+      <w:lvlText w:val="%9."/>
+      <w:lvlJc w:val="right"/>
+      <w:pPr>
+        <w:ind w:left="7305" w:hanging="180"/>
+      </w:pPr>
+    </w:lvl>
+  </w:abstractNum>
+  <w:abstractNum w:abstractNumId="22" w15:restartNumberingAfterBreak="0">
+    <w:nsid w:val="3E9E7CA6"/>
+    <w:multiLevelType w:val="hybridMultilevel"/>
+    <w:tmpl w:val="5CAE0E12"/>
+    <w:lvl w:ilvl="0" w:tplc="0CCAEB90">
+      <w:start w:val="1"/>
+      <w:numFmt w:val="decimal"/>
+      <w:lvlText w:val="%1."/>
+      <w:lvlJc w:val="left"/>
+      <w:pPr>
+        <w:ind w:left="1545" w:hanging="360"/>
+      </w:pPr>
+      <w:rPr>
+        <w:rFonts w:hint="default"/>
+        <w:color w:val="auto"/>
+      </w:rPr>
+    </w:lvl>
+    <w:lvl w:ilvl="1" w:tplc="04090019" w:tentative="1">
+      <w:start w:val="1"/>
+      <w:numFmt w:val="lowerLetter"/>
+      <w:lvlText w:val="%2."/>
+      <w:lvlJc w:val="left"/>
+      <w:pPr>
+        <w:ind w:left="2265" w:hanging="360"/>
+      </w:pPr>
+    </w:lvl>
+    <w:lvl w:ilvl="2" w:tplc="0409001B" w:tentative="1">
+      <w:start w:val="1"/>
+      <w:numFmt w:val="lowerRoman"/>
+      <w:lvlText w:val="%3."/>
+      <w:lvlJc w:val="right"/>
+      <w:pPr>
+        <w:ind w:left="2985" w:hanging="180"/>
+      </w:pPr>
+    </w:lvl>
+    <w:lvl w:ilvl="3" w:tplc="0409000F" w:tentative="1">
+      <w:start w:val="1"/>
+      <w:numFmt w:val="decimal"/>
+      <w:lvlText w:val="%4."/>
+      <w:lvlJc w:val="left"/>
+      <w:pPr>
+        <w:ind w:left="3705" w:hanging="360"/>
+      </w:pPr>
+    </w:lvl>
+    <w:lvl w:ilvl="4" w:tplc="04090019" w:tentative="1">
+      <w:start w:val="1"/>
+      <w:numFmt w:val="lowerLetter"/>
+      <w:lvlText w:val="%5."/>
+      <w:lvlJc w:val="left"/>
+      <w:pPr>
+        <w:ind w:left="4425" w:hanging="360"/>
+      </w:pPr>
+    </w:lvl>
+    <w:lvl w:ilvl="5" w:tplc="0409001B" w:tentative="1">
+      <w:start w:val="1"/>
+      <w:numFmt w:val="lowerRoman"/>
+      <w:lvlText w:val="%6."/>
+      <w:lvlJc w:val="right"/>
+      <w:pPr>
+        <w:ind w:left="5145" w:hanging="180"/>
+      </w:pPr>
+    </w:lvl>
+    <w:lvl w:ilvl="6" w:tplc="0409000F" w:tentative="1">
+      <w:start w:val="1"/>
+      <w:numFmt w:val="decimal"/>
+      <w:lvlText w:val="%7."/>
+      <w:lvlJc w:val="left"/>
+      <w:pPr>
+        <w:ind w:left="5865" w:hanging="360"/>
+      </w:pPr>
+    </w:lvl>
+    <w:lvl w:ilvl="7" w:tplc="04090019" w:tentative="1">
+      <w:start w:val="1"/>
+      <w:numFmt w:val="lowerLetter"/>
+      <w:lvlText w:val="%8."/>
+      <w:lvlJc w:val="left"/>
+      <w:pPr>
+        <w:ind w:left="6585" w:hanging="360"/>
+      </w:pPr>
+    </w:lvl>
+    <w:lvl w:ilvl="8" w:tplc="0409001B" w:tentative="1">
+      <w:start w:val="1"/>
+      <w:numFmt w:val="lowerRoman"/>
+      <w:lvlText w:val="%9."/>
+      <w:lvlJc w:val="right"/>
+      <w:pPr>
+        <w:ind w:left="7305" w:hanging="180"/>
+      </w:pPr>
+    </w:lvl>
+  </w:abstractNum>
+  <w:abstractNum w:abstractNumId="23" w15:restartNumberingAfterBreak="0">
     <w:nsid w:val="425210BF"/>
     <w:multiLevelType w:val="hybridMultilevel"/>
     <w:tmpl w:val="67A24E9E"/>
@@ -12525,7 +11685,96 @@
       </w:pPr>
     </w:lvl>
   </w:abstractNum>
-  <w:abstractNum w:abstractNumId="16" w15:restartNumberingAfterBreak="0">
+  <w:abstractNum w:abstractNumId="24" w15:restartNumberingAfterBreak="0">
+    <w:nsid w:val="45AF0ABE"/>
+    <w:multiLevelType w:val="hybridMultilevel"/>
+    <w:tmpl w:val="E1AE934C"/>
+    <w:lvl w:ilvl="0" w:tplc="72B4FA1E">
+      <w:start w:val="1"/>
+      <w:numFmt w:val="decimal"/>
+      <w:lvlText w:val="%1."/>
+      <w:lvlJc w:val="left"/>
+      <w:pPr>
+        <w:ind w:left="1650" w:hanging="360"/>
+      </w:pPr>
+      <w:rPr>
+        <w:rFonts w:hint="default"/>
+      </w:rPr>
+    </w:lvl>
+    <w:lvl w:ilvl="1" w:tplc="04090019" w:tentative="1">
+      <w:start w:val="1"/>
+      <w:numFmt w:val="lowerLetter"/>
+      <w:lvlText w:val="%2."/>
+      <w:lvlJc w:val="left"/>
+      <w:pPr>
+        <w:ind w:left="2370" w:hanging="360"/>
+      </w:pPr>
+    </w:lvl>
+    <w:lvl w:ilvl="2" w:tplc="0409001B" w:tentative="1">
+      <w:start w:val="1"/>
+      <w:numFmt w:val="lowerRoman"/>
+      <w:lvlText w:val="%3."/>
+      <w:lvlJc w:val="right"/>
+      <w:pPr>
+        <w:ind w:left="3090" w:hanging="180"/>
+      </w:pPr>
+    </w:lvl>
+    <w:lvl w:ilvl="3" w:tplc="0409000F" w:tentative="1">
+      <w:start w:val="1"/>
+      <w:numFmt w:val="decimal"/>
+      <w:lvlText w:val="%4."/>
+      <w:lvlJc w:val="left"/>
+      <w:pPr>
+        <w:ind w:left="3810" w:hanging="360"/>
+      </w:pPr>
+    </w:lvl>
+    <w:lvl w:ilvl="4" w:tplc="04090019" w:tentative="1">
+      <w:start w:val="1"/>
+      <w:numFmt w:val="lowerLetter"/>
+      <w:lvlText w:val="%5."/>
+      <w:lvlJc w:val="left"/>
+      <w:pPr>
+        <w:ind w:left="4530" w:hanging="360"/>
+      </w:pPr>
+    </w:lvl>
+    <w:lvl w:ilvl="5" w:tplc="0409001B" w:tentative="1">
+      <w:start w:val="1"/>
+      <w:numFmt w:val="lowerRoman"/>
+      <w:lvlText w:val="%6."/>
+      <w:lvlJc w:val="right"/>
+      <w:pPr>
+        <w:ind w:left="5250" w:hanging="180"/>
+      </w:pPr>
+    </w:lvl>
+    <w:lvl w:ilvl="6" w:tplc="0409000F" w:tentative="1">
+      <w:start w:val="1"/>
+      <w:numFmt w:val="decimal"/>
+      <w:lvlText w:val="%7."/>
+      <w:lvlJc w:val="left"/>
+      <w:pPr>
+        <w:ind w:left="5970" w:hanging="360"/>
+      </w:pPr>
+    </w:lvl>
+    <w:lvl w:ilvl="7" w:tplc="04090019" w:tentative="1">
+      <w:start w:val="1"/>
+      <w:numFmt w:val="lowerLetter"/>
+      <w:lvlText w:val="%8."/>
+      <w:lvlJc w:val="left"/>
+      <w:pPr>
+        <w:ind w:left="6690" w:hanging="360"/>
+      </w:pPr>
+    </w:lvl>
+    <w:lvl w:ilvl="8" w:tplc="0409001B" w:tentative="1">
+      <w:start w:val="1"/>
+      <w:numFmt w:val="lowerRoman"/>
+      <w:lvlText w:val="%9."/>
+      <w:lvlJc w:val="right"/>
+      <w:pPr>
+        <w:ind w:left="7410" w:hanging="180"/>
+      </w:pPr>
+    </w:lvl>
+  </w:abstractNum>
+  <w:abstractNum w:abstractNumId="25" w15:restartNumberingAfterBreak="0">
     <w:nsid w:val="47194257"/>
     <w:multiLevelType w:val="hybridMultilevel"/>
     <w:tmpl w:val="88885804"/>
@@ -12638,7 +11887,363 @@
       </w:rPr>
     </w:lvl>
   </w:abstractNum>
-  <w:abstractNum w:abstractNumId="17" w15:restartNumberingAfterBreak="0">
+  <w:abstractNum w:abstractNumId="26" w15:restartNumberingAfterBreak="0">
+    <w:nsid w:val="48522D9F"/>
+    <w:multiLevelType w:val="hybridMultilevel"/>
+    <w:tmpl w:val="25C0A56C"/>
+    <w:lvl w:ilvl="0" w:tplc="C5E0BC58">
+      <w:start w:val="1"/>
+      <w:numFmt w:val="decimal"/>
+      <w:lvlText w:val="%1-"/>
+      <w:lvlJc w:val="left"/>
+      <w:pPr>
+        <w:ind w:left="1155" w:hanging="360"/>
+      </w:pPr>
+      <w:rPr>
+        <w:rFonts w:hint="default"/>
+      </w:rPr>
+    </w:lvl>
+    <w:lvl w:ilvl="1" w:tplc="04090019" w:tentative="1">
+      <w:start w:val="1"/>
+      <w:numFmt w:val="lowerLetter"/>
+      <w:lvlText w:val="%2."/>
+      <w:lvlJc w:val="left"/>
+      <w:pPr>
+        <w:ind w:left="1875" w:hanging="360"/>
+      </w:pPr>
+    </w:lvl>
+    <w:lvl w:ilvl="2" w:tplc="0409001B" w:tentative="1">
+      <w:start w:val="1"/>
+      <w:numFmt w:val="lowerRoman"/>
+      <w:lvlText w:val="%3."/>
+      <w:lvlJc w:val="right"/>
+      <w:pPr>
+        <w:ind w:left="2595" w:hanging="180"/>
+      </w:pPr>
+    </w:lvl>
+    <w:lvl w:ilvl="3" w:tplc="0409000F" w:tentative="1">
+      <w:start w:val="1"/>
+      <w:numFmt w:val="decimal"/>
+      <w:lvlText w:val="%4."/>
+      <w:lvlJc w:val="left"/>
+      <w:pPr>
+        <w:ind w:left="3315" w:hanging="360"/>
+      </w:pPr>
+    </w:lvl>
+    <w:lvl w:ilvl="4" w:tplc="04090019" w:tentative="1">
+      <w:start w:val="1"/>
+      <w:numFmt w:val="lowerLetter"/>
+      <w:lvlText w:val="%5."/>
+      <w:lvlJc w:val="left"/>
+      <w:pPr>
+        <w:ind w:left="4035" w:hanging="360"/>
+      </w:pPr>
+    </w:lvl>
+    <w:lvl w:ilvl="5" w:tplc="0409001B" w:tentative="1">
+      <w:start w:val="1"/>
+      <w:numFmt w:val="lowerRoman"/>
+      <w:lvlText w:val="%6."/>
+      <w:lvlJc w:val="right"/>
+      <w:pPr>
+        <w:ind w:left="4755" w:hanging="180"/>
+      </w:pPr>
+    </w:lvl>
+    <w:lvl w:ilvl="6" w:tplc="0409000F" w:tentative="1">
+      <w:start w:val="1"/>
+      <w:numFmt w:val="decimal"/>
+      <w:lvlText w:val="%7."/>
+      <w:lvlJc w:val="left"/>
+      <w:pPr>
+        <w:ind w:left="5475" w:hanging="360"/>
+      </w:pPr>
+    </w:lvl>
+    <w:lvl w:ilvl="7" w:tplc="04090019" w:tentative="1">
+      <w:start w:val="1"/>
+      <w:numFmt w:val="lowerLetter"/>
+      <w:lvlText w:val="%8."/>
+      <w:lvlJc w:val="left"/>
+      <w:pPr>
+        <w:ind w:left="6195" w:hanging="360"/>
+      </w:pPr>
+    </w:lvl>
+    <w:lvl w:ilvl="8" w:tplc="0409001B" w:tentative="1">
+      <w:start w:val="1"/>
+      <w:numFmt w:val="lowerRoman"/>
+      <w:lvlText w:val="%9."/>
+      <w:lvlJc w:val="right"/>
+      <w:pPr>
+        <w:ind w:left="6915" w:hanging="180"/>
+      </w:pPr>
+    </w:lvl>
+  </w:abstractNum>
+  <w:abstractNum w:abstractNumId="27" w15:restartNumberingAfterBreak="0">
+    <w:nsid w:val="4B12469E"/>
+    <w:multiLevelType w:val="hybridMultilevel"/>
+    <w:tmpl w:val="9230DC3E"/>
+    <w:lvl w:ilvl="0" w:tplc="96EE939E">
+      <w:start w:val="1"/>
+      <w:numFmt w:val="decimal"/>
+      <w:lvlText w:val="%1."/>
+      <w:lvlJc w:val="left"/>
+      <w:pPr>
+        <w:ind w:left="1635" w:hanging="360"/>
+      </w:pPr>
+      <w:rPr>
+        <w:rFonts w:hint="default"/>
+      </w:rPr>
+    </w:lvl>
+    <w:lvl w:ilvl="1" w:tplc="04090019" w:tentative="1">
+      <w:start w:val="1"/>
+      <w:numFmt w:val="lowerLetter"/>
+      <w:lvlText w:val="%2."/>
+      <w:lvlJc w:val="left"/>
+      <w:pPr>
+        <w:ind w:left="2355" w:hanging="360"/>
+      </w:pPr>
+    </w:lvl>
+    <w:lvl w:ilvl="2" w:tplc="0409001B" w:tentative="1">
+      <w:start w:val="1"/>
+      <w:numFmt w:val="lowerRoman"/>
+      <w:lvlText w:val="%3."/>
+      <w:lvlJc w:val="right"/>
+      <w:pPr>
+        <w:ind w:left="3075" w:hanging="180"/>
+      </w:pPr>
+    </w:lvl>
+    <w:lvl w:ilvl="3" w:tplc="0409000F" w:tentative="1">
+      <w:start w:val="1"/>
+      <w:numFmt w:val="decimal"/>
+      <w:lvlText w:val="%4."/>
+      <w:lvlJc w:val="left"/>
+      <w:pPr>
+        <w:ind w:left="3795" w:hanging="360"/>
+      </w:pPr>
+    </w:lvl>
+    <w:lvl w:ilvl="4" w:tplc="04090019" w:tentative="1">
+      <w:start w:val="1"/>
+      <w:numFmt w:val="lowerLetter"/>
+      <w:lvlText w:val="%5."/>
+      <w:lvlJc w:val="left"/>
+      <w:pPr>
+        <w:ind w:left="4515" w:hanging="360"/>
+      </w:pPr>
+    </w:lvl>
+    <w:lvl w:ilvl="5" w:tplc="0409001B" w:tentative="1">
+      <w:start w:val="1"/>
+      <w:numFmt w:val="lowerRoman"/>
+      <w:lvlText w:val="%6."/>
+      <w:lvlJc w:val="right"/>
+      <w:pPr>
+        <w:ind w:left="5235" w:hanging="180"/>
+      </w:pPr>
+    </w:lvl>
+    <w:lvl w:ilvl="6" w:tplc="0409000F" w:tentative="1">
+      <w:start w:val="1"/>
+      <w:numFmt w:val="decimal"/>
+      <w:lvlText w:val="%7."/>
+      <w:lvlJc w:val="left"/>
+      <w:pPr>
+        <w:ind w:left="5955" w:hanging="360"/>
+      </w:pPr>
+    </w:lvl>
+    <w:lvl w:ilvl="7" w:tplc="04090019" w:tentative="1">
+      <w:start w:val="1"/>
+      <w:numFmt w:val="lowerLetter"/>
+      <w:lvlText w:val="%8."/>
+      <w:lvlJc w:val="left"/>
+      <w:pPr>
+        <w:ind w:left="6675" w:hanging="360"/>
+      </w:pPr>
+    </w:lvl>
+    <w:lvl w:ilvl="8" w:tplc="0409001B" w:tentative="1">
+      <w:start w:val="1"/>
+      <w:numFmt w:val="lowerRoman"/>
+      <w:lvlText w:val="%9."/>
+      <w:lvlJc w:val="right"/>
+      <w:pPr>
+        <w:ind w:left="7395" w:hanging="180"/>
+      </w:pPr>
+    </w:lvl>
+  </w:abstractNum>
+  <w:abstractNum w:abstractNumId="28" w15:restartNumberingAfterBreak="0">
+    <w:nsid w:val="4BAB1CCB"/>
+    <w:multiLevelType w:val="hybridMultilevel"/>
+    <w:tmpl w:val="345653A0"/>
+    <w:lvl w:ilvl="0" w:tplc="59601522">
+      <w:start w:val="1"/>
+      <w:numFmt w:val="decimal"/>
+      <w:lvlText w:val="%1."/>
+      <w:lvlJc w:val="left"/>
+      <w:pPr>
+        <w:ind w:left="1650" w:hanging="360"/>
+      </w:pPr>
+      <w:rPr>
+        <w:rFonts w:hint="default"/>
+      </w:rPr>
+    </w:lvl>
+    <w:lvl w:ilvl="1" w:tplc="04090019" w:tentative="1">
+      <w:start w:val="1"/>
+      <w:numFmt w:val="lowerLetter"/>
+      <w:lvlText w:val="%2."/>
+      <w:lvlJc w:val="left"/>
+      <w:pPr>
+        <w:ind w:left="2370" w:hanging="360"/>
+      </w:pPr>
+    </w:lvl>
+    <w:lvl w:ilvl="2" w:tplc="0409001B" w:tentative="1">
+      <w:start w:val="1"/>
+      <w:numFmt w:val="lowerRoman"/>
+      <w:lvlText w:val="%3."/>
+      <w:lvlJc w:val="right"/>
+      <w:pPr>
+        <w:ind w:left="3090" w:hanging="180"/>
+      </w:pPr>
+    </w:lvl>
+    <w:lvl w:ilvl="3" w:tplc="0409000F" w:tentative="1">
+      <w:start w:val="1"/>
+      <w:numFmt w:val="decimal"/>
+      <w:lvlText w:val="%4."/>
+      <w:lvlJc w:val="left"/>
+      <w:pPr>
+        <w:ind w:left="3810" w:hanging="360"/>
+      </w:pPr>
+    </w:lvl>
+    <w:lvl w:ilvl="4" w:tplc="04090019" w:tentative="1">
+      <w:start w:val="1"/>
+      <w:numFmt w:val="lowerLetter"/>
+      <w:lvlText w:val="%5."/>
+      <w:lvlJc w:val="left"/>
+      <w:pPr>
+        <w:ind w:left="4530" w:hanging="360"/>
+      </w:pPr>
+    </w:lvl>
+    <w:lvl w:ilvl="5" w:tplc="0409001B" w:tentative="1">
+      <w:start w:val="1"/>
+      <w:numFmt w:val="lowerRoman"/>
+      <w:lvlText w:val="%6."/>
+      <w:lvlJc w:val="right"/>
+      <w:pPr>
+        <w:ind w:left="5250" w:hanging="180"/>
+      </w:pPr>
+    </w:lvl>
+    <w:lvl w:ilvl="6" w:tplc="0409000F" w:tentative="1">
+      <w:start w:val="1"/>
+      <w:numFmt w:val="decimal"/>
+      <w:lvlText w:val="%7."/>
+      <w:lvlJc w:val="left"/>
+      <w:pPr>
+        <w:ind w:left="5970" w:hanging="360"/>
+      </w:pPr>
+    </w:lvl>
+    <w:lvl w:ilvl="7" w:tplc="04090019" w:tentative="1">
+      <w:start w:val="1"/>
+      <w:numFmt w:val="lowerLetter"/>
+      <w:lvlText w:val="%8."/>
+      <w:lvlJc w:val="left"/>
+      <w:pPr>
+        <w:ind w:left="6690" w:hanging="360"/>
+      </w:pPr>
+    </w:lvl>
+    <w:lvl w:ilvl="8" w:tplc="0409001B" w:tentative="1">
+      <w:start w:val="1"/>
+      <w:numFmt w:val="lowerRoman"/>
+      <w:lvlText w:val="%9."/>
+      <w:lvlJc w:val="right"/>
+      <w:pPr>
+        <w:ind w:left="7410" w:hanging="180"/>
+      </w:pPr>
+    </w:lvl>
+  </w:abstractNum>
+  <w:abstractNum w:abstractNumId="29" w15:restartNumberingAfterBreak="0">
+    <w:nsid w:val="4C12017B"/>
+    <w:multiLevelType w:val="hybridMultilevel"/>
+    <w:tmpl w:val="85C67A9A"/>
+    <w:lvl w:ilvl="0" w:tplc="A40007BE">
+      <w:start w:val="1"/>
+      <w:numFmt w:val="decimal"/>
+      <w:lvlText w:val="%1-"/>
+      <w:lvlJc w:val="left"/>
+      <w:pPr>
+        <w:ind w:left="1440" w:hanging="360"/>
+      </w:pPr>
+      <w:rPr>
+        <w:rFonts w:hint="default"/>
+      </w:rPr>
+    </w:lvl>
+    <w:lvl w:ilvl="1" w:tplc="04090019" w:tentative="1">
+      <w:start w:val="1"/>
+      <w:numFmt w:val="lowerLetter"/>
+      <w:lvlText w:val="%2."/>
+      <w:lvlJc w:val="left"/>
+      <w:pPr>
+        <w:ind w:left="2160" w:hanging="360"/>
+      </w:pPr>
+    </w:lvl>
+    <w:lvl w:ilvl="2" w:tplc="0409001B" w:tentative="1">
+      <w:start w:val="1"/>
+      <w:numFmt w:val="lowerRoman"/>
+      <w:lvlText w:val="%3."/>
+      <w:lvlJc w:val="right"/>
+      <w:pPr>
+        <w:ind w:left="2880" w:hanging="180"/>
+      </w:pPr>
+    </w:lvl>
+    <w:lvl w:ilvl="3" w:tplc="0409000F" w:tentative="1">
+      <w:start w:val="1"/>
+      <w:numFmt w:val="decimal"/>
+      <w:lvlText w:val="%4."/>
+      <w:lvlJc w:val="left"/>
+      <w:pPr>
+        <w:ind w:left="3600" w:hanging="360"/>
+      </w:pPr>
+    </w:lvl>
+    <w:lvl w:ilvl="4" w:tplc="04090019" w:tentative="1">
+      <w:start w:val="1"/>
+      <w:numFmt w:val="lowerLetter"/>
+      <w:lvlText w:val="%5."/>
+      <w:lvlJc w:val="left"/>
+      <w:pPr>
+        <w:ind w:left="4320" w:hanging="360"/>
+      </w:pPr>
+    </w:lvl>
+    <w:lvl w:ilvl="5" w:tplc="0409001B" w:tentative="1">
+      <w:start w:val="1"/>
+      <w:numFmt w:val="lowerRoman"/>
+      <w:lvlText w:val="%6."/>
+      <w:lvlJc w:val="right"/>
+      <w:pPr>
+        <w:ind w:left="5040" w:hanging="180"/>
+      </w:pPr>
+    </w:lvl>
+    <w:lvl w:ilvl="6" w:tplc="0409000F" w:tentative="1">
+      <w:start w:val="1"/>
+      <w:numFmt w:val="decimal"/>
+      <w:lvlText w:val="%7."/>
+      <w:lvlJc w:val="left"/>
+      <w:pPr>
+        <w:ind w:left="5760" w:hanging="360"/>
+      </w:pPr>
+    </w:lvl>
+    <w:lvl w:ilvl="7" w:tplc="04090019" w:tentative="1">
+      <w:start w:val="1"/>
+      <w:numFmt w:val="lowerLetter"/>
+      <w:lvlText w:val="%8."/>
+      <w:lvlJc w:val="left"/>
+      <w:pPr>
+        <w:ind w:left="6480" w:hanging="360"/>
+      </w:pPr>
+    </w:lvl>
+    <w:lvl w:ilvl="8" w:tplc="0409001B" w:tentative="1">
+      <w:start w:val="1"/>
+      <w:numFmt w:val="lowerRoman"/>
+      <w:lvlText w:val="%9."/>
+      <w:lvlJc w:val="right"/>
+      <w:pPr>
+        <w:ind w:left="7200" w:hanging="180"/>
+      </w:pPr>
+    </w:lvl>
+  </w:abstractNum>
+  <w:abstractNum w:abstractNumId="30" w15:restartNumberingAfterBreak="0">
     <w:nsid w:val="4D697302"/>
     <w:multiLevelType w:val="hybridMultilevel"/>
     <w:tmpl w:val="59B6314C"/>
@@ -12727,7 +12332,7 @@
       </w:pPr>
     </w:lvl>
   </w:abstractNum>
-  <w:abstractNum w:abstractNumId="18" w15:restartNumberingAfterBreak="0">
+  <w:abstractNum w:abstractNumId="31" w15:restartNumberingAfterBreak="0">
     <w:nsid w:val="4E3C0B6C"/>
     <w:multiLevelType w:val="hybridMultilevel"/>
     <w:tmpl w:val="E65E4428"/>
@@ -12836,7 +12441,185 @@
       </w:pPr>
     </w:lvl>
   </w:abstractNum>
-  <w:abstractNum w:abstractNumId="19" w15:restartNumberingAfterBreak="0">
+  <w:abstractNum w:abstractNumId="32" w15:restartNumberingAfterBreak="0">
+    <w:nsid w:val="50B61BC4"/>
+    <w:multiLevelType w:val="hybridMultilevel"/>
+    <w:tmpl w:val="6234E186"/>
+    <w:lvl w:ilvl="0" w:tplc="0409000F">
+      <w:start w:val="1"/>
+      <w:numFmt w:val="decimal"/>
+      <w:lvlText w:val="%1."/>
+      <w:lvlJc w:val="left"/>
+      <w:pPr>
+        <w:ind w:left="720" w:hanging="360"/>
+      </w:pPr>
+      <w:rPr>
+        <w:rFonts w:hint="default"/>
+      </w:rPr>
+    </w:lvl>
+    <w:lvl w:ilvl="1" w:tplc="04090019" w:tentative="1">
+      <w:start w:val="1"/>
+      <w:numFmt w:val="lowerLetter"/>
+      <w:lvlText w:val="%2."/>
+      <w:lvlJc w:val="left"/>
+      <w:pPr>
+        <w:ind w:left="1440" w:hanging="360"/>
+      </w:pPr>
+    </w:lvl>
+    <w:lvl w:ilvl="2" w:tplc="0409001B" w:tentative="1">
+      <w:start w:val="1"/>
+      <w:numFmt w:val="lowerRoman"/>
+      <w:lvlText w:val="%3."/>
+      <w:lvlJc w:val="right"/>
+      <w:pPr>
+        <w:ind w:left="2160" w:hanging="180"/>
+      </w:pPr>
+    </w:lvl>
+    <w:lvl w:ilvl="3" w:tplc="0409000F" w:tentative="1">
+      <w:start w:val="1"/>
+      <w:numFmt w:val="decimal"/>
+      <w:lvlText w:val="%4."/>
+      <w:lvlJc w:val="left"/>
+      <w:pPr>
+        <w:ind w:left="2880" w:hanging="360"/>
+      </w:pPr>
+    </w:lvl>
+    <w:lvl w:ilvl="4" w:tplc="04090019" w:tentative="1">
+      <w:start w:val="1"/>
+      <w:numFmt w:val="lowerLetter"/>
+      <w:lvlText w:val="%5."/>
+      <w:lvlJc w:val="left"/>
+      <w:pPr>
+        <w:ind w:left="3600" w:hanging="360"/>
+      </w:pPr>
+    </w:lvl>
+    <w:lvl w:ilvl="5" w:tplc="0409001B" w:tentative="1">
+      <w:start w:val="1"/>
+      <w:numFmt w:val="lowerRoman"/>
+      <w:lvlText w:val="%6."/>
+      <w:lvlJc w:val="right"/>
+      <w:pPr>
+        <w:ind w:left="4320" w:hanging="180"/>
+      </w:pPr>
+    </w:lvl>
+    <w:lvl w:ilvl="6" w:tplc="0409000F" w:tentative="1">
+      <w:start w:val="1"/>
+      <w:numFmt w:val="decimal"/>
+      <w:lvlText w:val="%7."/>
+      <w:lvlJc w:val="left"/>
+      <w:pPr>
+        <w:ind w:left="5040" w:hanging="360"/>
+      </w:pPr>
+    </w:lvl>
+    <w:lvl w:ilvl="7" w:tplc="04090019" w:tentative="1">
+      <w:start w:val="1"/>
+      <w:numFmt w:val="lowerLetter"/>
+      <w:lvlText w:val="%8."/>
+      <w:lvlJc w:val="left"/>
+      <w:pPr>
+        <w:ind w:left="5760" w:hanging="360"/>
+      </w:pPr>
+    </w:lvl>
+    <w:lvl w:ilvl="8" w:tplc="0409001B" w:tentative="1">
+      <w:start w:val="1"/>
+      <w:numFmt w:val="lowerRoman"/>
+      <w:lvlText w:val="%9."/>
+      <w:lvlJc w:val="right"/>
+      <w:pPr>
+        <w:ind w:left="6480" w:hanging="180"/>
+      </w:pPr>
+    </w:lvl>
+  </w:abstractNum>
+  <w:abstractNum w:abstractNumId="33" w15:restartNumberingAfterBreak="0">
+    <w:nsid w:val="542422C8"/>
+    <w:multiLevelType w:val="hybridMultilevel"/>
+    <w:tmpl w:val="8E8037A2"/>
+    <w:lvl w:ilvl="0" w:tplc="98C8C9E2">
+      <w:start w:val="1"/>
+      <w:numFmt w:val="decimal"/>
+      <w:lvlText w:val="%1-"/>
+      <w:lvlJc w:val="left"/>
+      <w:pPr>
+        <w:ind w:left="1605" w:hanging="360"/>
+      </w:pPr>
+      <w:rPr>
+        <w:rFonts w:hint="default"/>
+      </w:rPr>
+    </w:lvl>
+    <w:lvl w:ilvl="1" w:tplc="04090019" w:tentative="1">
+      <w:start w:val="1"/>
+      <w:numFmt w:val="lowerLetter"/>
+      <w:lvlText w:val="%2."/>
+      <w:lvlJc w:val="left"/>
+      <w:pPr>
+        <w:ind w:left="2325" w:hanging="360"/>
+      </w:pPr>
+    </w:lvl>
+    <w:lvl w:ilvl="2" w:tplc="0409001B" w:tentative="1">
+      <w:start w:val="1"/>
+      <w:numFmt w:val="lowerRoman"/>
+      <w:lvlText w:val="%3."/>
+      <w:lvlJc w:val="right"/>
+      <w:pPr>
+        <w:ind w:left="3045" w:hanging="180"/>
+      </w:pPr>
+    </w:lvl>
+    <w:lvl w:ilvl="3" w:tplc="0409000F" w:tentative="1">
+      <w:start w:val="1"/>
+      <w:numFmt w:val="decimal"/>
+      <w:lvlText w:val="%4."/>
+      <w:lvlJc w:val="left"/>
+      <w:pPr>
+        <w:ind w:left="3765" w:hanging="360"/>
+      </w:pPr>
+    </w:lvl>
+    <w:lvl w:ilvl="4" w:tplc="04090019" w:tentative="1">
+      <w:start w:val="1"/>
+      <w:numFmt w:val="lowerLetter"/>
+      <w:lvlText w:val="%5."/>
+      <w:lvlJc w:val="left"/>
+      <w:pPr>
+        <w:ind w:left="4485" w:hanging="360"/>
+      </w:pPr>
+    </w:lvl>
+    <w:lvl w:ilvl="5" w:tplc="0409001B" w:tentative="1">
+      <w:start w:val="1"/>
+      <w:numFmt w:val="lowerRoman"/>
+      <w:lvlText w:val="%6."/>
+      <w:lvlJc w:val="right"/>
+      <w:pPr>
+        <w:ind w:left="5205" w:hanging="180"/>
+      </w:pPr>
+    </w:lvl>
+    <w:lvl w:ilvl="6" w:tplc="0409000F" w:tentative="1">
+      <w:start w:val="1"/>
+      <w:numFmt w:val="decimal"/>
+      <w:lvlText w:val="%7."/>
+      <w:lvlJc w:val="left"/>
+      <w:pPr>
+        <w:ind w:left="5925" w:hanging="360"/>
+      </w:pPr>
+    </w:lvl>
+    <w:lvl w:ilvl="7" w:tplc="04090019" w:tentative="1">
+      <w:start w:val="1"/>
+      <w:numFmt w:val="lowerLetter"/>
+      <w:lvlText w:val="%8."/>
+      <w:lvlJc w:val="left"/>
+      <w:pPr>
+        <w:ind w:left="6645" w:hanging="360"/>
+      </w:pPr>
+    </w:lvl>
+    <w:lvl w:ilvl="8" w:tplc="0409001B" w:tentative="1">
+      <w:start w:val="1"/>
+      <w:numFmt w:val="lowerRoman"/>
+      <w:lvlText w:val="%9."/>
+      <w:lvlJc w:val="right"/>
+      <w:pPr>
+        <w:ind w:left="7365" w:hanging="180"/>
+      </w:pPr>
+    </w:lvl>
+  </w:abstractNum>
+  <w:abstractNum w:abstractNumId="34" w15:restartNumberingAfterBreak="0">
     <w:nsid w:val="5B215B9B"/>
     <w:multiLevelType w:val="hybridMultilevel"/>
     <w:tmpl w:val="E9A84E36"/>
@@ -12925,7 +12708,297 @@
       </w:pPr>
     </w:lvl>
   </w:abstractNum>
-  <w:abstractNum w:abstractNumId="20" w15:restartNumberingAfterBreak="0">
+  <w:abstractNum w:abstractNumId="35" w15:restartNumberingAfterBreak="0">
+    <w:nsid w:val="5B354A68"/>
+    <w:multiLevelType w:val="hybridMultilevel"/>
+    <w:tmpl w:val="50D0A6AC"/>
+    <w:lvl w:ilvl="0" w:tplc="B7EA420C">
+      <w:numFmt w:val="bullet"/>
+      <w:lvlText w:val="-"/>
+      <w:lvlJc w:val="left"/>
+      <w:pPr>
+        <w:ind w:left="1080" w:hanging="360"/>
+      </w:pPr>
+      <w:rPr>
+        <w:rFonts w:asciiTheme="minorHAnsi" w:eastAsiaTheme="minorHAnsi" w:hAnsiTheme="minorHAnsi" w:cs="Mj_Casablanca Light" w:hint="default"/>
+      </w:rPr>
+    </w:lvl>
+    <w:lvl w:ilvl="1" w:tplc="04090003" w:tentative="1">
+      <w:start w:val="1"/>
+      <w:numFmt w:val="bullet"/>
+      <w:lvlText w:val="o"/>
+      <w:lvlJc w:val="left"/>
+      <w:pPr>
+        <w:ind w:left="1800" w:hanging="360"/>
+      </w:pPr>
+      <w:rPr>
+        <w:rFonts w:ascii="Courier New" w:hAnsi="Courier New" w:cs="Courier New" w:hint="default"/>
+      </w:rPr>
+    </w:lvl>
+    <w:lvl w:ilvl="2" w:tplc="04090005" w:tentative="1">
+      <w:start w:val="1"/>
+      <w:numFmt w:val="bullet"/>
+      <w:lvlText w:val=""/>
+      <w:lvlJc w:val="left"/>
+      <w:pPr>
+        <w:ind w:left="2520" w:hanging="360"/>
+      </w:pPr>
+      <w:rPr>
+        <w:rFonts w:ascii="Wingdings" w:hAnsi="Wingdings" w:hint="default"/>
+      </w:rPr>
+    </w:lvl>
+    <w:lvl w:ilvl="3" w:tplc="04090001" w:tentative="1">
+      <w:start w:val="1"/>
+      <w:numFmt w:val="bullet"/>
+      <w:lvlText w:val=""/>
+      <w:lvlJc w:val="left"/>
+      <w:pPr>
+        <w:ind w:left="3240" w:hanging="360"/>
+      </w:pPr>
+      <w:rPr>
+        <w:rFonts w:ascii="Symbol" w:hAnsi="Symbol" w:hint="default"/>
+      </w:rPr>
+    </w:lvl>
+    <w:lvl w:ilvl="4" w:tplc="04090003" w:tentative="1">
+      <w:start w:val="1"/>
+      <w:numFmt w:val="bullet"/>
+      <w:lvlText w:val="o"/>
+      <w:lvlJc w:val="left"/>
+      <w:pPr>
+        <w:ind w:left="3960" w:hanging="360"/>
+      </w:pPr>
+      <w:rPr>
+        <w:rFonts w:ascii="Courier New" w:hAnsi="Courier New" w:cs="Courier New" w:hint="default"/>
+      </w:rPr>
+    </w:lvl>
+    <w:lvl w:ilvl="5" w:tplc="04090005" w:tentative="1">
+      <w:start w:val="1"/>
+      <w:numFmt w:val="bullet"/>
+      <w:lvlText w:val=""/>
+      <w:lvlJc w:val="left"/>
+      <w:pPr>
+        <w:ind w:left="4680" w:hanging="360"/>
+      </w:pPr>
+      <w:rPr>
+        <w:rFonts w:ascii="Wingdings" w:hAnsi="Wingdings" w:hint="default"/>
+      </w:rPr>
+    </w:lvl>
+    <w:lvl w:ilvl="6" w:tplc="04090001" w:tentative="1">
+      <w:start w:val="1"/>
+      <w:numFmt w:val="bullet"/>
+      <w:lvlText w:val=""/>
+      <w:lvlJc w:val="left"/>
+      <w:pPr>
+        <w:ind w:left="5400" w:hanging="360"/>
+      </w:pPr>
+      <w:rPr>
+        <w:rFonts w:ascii="Symbol" w:hAnsi="Symbol" w:hint="default"/>
+      </w:rPr>
+    </w:lvl>
+    <w:lvl w:ilvl="7" w:tplc="04090003" w:tentative="1">
+      <w:start w:val="1"/>
+      <w:numFmt w:val="bullet"/>
+      <w:lvlText w:val="o"/>
+      <w:lvlJc w:val="left"/>
+      <w:pPr>
+        <w:ind w:left="6120" w:hanging="360"/>
+      </w:pPr>
+      <w:rPr>
+        <w:rFonts w:ascii="Courier New" w:hAnsi="Courier New" w:cs="Courier New" w:hint="default"/>
+      </w:rPr>
+    </w:lvl>
+    <w:lvl w:ilvl="8" w:tplc="04090005" w:tentative="1">
+      <w:start w:val="1"/>
+      <w:numFmt w:val="bullet"/>
+      <w:lvlText w:val=""/>
+      <w:lvlJc w:val="left"/>
+      <w:pPr>
+        <w:ind w:left="6840" w:hanging="360"/>
+      </w:pPr>
+      <w:rPr>
+        <w:rFonts w:ascii="Wingdings" w:hAnsi="Wingdings" w:hint="default"/>
+      </w:rPr>
+    </w:lvl>
+  </w:abstractNum>
+  <w:abstractNum w:abstractNumId="36" w15:restartNumberingAfterBreak="0">
+    <w:nsid w:val="6070650D"/>
+    <w:multiLevelType w:val="hybridMultilevel"/>
+    <w:tmpl w:val="EE0257C0"/>
+    <w:lvl w:ilvl="0" w:tplc="0409000F">
+      <w:start w:val="1"/>
+      <w:numFmt w:val="decimal"/>
+      <w:lvlText w:val="%1."/>
+      <w:lvlJc w:val="left"/>
+      <w:pPr>
+        <w:ind w:left="720" w:hanging="360"/>
+      </w:pPr>
+      <w:rPr>
+        <w:rFonts w:hint="default"/>
+      </w:rPr>
+    </w:lvl>
+    <w:lvl w:ilvl="1" w:tplc="04090019" w:tentative="1">
+      <w:start w:val="1"/>
+      <w:numFmt w:val="lowerLetter"/>
+      <w:lvlText w:val="%2."/>
+      <w:lvlJc w:val="left"/>
+      <w:pPr>
+        <w:ind w:left="1440" w:hanging="360"/>
+      </w:pPr>
+    </w:lvl>
+    <w:lvl w:ilvl="2" w:tplc="0409001B" w:tentative="1">
+      <w:start w:val="1"/>
+      <w:numFmt w:val="lowerRoman"/>
+      <w:lvlText w:val="%3."/>
+      <w:lvlJc w:val="right"/>
+      <w:pPr>
+        <w:ind w:left="2160" w:hanging="180"/>
+      </w:pPr>
+    </w:lvl>
+    <w:lvl w:ilvl="3" w:tplc="0409000F" w:tentative="1">
+      <w:start w:val="1"/>
+      <w:numFmt w:val="decimal"/>
+      <w:lvlText w:val="%4."/>
+      <w:lvlJc w:val="left"/>
+      <w:pPr>
+        <w:ind w:left="2880" w:hanging="360"/>
+      </w:pPr>
+    </w:lvl>
+    <w:lvl w:ilvl="4" w:tplc="04090019" w:tentative="1">
+      <w:start w:val="1"/>
+      <w:numFmt w:val="lowerLetter"/>
+      <w:lvlText w:val="%5."/>
+      <w:lvlJc w:val="left"/>
+      <w:pPr>
+        <w:ind w:left="3600" w:hanging="360"/>
+      </w:pPr>
+    </w:lvl>
+    <w:lvl w:ilvl="5" w:tplc="0409001B" w:tentative="1">
+      <w:start w:val="1"/>
+      <w:numFmt w:val="lowerRoman"/>
+      <w:lvlText w:val="%6."/>
+      <w:lvlJc w:val="right"/>
+      <w:pPr>
+        <w:ind w:left="4320" w:hanging="180"/>
+      </w:pPr>
+    </w:lvl>
+    <w:lvl w:ilvl="6" w:tplc="0409000F" w:tentative="1">
+      <w:start w:val="1"/>
+      <w:numFmt w:val="decimal"/>
+      <w:lvlText w:val="%7."/>
+      <w:lvlJc w:val="left"/>
+      <w:pPr>
+        <w:ind w:left="5040" w:hanging="360"/>
+      </w:pPr>
+    </w:lvl>
+    <w:lvl w:ilvl="7" w:tplc="04090019" w:tentative="1">
+      <w:start w:val="1"/>
+      <w:numFmt w:val="lowerLetter"/>
+      <w:lvlText w:val="%8."/>
+      <w:lvlJc w:val="left"/>
+      <w:pPr>
+        <w:ind w:left="5760" w:hanging="360"/>
+      </w:pPr>
+    </w:lvl>
+    <w:lvl w:ilvl="8" w:tplc="0409001B" w:tentative="1">
+      <w:start w:val="1"/>
+      <w:numFmt w:val="lowerRoman"/>
+      <w:lvlText w:val="%9."/>
+      <w:lvlJc w:val="right"/>
+      <w:pPr>
+        <w:ind w:left="6480" w:hanging="180"/>
+      </w:pPr>
+    </w:lvl>
+  </w:abstractNum>
+  <w:abstractNum w:abstractNumId="37" w15:restartNumberingAfterBreak="0">
+    <w:nsid w:val="610416D7"/>
+    <w:multiLevelType w:val="hybridMultilevel"/>
+    <w:tmpl w:val="FD9E19C4"/>
+    <w:lvl w:ilvl="0" w:tplc="EAF4330E">
+      <w:start w:val="1"/>
+      <w:numFmt w:val="decimal"/>
+      <w:lvlText w:val="%1-"/>
+      <w:lvlJc w:val="left"/>
+      <w:pPr>
+        <w:ind w:left="1440" w:hanging="360"/>
+      </w:pPr>
+      <w:rPr>
+        <w:rFonts w:hint="default"/>
+      </w:rPr>
+    </w:lvl>
+    <w:lvl w:ilvl="1" w:tplc="04090019" w:tentative="1">
+      <w:start w:val="1"/>
+      <w:numFmt w:val="lowerLetter"/>
+      <w:lvlText w:val="%2."/>
+      <w:lvlJc w:val="left"/>
+      <w:pPr>
+        <w:ind w:left="2160" w:hanging="360"/>
+      </w:pPr>
+    </w:lvl>
+    <w:lvl w:ilvl="2" w:tplc="0409001B" w:tentative="1">
+      <w:start w:val="1"/>
+      <w:numFmt w:val="lowerRoman"/>
+      <w:lvlText w:val="%3."/>
+      <w:lvlJc w:val="right"/>
+      <w:pPr>
+        <w:ind w:left="2880" w:hanging="180"/>
+      </w:pPr>
+    </w:lvl>
+    <w:lvl w:ilvl="3" w:tplc="0409000F" w:tentative="1">
+      <w:start w:val="1"/>
+      <w:numFmt w:val="decimal"/>
+      <w:lvlText w:val="%4."/>
+      <w:lvlJc w:val="left"/>
+      <w:pPr>
+        <w:ind w:left="3600" w:hanging="360"/>
+      </w:pPr>
+    </w:lvl>
+    <w:lvl w:ilvl="4" w:tplc="04090019" w:tentative="1">
+      <w:start w:val="1"/>
+      <w:numFmt w:val="lowerLetter"/>
+      <w:lvlText w:val="%5."/>
+      <w:lvlJc w:val="left"/>
+      <w:pPr>
+        <w:ind w:left="4320" w:hanging="360"/>
+      </w:pPr>
+    </w:lvl>
+    <w:lvl w:ilvl="5" w:tplc="0409001B" w:tentative="1">
+      <w:start w:val="1"/>
+      <w:numFmt w:val="lowerRoman"/>
+      <w:lvlText w:val="%6."/>
+      <w:lvlJc w:val="right"/>
+      <w:pPr>
+        <w:ind w:left="5040" w:hanging="180"/>
+      </w:pPr>
+    </w:lvl>
+    <w:lvl w:ilvl="6" w:tplc="0409000F" w:tentative="1">
+      <w:start w:val="1"/>
+      <w:numFmt w:val="decimal"/>
+      <w:lvlText w:val="%7."/>
+      <w:lvlJc w:val="left"/>
+      <w:pPr>
+        <w:ind w:left="5760" w:hanging="360"/>
+      </w:pPr>
+    </w:lvl>
+    <w:lvl w:ilvl="7" w:tplc="04090019" w:tentative="1">
+      <w:start w:val="1"/>
+      <w:numFmt w:val="lowerLetter"/>
+      <w:lvlText w:val="%8."/>
+      <w:lvlJc w:val="left"/>
+      <w:pPr>
+        <w:ind w:left="6480" w:hanging="360"/>
+      </w:pPr>
+    </w:lvl>
+    <w:lvl w:ilvl="8" w:tplc="0409001B" w:tentative="1">
+      <w:start w:val="1"/>
+      <w:numFmt w:val="lowerRoman"/>
+      <w:lvlText w:val="%9."/>
+      <w:lvlJc w:val="right"/>
+      <w:pPr>
+        <w:ind w:left="7200" w:hanging="180"/>
+      </w:pPr>
+    </w:lvl>
+  </w:abstractNum>
+  <w:abstractNum w:abstractNumId="38" w15:restartNumberingAfterBreak="0">
     <w:nsid w:val="654E2827"/>
     <w:multiLevelType w:val="hybridMultilevel"/>
     <w:tmpl w:val="E9A84E36"/>
@@ -13014,7 +13087,7 @@
       </w:pPr>
     </w:lvl>
   </w:abstractNum>
-  <w:abstractNum w:abstractNumId="21" w15:restartNumberingAfterBreak="0">
+  <w:abstractNum w:abstractNumId="39" w15:restartNumberingAfterBreak="0">
     <w:nsid w:val="67F442AF"/>
     <w:multiLevelType w:val="hybridMultilevel"/>
     <w:tmpl w:val="67A24E9E"/>
@@ -13100,7 +13173,7 @@
       </w:pPr>
     </w:lvl>
   </w:abstractNum>
-  <w:abstractNum w:abstractNumId="22" w15:restartNumberingAfterBreak="0">
+  <w:abstractNum w:abstractNumId="40" w15:restartNumberingAfterBreak="0">
     <w:nsid w:val="69227B57"/>
     <w:multiLevelType w:val="hybridMultilevel"/>
     <w:tmpl w:val="7576A506"/>
@@ -13212,7 +13285,7 @@
       </w:rPr>
     </w:lvl>
   </w:abstractNum>
-  <w:abstractNum w:abstractNumId="23" w15:restartNumberingAfterBreak="0">
+  <w:abstractNum w:abstractNumId="41" w15:restartNumberingAfterBreak="0">
     <w:nsid w:val="75953040"/>
     <w:multiLevelType w:val="hybridMultilevel"/>
     <w:tmpl w:val="709C8CC6"/>
@@ -13301,7 +13374,7 @@
       </w:pPr>
     </w:lvl>
   </w:abstractNum>
-  <w:abstractNum w:abstractNumId="24" w15:restartNumberingAfterBreak="0">
+  <w:abstractNum w:abstractNumId="42" w15:restartNumberingAfterBreak="0">
     <w:nsid w:val="77362EA4"/>
     <w:multiLevelType w:val="hybridMultilevel"/>
     <w:tmpl w:val="E9A84E36"/>
@@ -13390,7 +13463,7 @@
       </w:pPr>
     </w:lvl>
   </w:abstractNum>
-  <w:abstractNum w:abstractNumId="25" w15:restartNumberingAfterBreak="0">
+  <w:abstractNum w:abstractNumId="43" w15:restartNumberingAfterBreak="0">
     <w:nsid w:val="79E10249"/>
     <w:multiLevelType w:val="hybridMultilevel"/>
     <w:tmpl w:val="66566764"/>
@@ -13479,7 +13552,7 @@
       </w:pPr>
     </w:lvl>
   </w:abstractNum>
-  <w:abstractNum w:abstractNumId="26" w15:restartNumberingAfterBreak="0">
+  <w:abstractNum w:abstractNumId="44" w15:restartNumberingAfterBreak="0">
     <w:nsid w:val="7E0E27C7"/>
     <w:multiLevelType w:val="hybridMultilevel"/>
     <w:tmpl w:val="9D80AA3A"/>
@@ -13568,7 +13641,7 @@
       </w:pPr>
     </w:lvl>
   </w:abstractNum>
-  <w:abstractNum w:abstractNumId="27" w15:restartNumberingAfterBreak="0">
+  <w:abstractNum w:abstractNumId="45" w15:restartNumberingAfterBreak="0">
     <w:nsid w:val="7F1B14A2"/>
     <w:multiLevelType w:val="hybridMultilevel"/>
     <w:tmpl w:val="8638783E"/>
@@ -13657,95 +13730,149 @@
       </w:pPr>
     </w:lvl>
   </w:abstractNum>
-  <w:num w:numId="1" w16cid:durableId="1243680112">
+  <w:num w:numId="1">
+    <w:abstractNumId w:val="25"/>
+  </w:num>
+  <w:num w:numId="2">
+    <w:abstractNumId w:val="44"/>
+  </w:num>
+  <w:num w:numId="3">
+    <w:abstractNumId w:val="18"/>
+  </w:num>
+  <w:num w:numId="4">
+    <w:abstractNumId w:val="10"/>
+  </w:num>
+  <w:num w:numId="5">
+    <w:abstractNumId w:val="1"/>
+  </w:num>
+  <w:num w:numId="6">
+    <w:abstractNumId w:val="39"/>
+  </w:num>
+  <w:num w:numId="7">
+    <w:abstractNumId w:val="40"/>
+  </w:num>
+  <w:num w:numId="8">
+    <w:abstractNumId w:val="9"/>
+  </w:num>
+  <w:num w:numId="9">
+    <w:abstractNumId w:val="23"/>
+  </w:num>
+  <w:num w:numId="10">
+    <w:abstractNumId w:val="6"/>
+  </w:num>
+  <w:num w:numId="11">
+    <w:abstractNumId w:val="38"/>
+  </w:num>
+  <w:num w:numId="12">
+    <w:abstractNumId w:val="34"/>
+  </w:num>
+  <w:num w:numId="13">
+    <w:abstractNumId w:val="42"/>
+  </w:num>
+  <w:num w:numId="14">
+    <w:abstractNumId w:val="15"/>
+  </w:num>
+  <w:num w:numId="15">
+    <w:abstractNumId w:val="14"/>
+  </w:num>
+  <w:num w:numId="16">
+    <w:abstractNumId w:val="8"/>
+  </w:num>
+  <w:num w:numId="17">
+    <w:abstractNumId w:val="41"/>
+  </w:num>
+  <w:num w:numId="18">
+    <w:abstractNumId w:val="30"/>
+  </w:num>
+  <w:num w:numId="19">
+    <w:abstractNumId w:val="31"/>
+  </w:num>
+  <w:num w:numId="20">
+    <w:abstractNumId w:val="12"/>
+  </w:num>
+  <w:num w:numId="21">
+    <w:abstractNumId w:val="7"/>
+  </w:num>
+  <w:num w:numId="22">
     <w:abstractNumId w:val="16"/>
   </w:num>
-  <w:num w:numId="2" w16cid:durableId="1631131288">
+  <w:num w:numId="23">
+    <w:abstractNumId w:val="19"/>
+  </w:num>
+  <w:num w:numId="24">
+    <w:abstractNumId w:val="45"/>
+  </w:num>
+  <w:num w:numId="25">
+    <w:abstractNumId w:val="3"/>
+  </w:num>
+  <w:num w:numId="26">
+    <w:abstractNumId w:val="11"/>
+  </w:num>
+  <w:num w:numId="27">
+    <w:abstractNumId w:val="2"/>
+  </w:num>
+  <w:num w:numId="28">
+    <w:abstractNumId w:val="43"/>
+  </w:num>
+  <w:num w:numId="29">
+    <w:abstractNumId w:val="35"/>
+  </w:num>
+  <w:num w:numId="30">
+    <w:abstractNumId w:val="37"/>
+  </w:num>
+  <w:num w:numId="31">
+    <w:abstractNumId w:val="20"/>
+  </w:num>
+  <w:num w:numId="32">
+    <w:abstractNumId w:val="29"/>
+  </w:num>
+  <w:num w:numId="33">
+    <w:abstractNumId w:val="5"/>
+  </w:num>
+  <w:num w:numId="34">
     <w:abstractNumId w:val="26"/>
   </w:num>
-  <w:num w:numId="3" w16cid:durableId="1517689331">
+  <w:num w:numId="35">
     <w:abstractNumId w:val="13"/>
   </w:num>
-  <w:num w:numId="4" w16cid:durableId="9072480">
-    <w:abstractNumId w:val="7"/>
+  <w:num w:numId="36">
+    <w:abstractNumId w:val="17"/>
   </w:num>
-  <w:num w:numId="5" w16cid:durableId="264195256">
+  <w:num w:numId="37">
+    <w:abstractNumId w:val="33"/>
+  </w:num>
+  <w:num w:numId="38">
+    <w:abstractNumId w:val="36"/>
+  </w:num>
+  <w:num w:numId="39">
+    <w:abstractNumId w:val="21"/>
+  </w:num>
+  <w:num w:numId="40">
+    <w:abstractNumId w:val="32"/>
+  </w:num>
+  <w:num w:numId="41">
+    <w:abstractNumId w:val="27"/>
+  </w:num>
+  <w:num w:numId="42">
+    <w:abstractNumId w:val="4"/>
+  </w:num>
+  <w:num w:numId="43">
     <w:abstractNumId w:val="0"/>
   </w:num>
-  <w:num w:numId="6" w16cid:durableId="214198431">
-    <w:abstractNumId w:val="21"/>
-  </w:num>
-  <w:num w:numId="7" w16cid:durableId="1874028762">
+  <w:num w:numId="44">
     <w:abstractNumId w:val="22"/>
   </w:num>
-  <w:num w:numId="8" w16cid:durableId="545138910">
-    <w:abstractNumId w:val="6"/>
+  <w:num w:numId="45">
+    <w:abstractNumId w:val="28"/>
   </w:num>
-  <w:num w:numId="9" w16cid:durableId="572474557">
-    <w:abstractNumId w:val="15"/>
-  </w:num>
-  <w:num w:numId="10" w16cid:durableId="1878738781">
-    <w:abstractNumId w:val="3"/>
-  </w:num>
-  <w:num w:numId="11" w16cid:durableId="412052432">
-    <w:abstractNumId w:val="20"/>
-  </w:num>
-  <w:num w:numId="12" w16cid:durableId="365720873">
-    <w:abstractNumId w:val="19"/>
-  </w:num>
-  <w:num w:numId="13" w16cid:durableId="378483353">
+  <w:num w:numId="46">
     <w:abstractNumId w:val="24"/>
-  </w:num>
-  <w:num w:numId="14" w16cid:durableId="965307786">
-    <w:abstractNumId w:val="11"/>
-  </w:num>
-  <w:num w:numId="15" w16cid:durableId="1864323127">
-    <w:abstractNumId w:val="10"/>
-  </w:num>
-  <w:num w:numId="16" w16cid:durableId="1890417304">
-    <w:abstractNumId w:val="5"/>
-  </w:num>
-  <w:num w:numId="17" w16cid:durableId="632443575">
-    <w:abstractNumId w:val="23"/>
-  </w:num>
-  <w:num w:numId="18" w16cid:durableId="1733963609">
-    <w:abstractNumId w:val="17"/>
-  </w:num>
-  <w:num w:numId="19" w16cid:durableId="2072191861">
-    <w:abstractNumId w:val="18"/>
-  </w:num>
-  <w:num w:numId="20" w16cid:durableId="860780762">
-    <w:abstractNumId w:val="9"/>
-  </w:num>
-  <w:num w:numId="21" w16cid:durableId="2085641029">
-    <w:abstractNumId w:val="4"/>
-  </w:num>
-  <w:num w:numId="22" w16cid:durableId="88476434">
-    <w:abstractNumId w:val="12"/>
-  </w:num>
-  <w:num w:numId="23" w16cid:durableId="525681096">
-    <w:abstractNumId w:val="14"/>
-  </w:num>
-  <w:num w:numId="24" w16cid:durableId="1406142675">
-    <w:abstractNumId w:val="27"/>
-  </w:num>
-  <w:num w:numId="25" w16cid:durableId="457839171">
-    <w:abstractNumId w:val="2"/>
-  </w:num>
-  <w:num w:numId="26" w16cid:durableId="1974410955">
-    <w:abstractNumId w:val="8"/>
-  </w:num>
-  <w:num w:numId="27" w16cid:durableId="1509634569">
-    <w:abstractNumId w:val="1"/>
-  </w:num>
-  <w:num w:numId="28" w16cid:durableId="1382091173">
-    <w:abstractNumId w:val="25"/>
   </w:num>
 </w:numbering>
 </file>
 
 <file path=word/styles.xml><?xml version="1.0" encoding="utf-8"?>
-<w:styles xmlns:mc="http://schemas.openxmlformats.org/markup-compatibility/2006" xmlns:r="http://schemas.openxmlformats.org/officeDocument/2006/relationships" xmlns:w="http://schemas.openxmlformats.org/wordprocessingml/2006/main" xmlns:w14="http://schemas.microsoft.com/office/word/2010/wordml" xmlns:w15="http://schemas.microsoft.com/office/word/2012/wordml" xmlns:w16cex="http://schemas.microsoft.com/office/word/2018/wordml/cex" xmlns:w16cid="http://schemas.microsoft.com/office/word/2016/wordml/cid" xmlns:w16="http://schemas.microsoft.com/office/word/2018/wordml" xmlns:w16du="http://schemas.microsoft.com/office/word/2023/wordml/word16du" xmlns:w16sdtdh="http://schemas.microsoft.com/office/word/2020/wordml/sdtdatahash" xmlns:w16sdtfl="http://schemas.microsoft.com/office/word/2024/wordml/sdtformatlock" xmlns:w16se="http://schemas.microsoft.com/office/word/2015/wordml/symex" mc:Ignorable="w14 w15 w16se w16cid w16 w16cex w16sdtdh w16sdtfl w16du">
+<w:styles xmlns:mc="http://schemas.openxmlformats.org/markup-compatibility/2006" xmlns:r="http://schemas.openxmlformats.org/officeDocument/2006/relationships" xmlns:w="http://schemas.openxmlformats.org/wordprocessingml/2006/main" xmlns:w14="http://schemas.microsoft.com/office/word/2010/wordml" xmlns:w15="http://schemas.microsoft.com/office/word/2012/wordml" xmlns:w16cex="http://schemas.microsoft.com/office/word/2018/wordml/cex" xmlns:w16cid="http://schemas.microsoft.com/office/word/2016/wordml/cid" xmlns:w16="http://schemas.microsoft.com/office/word/2018/wordml" xmlns:w16sdtdh="http://schemas.microsoft.com/office/word/2020/wordml/sdtdatahash" xmlns:w16se="http://schemas.microsoft.com/office/word/2015/wordml/symex" mc:Ignorable="w14 w15 w16se w16cid w16 w16cex w16sdtdh">
   <w:docDefaults>
     <w:rPrDefault>
       <w:rPr>
@@ -14348,6 +14475,7 @@
   <w:style w:type="character" w:default="1" w:styleId="DefaultParagraphFont">
     <w:name w:val="Default Paragraph Font"/>
     <w:uiPriority w:val="1"/>
+    <w:semiHidden/>
     <w:unhideWhenUsed/>
   </w:style>
   <w:style w:type="table" w:default="1" w:styleId="TableNormal">
